--- a/docs/Testing_Strategy.docx
+++ b/docs/Testing_Strategy.docx
@@ -70,7 +70,7 @@
           <w:color w:val="2C3E50"/>
           <w:sz w:val="56"/>
         </w:rPr>
-        <w:t>Testing Strategy &amp; Test Report</w:t>
+        <w:t>Testing Strategy &amp; Test Plan</w:t>
       </w:r>
     </w:p>
     <w:p>
@@ -85,7 +85,7 @@
           <w:color w:val="646464"/>
           <w:sz w:val="26"/>
         </w:rPr>
-        <w:t>Comprehensive Test Suite Specification &amp; Execution Results</w:t>
+        <w:t>Comprehensive Test Suite Specification &amp; Verification Strategy</w:t>
       </w:r>
     </w:p>
     <w:p>
@@ -157,7 +157,7 @@
           <w:rFonts w:ascii="Calibri" w:hAnsi="Calibri"/>
           <w:sz w:val="24"/>
         </w:rPr>
-        <w:t>Date: September 12, 2026</w:t>
+        <w:t>Date: September 23, 2026</w:t>
       </w:r>
     </w:p>
     <w:p>
@@ -230,7 +230,7 @@
           <w:rFonts w:ascii="Calibri" w:hAnsi="Calibri"/>
           <w:sz w:val="20"/>
         </w:rPr>
-        <w:t xml:space="preserve"> Testing Strategy &amp; Execution Report</w:t>
+        <w:t xml:space="preserve"> Testing Strategy &amp; Test Plan Specification (Milestone 2)</w:t>
       </w:r>
     </w:p>
     <w:p>
@@ -242,7 +242,7 @@
           <w:rFonts w:ascii="Calibri" w:hAnsi="Calibri"/>
           <w:sz w:val="20"/>
         </w:rPr>
-        <w:t>System Under Test:</w:t>
+        <w:t>System Under Specification:</w:t>
       </w:r>
       <w:r>
         <w:rPr>
@@ -256,7 +256,7 @@
           <w:rFonts w:ascii="Calibri" w:hAnsi="Calibri"/>
           <w:sz w:val="20"/>
         </w:rPr>
-        <w:t xml:space="preserve"> Instant Messaging Client &amp; Server Application (MERN Stack with WebSockets)</w:t>
+        <w:t xml:space="preserve"> Real-Time Instant Messaging Application (MERN Stack with WebSockets)</w:t>
       </w:r>
     </w:p>
     <w:p>
@@ -268,7 +268,7 @@
           <w:rFonts w:ascii="Calibri" w:hAnsi="Calibri"/>
           <w:sz w:val="20"/>
         </w:rPr>
-        <w:t>Test Suite Coverage:</w:t>
+        <w:t>Test Suite Scope:</w:t>
       </w:r>
       <w:r>
         <w:rPr>
@@ -282,33 +282,27 @@
           <w:rFonts w:ascii="Calibri" w:hAnsi="Calibri"/>
           <w:sz w:val="20"/>
         </w:rPr>
-        <w:t xml:space="preserve"> Full API &amp; Application Surface (44 Automated Tests + 10 Manual GUI Tests)</w:t>
+        <w:t xml:space="preserve"> Full API &amp; Application Surface (44 Automated Integration Tests + 10 Manual GUI Scenarios)</w:t>
       </w:r>
     </w:p>
     <w:p>
       <w:pPr>
-        <w:spacing w:after="40"/>
+        <w:spacing w:after="120"/>
       </w:pPr>
       <w:r>
         <w:rPr>
           <w:rFonts w:ascii="Calibri" w:hAnsi="Calibri"/>
-          <w:sz w:val="20"/>
+          <w:b/>
+          <w:sz w:val="22"/>
         </w:rPr>
-        <w:t>Current Execution Status:</w:t>
+        <w:t>Target Quality Gate:</w:t>
       </w:r>
       <w:r>
         <w:rPr>
           <w:rFonts w:ascii="Calibri" w:hAnsi="Calibri"/>
-          <w:b/>
-          <w:sz w:val="20"/>
+          <w:sz w:val="22"/>
         </w:rPr>
-      </w:r>
-      <w:r>
-        <w:rPr>
-          <w:rFonts w:ascii="Calibri" w:hAnsi="Calibri"/>
-          <w:sz w:val="20"/>
-        </w:rPr>
-        <w:t xml:space="preserve"> 54 PASSED / 0 FAILED (100% Pass Rate)</w:t>
+        <w:t xml:space="preserve"> 100% Pass Rate Across All 54 Defined Test Cases (Baseline Verified)</w:t>
       </w:r>
     </w:p>
     <w:p>
@@ -336,7 +330,34 @@
           <w:rFonts w:ascii="Calibri" w:hAnsi="Calibri"/>
           <w:sz w:val="22"/>
         </w:rPr>
-        <w:t xml:space="preserve">The testing strategy for the Instant Messaging system is designed to provide comprehensive verification of both backend protocol correctness and frontend user experience quality. The strategy is built upon the industry-standard </w:t>
+        <w:t xml:space="preserve">The testing strategy for the Instant Messaging system establishes a formal verification framework to ensure both backend protocol correctness and frontend real-time user experience quality. In accordance with Milestone 2 engineering objectives, this document defines the comprehensive </w:t>
+      </w:r>
+      <w:r>
+        <w:rPr>
+          <w:rFonts w:ascii="Calibri" w:hAnsi="Calibri"/>
+          <w:b/>
+          <w:sz w:val="22"/>
+        </w:rPr>
+        <w:t>Test Plan and Verification Strategy</w:t>
+      </w:r>
+      <w:r>
+        <w:rPr>
+          <w:rFonts w:ascii="Calibri" w:hAnsi="Calibri"/>
+          <w:sz w:val="22"/>
+        </w:rPr>
+        <w:t xml:space="preserve"> that governs the validation of the system before final submission in Milestone 3.</w:t>
+      </w:r>
+    </w:p>
+    <w:p>
+      <w:pPr>
+        <w:spacing w:after="120"/>
+      </w:pPr>
+      <w:r>
+        <w:rPr>
+          <w:rFonts w:ascii="Calibri" w:hAnsi="Calibri"/>
+          <w:sz w:val="22"/>
+        </w:rPr>
+        <w:t xml:space="preserve">The architecture adheres to the industry-standard </w:t>
       </w:r>
       <w:r>
         <w:rPr>
@@ -351,7 +372,7 @@
           <w:rFonts w:ascii="Calibri" w:hAnsi="Calibri"/>
           <w:sz w:val="22"/>
         </w:rPr>
-        <w:t xml:space="preserve"> principle, which advocates for a large base of fast, automated tests supplemented by a smaller set of manual end-to-end verification scenarios.</w:t>
+        <w:t xml:space="preserve"> principle, prioritizing a robust foundation of fast, deterministic automated integration tests supplemented by targeted manual end-to-end verification scenarios.</w:t>
       </w:r>
     </w:p>
     <w:p>
@@ -376,9 +397,9 @@
         </w:rPr>
         <w:t xml:space="preserve">          / \</w:t>
         <w:br/>
-        <w:t xml:space="preserve">         /   \      Manual End-to-End GUI Tests (10 Test Cases)</w:t>
+        <w:t xml:space="preserve">         /   \      Manual End-to-End GUI Scenarios (10 Test Cases)</w:t>
         <w:br/>
-        <w:t xml:space="preserve">        / GUI \     - Multi-Browser Incognito Verification</w:t>
+        <w:t xml:space="preserve">        / GUI \     - Multi-Browser Incognito Synchronization</w:t>
         <w:br/>
         <w:t xml:space="preserve">       /-------\    - Presence Badges, Typing Bubbles, Modal Dialogs</w:t>
         <w:br/>
@@ -408,7 +429,7 @@
           <w:rFonts w:ascii="Calibri" w:hAnsi="Calibri"/>
           <w:sz w:val="22"/>
         </w:rPr>
-        <w:t>All 54 test cases are classified into two fundamental testing categories:</w:t>
+        <w:t>All 54 test specifications are classified into three rigorous engineering categories:</w:t>
       </w:r>
     </w:p>
     <w:p>
@@ -428,7 +449,7 @@
           <w:rFonts w:ascii="Calibri" w:hAnsi="Calibri"/>
           <w:sz w:val="22"/>
         </w:rPr>
-        <w:t xml:space="preserve"> Positive tests verify that the system behaves correctly when given </w:t>
+        <w:t xml:space="preserve"> Verifies that the system behaves correctly when presented with </w:t>
       </w:r>
       <w:r>
         <w:rPr>
@@ -451,29 +472,14 @@
           <w:b/>
           <w:sz w:val="22"/>
         </w:rPr>
-        <w:t>authorized users</w:t>
+        <w:t>authorized actors</w:t>
       </w:r>
       <w:r>
         <w:rPr>
           <w:rFonts w:ascii="Calibri" w:hAnsi="Calibri"/>
           <w:sz w:val="22"/>
         </w:rPr>
-        <w:t xml:space="preserve"> following the </w:t>
-      </w:r>
-      <w:r>
-        <w:rPr>
-          <w:rFonts w:ascii="Calibri" w:hAnsi="Calibri"/>
-          <w:b/>
-          <w:sz w:val="22"/>
-        </w:rPr>
-        <w:t>intended workflow</w:t>
-      </w:r>
-      <w:r>
-        <w:rPr>
-          <w:rFonts w:ascii="Calibri" w:hAnsi="Calibri"/>
-          <w:sz w:val="22"/>
-        </w:rPr>
-        <w:t>. These tests confirm that features work as specified in the design document. Expected outcomes include successful HTTP status codes (</w:t>
+        <w:t xml:space="preserve"> following intended workflows. Confirms that functional contracts match the system design specifications with standard success status codes (</w:t>
       </w:r>
       <w:r>
         <w:rPr>
@@ -503,7 +509,7 @@
           <w:rFonts w:ascii="Calibri" w:hAnsi="Calibri"/>
           <w:sz w:val="22"/>
         </w:rPr>
-        <w:t>) and correct state mutations.</w:t>
+        <w:t>) and expected state mutations.</w:t>
       </w:r>
     </w:p>
     <w:p>
@@ -516,14 +522,14 @@
           <w:b/>
           <w:sz w:val="22"/>
         </w:rPr>
-        <w:t>Negative Testing (11 Test Cases):</w:t>
+        <w:t>Negative &amp; Security Testing (11 Test Cases):</w:t>
       </w:r>
       <w:r>
         <w:rPr>
           <w:rFonts w:ascii="Calibri" w:hAnsi="Calibri"/>
           <w:sz w:val="22"/>
         </w:rPr>
-        <w:t xml:space="preserve"> Negative tests verify that the system </w:t>
+        <w:t xml:space="preserve"> Verifies that the system </w:t>
       </w:r>
       <w:r>
         <w:rPr>
@@ -538,7 +544,7 @@
           <w:rFonts w:ascii="Calibri" w:hAnsi="Calibri"/>
           <w:sz w:val="22"/>
         </w:rPr>
-        <w:t xml:space="preserve"> invalid, unauthorized, or malformed requests. These tests intentionally provide bad inputs, missing authentication tokens, forged credentials, or attempt privilege escalation attacks. Expected outcomes include appropriate error HTTP status codes (</w:t>
+        <w:t xml:space="preserve"> unauthorized access, malformed payloads, forged session tokens, and privilege escalation attempts. Asserts proper HTTP security responses (</w:t>
       </w:r>
       <w:r>
         <w:rPr>
@@ -598,7 +604,7 @@
           <w:rFonts w:ascii="Calibri" w:hAnsi="Calibri"/>
           <w:sz w:val="22"/>
         </w:rPr>
-        <w:t>) with descriptive error messages and no data leakage.</w:t>
+        <w:t>) with explicit error messages and zero data leakage.</w:t>
       </w:r>
     </w:p>
     <w:p>
@@ -611,14 +617,14 @@
           <w:b/>
           <w:sz w:val="22"/>
         </w:rPr>
-        <w:t>Manual GUI Testing (10 Test Cases):</w:t>
+        <w:t>Manual End-to-End GUI Testing (10 Scenarios):</w:t>
       </w:r>
       <w:r>
         <w:rPr>
           <w:rFonts w:ascii="Calibri" w:hAnsi="Calibri"/>
           <w:sz w:val="22"/>
         </w:rPr>
-        <w:t xml:space="preserve"> Manual tests verify real-time visual behaviors and user experience elements that cannot be assessed through API calls alone, including WebSocket-driven animations, presence indicators, and cross-browser synchronization.</w:t>
+        <w:t xml:space="preserve"> Verifies multi-client visual synchronization, real-time presence indicators, dynamic typing indicators, and reactive state updates across separate browser contexts that cannot be fully evaluated through headless HTTP assertions alone.</w:t>
       </w:r>
     </w:p>
     <w:p>
@@ -626,7 +632,7 @@
         <w:pStyle w:val="Heading2"/>
       </w:pPr>
       <w:r>
-        <w:t>2. Test Environment &amp; Toolchain</w:t>
+        <w:t>2. Test Environment, Harness &amp; Toolchain</w:t>
       </w:r>
     </w:p>
     <w:p>
@@ -634,7 +640,7 @@
         <w:pStyle w:val="Heading3"/>
       </w:pPr>
       <w:r>
-        <w:t>2.1 Automated Test Infrastructure</w:t>
+        <w:t>2.1 Automated Test Harness Infrastructure</w:t>
       </w:r>
     </w:p>
     <w:p>
@@ -646,7 +652,7 @@
           <w:rFonts w:ascii="Calibri" w:hAnsi="Calibri"/>
           <w:sz w:val="22"/>
         </w:rPr>
-        <w:t xml:space="preserve">The automated test suite is implemented as a </w:t>
+        <w:t xml:space="preserve">The automated test harness is architected as an </w:t>
       </w:r>
       <w:r>
         <w:rPr>
@@ -654,14 +660,14 @@
           <w:b/>
           <w:sz w:val="22"/>
         </w:rPr>
-        <w:t>self-contained test runner</w:t>
+        <w:t>independent, self-contained test runner</w:t>
       </w:r>
       <w:r>
         <w:rPr>
           <w:rFonts w:ascii="Calibri" w:hAnsi="Calibri"/>
           <w:sz w:val="22"/>
         </w:rPr>
-        <w:t xml:space="preserve"> in </w:t>
+        <w:t xml:space="preserve"> located at </w:t>
       </w:r>
       <w:r>
         <w:rPr>
@@ -676,7 +682,7 @@
           <w:rFonts w:ascii="Calibri" w:hAnsi="Calibri"/>
           <w:sz w:val="22"/>
         </w:rPr>
-        <w:t>, requiring no external test frameworks (no Jest, Mocha, or Chai dependency). The test harness uses:</w:t>
+        <w:t>. By utilizing native Node.js runtime primitives alongside lightweight protocol clients, the suite avoids heavyweight framework dependencies while ensuring fast, deterministic execution:</w:t>
       </w:r>
     </w:p>
     <w:tbl>
@@ -778,7 +784,7 @@
                 <w:color w:val="FFFFFF"/>
                 <w:sz w:val="18"/>
               </w:rPr>
-              <w:t>Purpose</w:t>
+              <w:t>Role in Testing Strategy</w:t>
             </w:r>
           </w:p>
         </w:tc>
@@ -799,9 +805,10 @@
             <w:r>
               <w:rPr>
                 <w:rFonts w:ascii="Calibri" w:hAnsi="Calibri"/>
-                <w:sz w:val="18"/>
-              </w:rPr>
-              <w:t>HTTP Client</w:t>
+                <w:b/>
+                <w:sz w:val="18"/>
+              </w:rPr>
+              <w:t>HTTP Protocol Client</w:t>
             </w:r>
           </w:p>
         </w:tc>
@@ -858,7 +865,7 @@
                 <w:rFonts w:ascii="Calibri" w:hAnsi="Calibri"/>
                 <w:sz w:val="18"/>
               </w:rPr>
-              <w:t>REST API endpoint testing</w:t>
+              <w:t>Executes REST API requests against active endpoints</w:t>
             </w:r>
           </w:p>
         </w:tc>
@@ -880,6 +887,7 @@
             <w:r>
               <w:rPr>
                 <w:rFonts w:ascii="Calibri" w:hAnsi="Calibri"/>
+                <w:b/>
                 <w:sz w:val="18"/>
               </w:rPr>
               <w:t>WebSocket Client</w:t>
@@ -934,7 +942,7 @@
                 <w:rFonts w:ascii="Calibri" w:hAnsi="Calibri"/>
                 <w:sz w:val="18"/>
               </w:rPr>
-              <w:t>Real-time event protocol testing</w:t>
+              <w:t>Establishes live duplex event loops to verify real-time events</w:t>
             </w:r>
           </w:p>
         </w:tc>
@@ -955,9 +963,10 @@
             <w:r>
               <w:rPr>
                 <w:rFonts w:ascii="Calibri" w:hAnsi="Calibri"/>
-                <w:sz w:val="18"/>
-              </w:rPr>
-              <w:t>Test Runner</w:t>
+                <w:b/>
+                <w:sz w:val="18"/>
+              </w:rPr>
+              <w:t>Test Runner Engine</w:t>
             </w:r>
           </w:p>
         </w:tc>
@@ -999,7 +1008,7 @@
                 <w:rFonts w:ascii="Calibri" w:hAnsi="Calibri"/>
                 <w:sz w:val="18"/>
               </w:rPr>
-              <w:t>Ordered test case execution with dependency chaining</w:t>
+              <w:t>Manages test execution sequence, setup, and dependency pipelines</w:t>
             </w:r>
           </w:p>
         </w:tc>
@@ -1021,9 +1030,10 @@
             <w:r>
               <w:rPr>
                 <w:rFonts w:ascii="Calibri" w:hAnsi="Calibri"/>
-                <w:sz w:val="18"/>
-              </w:rPr>
-              <w:t>Assertions</w:t>
+                <w:b/>
+                <w:sz w:val="18"/>
+              </w:rPr>
+              <w:t>Assertion System</w:t>
             </w:r>
           </w:p>
         </w:tc>
@@ -1045,7 +1055,7 @@
                 <w:rFonts w:ascii="Calibri" w:hAnsi="Calibri"/>
                 <w:sz w:val="18"/>
               </w:rPr>
-              <w:t>Custom assertion functions</w:t>
+              <w:t>Custom invariant assertions</w:t>
             </w:r>
           </w:p>
         </w:tc>
@@ -1067,7 +1077,7 @@
                 <w:rFonts w:ascii="Calibri" w:hAnsi="Calibri"/>
                 <w:sz w:val="18"/>
               </w:rPr>
-              <w:t>Status code, response body, and invariant verification</w:t>
+              <w:t>Validates HTTP status codes, payload structures, and state mutations</w:t>
             </w:r>
           </w:p>
         </w:tc>
@@ -1088,9 +1098,10 @@
             <w:r>
               <w:rPr>
                 <w:rFonts w:ascii="Calibri" w:hAnsi="Calibri"/>
-                <w:sz w:val="18"/>
-              </w:rPr>
-              <w:t>Database</w:t>
+                <w:b/>
+                <w:sz w:val="18"/>
+              </w:rPr>
+              <w:t>Database Isolation</w:t>
             </w:r>
           </w:p>
         </w:tc>
@@ -1111,7 +1122,7 @@
                 <w:rFonts w:ascii="Calibri" w:hAnsi="Calibri"/>
                 <w:sz w:val="18"/>
               </w:rPr>
-              <w:t>MongoDB (same instance as development)</w:t>
+              <w:t>MongoDB (Test instances)</w:t>
             </w:r>
           </w:p>
         </w:tc>
@@ -1132,7 +1143,7 @@
                 <w:rFonts w:ascii="Calibri" w:hAnsi="Calibri"/>
                 <w:sz w:val="18"/>
               </w:rPr>
-              <w:t>Integration testing against real database</w:t>
+              <w:t>Verifies atomic queries and schema invariants against real MongoDB engine</w:t>
             </w:r>
           </w:p>
         </w:tc>
@@ -1144,7 +1155,7 @@
         <w:pStyle w:val="Heading3"/>
       </w:pPr>
       <w:r>
-        <w:t>2.2 Test Execution Environment</w:t>
+        <w:t>2.2 Execution Parameters</w:t>
       </w:r>
     </w:p>
     <w:p>
@@ -1164,7 +1175,7 @@
           <w:b/>
           <w:sz w:val="22"/>
         </w:rPr>
-        <w:t>Server:</w:t>
+        <w:t>Target Host:</w:t>
       </w:r>
       <w:r>
         <w:rPr>
@@ -1194,14 +1205,14 @@
           <w:b/>
           <w:sz w:val="22"/>
         </w:rPr>
-        <w:t>Database:</w:t>
+        <w:t>Database Engine:</w:t>
       </w:r>
       <w:r>
         <w:rPr>
           <w:rFonts w:ascii="Calibri" w:hAnsi="Calibri"/>
           <w:sz w:val="22"/>
         </w:rPr>
-        <w:t xml:space="preserve"> MongoDB local or Atlas instance - </w:t>
+        <w:t xml:space="preserve"> MongoDB local or managed Atlas instance - </w:t>
       </w:r>
       <w:r>
         <w:rPr>
@@ -1209,14 +1220,14 @@
           <w:b/>
           <w:sz w:val="22"/>
         </w:rPr>
-        <w:t>Execution Time:</w:t>
+        <w:t>Execution Target:</w:t>
       </w:r>
       <w:r>
         <w:rPr>
           <w:rFonts w:ascii="Calibri" w:hAnsi="Calibri"/>
           <w:sz w:val="22"/>
         </w:rPr>
-        <w:t xml:space="preserve"> ~3.5 seconds for all 44 automated test cases - </w:t>
+        <w:t xml:space="preserve"> Sub-5-second execution for all 44 automated integration test cases - </w:t>
       </w:r>
       <w:r>
         <w:rPr>
@@ -1224,14 +1235,14 @@
           <w:b/>
           <w:sz w:val="22"/>
         </w:rPr>
-        <w:t>Isolation:</w:t>
+        <w:t>Data Isolation Policy:</w:t>
       </w:r>
       <w:r>
         <w:rPr>
           <w:rFonts w:ascii="Calibri" w:hAnsi="Calibri"/>
           <w:sz w:val="22"/>
         </w:rPr>
-        <w:t xml:space="preserve"> Each test run creates fresh test users and cleans up after execution</w:t>
+        <w:t xml:space="preserve"> Each execution run utilizes dedicated test identities and performs post-execution cleanup</w:t>
       </w:r>
     </w:p>
     <w:p>
@@ -1239,7 +1250,7 @@
         <w:pStyle w:val="Heading3"/>
       </w:pPr>
       <w:r>
-        <w:t>2.3 Manual Test Environment</w:t>
+        <w:t>2.3 Manual GUI Test Setup</w:t>
       </w:r>
     </w:p>
     <w:p>
@@ -1259,14 +1270,14 @@
           <w:b/>
           <w:sz w:val="22"/>
         </w:rPr>
-        <w:t>Browser 1:</w:t>
+        <w:t>Browser Context A:</w:t>
       </w:r>
       <w:r>
         <w:rPr>
           <w:rFonts w:ascii="Calibri" w:hAnsi="Calibri"/>
           <w:sz w:val="22"/>
         </w:rPr>
-        <w:t xml:space="preserve"> Google Chrome (Normal window) — User A (Alice) - </w:t>
+        <w:t xml:space="preserve"> Google Chrome (Standard Window) — Authenticated as Alice - </w:t>
       </w:r>
       <w:r>
         <w:rPr>
@@ -1274,14 +1285,14 @@
           <w:b/>
           <w:sz w:val="22"/>
         </w:rPr>
-        <w:t>Browser 2:</w:t>
+        <w:t>Browser Context B:</w:t>
       </w:r>
       <w:r>
         <w:rPr>
           <w:rFonts w:ascii="Calibri" w:hAnsi="Calibri"/>
           <w:sz w:val="22"/>
         </w:rPr>
-        <w:t xml:space="preserve"> Google Chrome (Incognito window) — User B (Bob) - </w:t>
+        <w:t xml:space="preserve"> Google Chrome (Incognito Window) — Authenticated as Bob - </w:t>
       </w:r>
       <w:r>
         <w:rPr>
@@ -1289,7 +1300,7 @@
           <w:b/>
           <w:sz w:val="22"/>
         </w:rPr>
-        <w:t>URL:</w:t>
+        <w:t>Client Base URL:</w:t>
       </w:r>
       <w:r>
         <w:rPr>
@@ -1319,14 +1330,14 @@
           <w:b/>
           <w:sz w:val="22"/>
         </w:rPr>
-        <w:t>Verification Method:</w:t>
+        <w:t>Evaluation Mechanism:</w:t>
       </w:r>
       <w:r>
         <w:rPr>
           <w:rFonts w:ascii="Calibri" w:hAnsi="Calibri"/>
           <w:sz w:val="22"/>
         </w:rPr>
-        <w:t xml:space="preserve"> Visual observation with screenshot documentation</w:t>
+        <w:t xml:space="preserve"> Dual-window simultaneous interaction with visual audit</w:t>
       </w:r>
     </w:p>
     <w:p>
@@ -1334,7 +1345,7 @@
         <w:pStyle w:val="Heading2"/>
       </w:pPr>
       <w:r>
-        <w:t>3. Automated Integration Test Suite</w:t>
+        <w:t>3. Automated Integration Test Suite Specification</w:t>
       </w:r>
     </w:p>
     <w:p>
@@ -1354,7 +1365,7 @@
           <w:rFonts w:ascii="Calibri" w:hAnsi="Calibri"/>
           <w:sz w:val="22"/>
         </w:rPr>
-        <w:t>These tests verify the security perimeter of the API — ensuring that unauthenticated and improperly authenticated requests are rejected.</w:t>
+        <w:t>This module specifies the security perimeter tests that verify the application rejects unauthenticated or forged requests before any business logic executes.</w:t>
       </w:r>
     </w:p>
     <w:tbl>
@@ -1429,7 +1440,7 @@
                 <w:color w:val="FFFFFF"/>
                 <w:sz w:val="18"/>
               </w:rPr>
-              <w:t>Type</w:t>
+              <w:t>Category</w:t>
             </w:r>
           </w:p>
         </w:tc>
@@ -1519,7 +1530,7 @@
                 <w:color w:val="FFFFFF"/>
                 <w:sz w:val="18"/>
               </w:rPr>
-              <w:t>Expected Invariant / Result</w:t>
+              <w:t>Expected Invariant &amp; Specification</w:t>
             </w:r>
           </w:p>
         </w:tc>
@@ -1549,7 +1560,7 @@
                 <w:color w:val="FFFFFF"/>
                 <w:sz w:val="18"/>
               </w:rPr>
-              <w:t>Status</w:t>
+              <w:t>Acceptance Criteria</w:t>
             </w:r>
           </w:p>
         </w:tc>
@@ -1660,7 +1671,7 @@
                 <w:rFonts w:ascii="Calibri" w:hAnsi="Calibri"/>
                 <w:sz w:val="18"/>
               </w:rPr>
-              <w:t xml:space="preserve">Rejected </w:t>
+              <w:t xml:space="preserve">Rejection with </w:t>
             </w:r>
             <w:r>
               <w:rPr>
@@ -1697,7 +1708,7 @@
                 <w:b/>
                 <w:sz w:val="18"/>
               </w:rPr>
-              <w:t>PASS</w:t>
+              <w:t>Mandatory PASS</w:t>
             </w:r>
           </w:p>
         </w:tc>
@@ -1768,7 +1779,7 @@
                 <w:b/>
                 <w:sz w:val="18"/>
               </w:rPr>
-              <w:t>Invalid/Forged Token</w:t>
+              <w:t>Forged / Invalid Token</w:t>
             </w:r>
           </w:p>
         </w:tc>
@@ -1813,7 +1824,7 @@
                 <w:rFonts w:ascii="Calibri" w:hAnsi="Calibri"/>
                 <w:sz w:val="18"/>
               </w:rPr>
-              <w:t xml:space="preserve">Rejected </w:t>
+              <w:t xml:space="preserve">Rejection with </w:t>
             </w:r>
             <w:r>
               <w:rPr>
@@ -1851,7 +1862,7 @@
                 <w:b/>
                 <w:sz w:val="18"/>
               </w:rPr>
-              <w:t>PASS</w:t>
+              <w:t>Mandatory PASS</w:t>
             </w:r>
           </w:p>
         </w:tc>
@@ -1962,7 +1973,7 @@
                 <w:rFonts w:ascii="Calibri" w:hAnsi="Calibri"/>
                 <w:sz w:val="18"/>
               </w:rPr>
-              <w:t xml:space="preserve">Rejected </w:t>
+              <w:t xml:space="preserve">Proper fallback rejection with </w:t>
             </w:r>
             <w:r>
               <w:rPr>
@@ -1972,13 +1983,6 @@
               </w:rPr>
               <w:t>404 Not Found</w:t>
             </w:r>
-            <w:r>
-              <w:rPr>
-                <w:rFonts w:ascii="Calibri" w:hAnsi="Calibri"/>
-                <w:sz w:val="18"/>
-              </w:rPr>
-              <w:t xml:space="preserve"> by error middleware</w:t>
-            </w:r>
           </w:p>
         </w:tc>
         <w:tc>
@@ -1999,7 +2003,7 @@
                 <w:b/>
                 <w:sz w:val="18"/>
               </w:rPr>
-              <w:t>PASS</w:t>
+              <w:t>Mandatory PASS</w:t>
             </w:r>
           </w:p>
         </w:tc>
@@ -2016,14 +2020,14 @@
           <w:b/>
           <w:sz w:val="22"/>
         </w:rPr>
-        <w:t>Significance:</w:t>
+        <w:t>Design Rationale:</w:t>
       </w:r>
       <w:r>
         <w:rPr>
           <w:rFonts w:ascii="Calibri" w:hAnsi="Calibri"/>
           <w:sz w:val="22"/>
         </w:rPr>
-        <w:t xml:space="preserve"> If TC-01 or TC-02 were to fail, any unauthenticated user could access private conversations and personal data, representing a critical security breach.</w:t>
+        <w:t xml:space="preserve"> TC-01 and TC-02 validate that the JWT authentication middleware acts as a fail-safe gatekeeper protecting all conversation data.</w:t>
       </w:r>
     </w:p>
     <w:p>
@@ -2031,7 +2035,7 @@
         <w:pStyle w:val="Heading3"/>
       </w:pPr>
       <w:r>
-        <w:t>3.2 Module B: User Management &amp; Registration (TC-04 to TC-10)</w:t>
+        <w:t>3.2 Module B: User Management &amp; Identity Lifecycle (TC-04 to TC-10)</w:t>
       </w:r>
     </w:p>
     <w:p>
@@ -2043,7 +2047,7 @@
           <w:rFonts w:ascii="Calibri" w:hAnsi="Calibri"/>
           <w:sz w:val="22"/>
         </w:rPr>
-        <w:t>These tests cover the complete user lifecycle including registration, authentication, session management, and directory search.</w:t>
+        <w:t>This module specifies tests governing account registration, credential hashing, session token issuance, and user directory discovery.</w:t>
       </w:r>
     </w:p>
     <w:tbl>
@@ -2118,7 +2122,7 @@
                 <w:color w:val="FFFFFF"/>
                 <w:sz w:val="18"/>
               </w:rPr>
-              <w:t>Type</w:t>
+              <w:t>Category</w:t>
             </w:r>
           </w:p>
         </w:tc>
@@ -2208,7 +2212,7 @@
                 <w:color w:val="FFFFFF"/>
                 <w:sz w:val="18"/>
               </w:rPr>
-              <w:t>Expected Invariant / Result</w:t>
+              <w:t>Expected Invariant &amp; Specification</w:t>
             </w:r>
           </w:p>
         </w:tc>
@@ -2238,7 +2242,7 @@
                 <w:color w:val="FFFFFF"/>
                 <w:sz w:val="18"/>
               </w:rPr>
-              <w:t>Status</w:t>
+              <w:t>Acceptance Criteria</w:t>
             </w:r>
           </w:p>
         </w:tc>
@@ -2357,7 +2361,7 @@
                 <w:rFonts w:ascii="Calibri" w:hAnsi="Calibri"/>
                 <w:sz w:val="18"/>
               </w:rPr>
-              <w:t xml:space="preserve"> + Password hashed via Bcrypt + Valid JWT token issued</w:t>
+              <w:t xml:space="preserve"> + Bcrypt password hash + Valid JWT session token</w:t>
             </w:r>
           </w:p>
         </w:tc>
@@ -2379,7 +2383,7 @@
                 <w:b/>
                 <w:sz w:val="18"/>
               </w:rPr>
-              <w:t>PASS</w:t>
+              <w:t>Mandatory PASS</w:t>
             </w:r>
           </w:p>
         </w:tc>
@@ -2533,7 +2537,7 @@
                 <w:b/>
                 <w:sz w:val="18"/>
               </w:rPr>
-              <w:t>PASS</w:t>
+              <w:t>Mandatory PASS</w:t>
             </w:r>
           </w:p>
         </w:tc>
@@ -2652,7 +2656,7 @@
                 <w:rFonts w:ascii="Calibri" w:hAnsi="Calibri"/>
                 <w:sz w:val="18"/>
               </w:rPr>
-              <w:t xml:space="preserve"> + JWT session token issued</w:t>
+              <w:t xml:space="preserve"> + Valid JWT session token returned for valid credentials</w:t>
             </w:r>
           </w:p>
         </w:tc>
@@ -2674,7 +2678,7 @@
                 <w:b/>
                 <w:sz w:val="18"/>
               </w:rPr>
-              <w:t>PASS</w:t>
+              <w:t>Mandatory PASS</w:t>
             </w:r>
           </w:p>
         </w:tc>
@@ -2745,7 +2749,7 @@
                 <w:b/>
                 <w:sz w:val="18"/>
               </w:rPr>
-              <w:t>Wrong Password</w:t>
+              <w:t>Invalid Password</w:t>
             </w:r>
           </w:p>
         </w:tc>
@@ -2828,7 +2832,7 @@
                 <w:b/>
                 <w:sz w:val="18"/>
               </w:rPr>
-              <w:t>PASS</w:t>
+              <w:t>Mandatory PASS</w:t>
             </w:r>
           </w:p>
         </w:tc>
@@ -2896,7 +2900,7 @@
                 <w:b/>
                 <w:sz w:val="18"/>
               </w:rPr>
-              <w:t>Quick Connect Users</w:t>
+              <w:t>Quick Connect Session</w:t>
             </w:r>
           </w:p>
         </w:tc>
@@ -2947,7 +2951,7 @@
                 <w:rFonts w:ascii="Calibri" w:hAnsi="Calibri"/>
                 <w:sz w:val="18"/>
               </w:rPr>
-              <w:t xml:space="preserve"> + Instant session for Alice, Bob, Charlie</w:t>
+              <w:t xml:space="preserve"> + Instant session initialization for designated identities</w:t>
             </w:r>
           </w:p>
         </w:tc>
@@ -2969,7 +2973,7 @@
                 <w:b/>
                 <w:sz w:val="18"/>
               </w:rPr>
-              <w:t>PASS</w:t>
+              <w:t>Mandatory PASS</w:t>
             </w:r>
           </w:p>
         </w:tc>
@@ -3040,7 +3044,7 @@
                 <w:b/>
                 <w:sz w:val="18"/>
               </w:rPr>
-              <w:t>Empty Username</w:t>
+              <w:t>Empty Identity Submission</w:t>
             </w:r>
           </w:p>
         </w:tc>
@@ -3123,7 +3127,7 @@
                 <w:b/>
                 <w:sz w:val="18"/>
               </w:rPr>
-              <w:t>PASS</w:t>
+              <w:t>Mandatory PASS</w:t>
             </w:r>
           </w:p>
         </w:tc>
@@ -3191,7 +3195,7 @@
                 <w:b/>
                 <w:sz w:val="18"/>
               </w:rPr>
-              <w:t>User Directory Search</w:t>
+              <w:t>Directory Search</w:t>
             </w:r>
           </w:p>
         </w:tc>
@@ -3242,7 +3246,7 @@
                 <w:rFonts w:ascii="Calibri" w:hAnsi="Calibri"/>
                 <w:sz w:val="18"/>
               </w:rPr>
-              <w:t xml:space="preserve"> + Search results exclude the requesting user</w:t>
+              <w:t xml:space="preserve"> + Query results correctly exclude requesting caller</w:t>
             </w:r>
           </w:p>
         </w:tc>
@@ -3264,7 +3268,7 @@
                 <w:b/>
                 <w:sz w:val="18"/>
               </w:rPr>
-              <w:t>PASS</w:t>
+              <w:t>Mandatory PASS</w:t>
             </w:r>
           </w:p>
         </w:tc>
@@ -3281,29 +3285,14 @@
           <w:b/>
           <w:sz w:val="22"/>
         </w:rPr>
-        <w:t>Key Verification Points:</w:t>
+        <w:t>Design Rationale:</w:t>
       </w:r>
       <w:r>
         <w:rPr>
           <w:rFonts w:ascii="Calibri" w:hAnsi="Calibri"/>
           <w:sz w:val="22"/>
         </w:rPr>
-        <w:t xml:space="preserve"> - TC-04 verifies that passwords are never stored in plaintext (Bcrypt hash verification). - TC-05 verifies the database unique index constraint on the </w:t>
-      </w:r>
-      <w:r>
-        <w:rPr>
-          <w:rFonts w:ascii="Consolas" w:hAnsi="Consolas"/>
-          <w:color w:val="C0392B"/>
-          <w:sz w:val="19"/>
-        </w:rPr>
-        <w:t>username</w:t>
-      </w:r>
-      <w:r>
-        <w:rPr>
-          <w:rFonts w:ascii="Calibri" w:hAnsi="Calibri"/>
-          <w:sz w:val="22"/>
-        </w:rPr>
-        <w:t xml:space="preserve"> field. - TC-08 verifies the Quick Connect flow for password-less instant sessions.</w:t>
+        <w:t xml:space="preserve"> Enforces cryptographic password security (Bcrypt), uniqueness constraints on user identity, and sanitization of search queries.</w:t>
       </w:r>
     </w:p>
     <w:p>
@@ -3311,7 +3300,7 @@
         <w:pStyle w:val="Heading3"/>
       </w:pPr>
       <w:r>
-        <w:t>3.3 Module C: Direct Message Lifecycle (TC-11 to TC-29)</w:t>
+        <w:t>3.3 Module C: Direct Messaging Lifecycle &amp; Invariants (TC-11 to TC-29)</w:t>
       </w:r>
     </w:p>
     <w:p>
@@ -3323,7 +3312,7 @@
           <w:rFonts w:ascii="Calibri" w:hAnsi="Calibri"/>
           <w:sz w:val="22"/>
         </w:rPr>
-        <w:t>This is the largest test module, covering the complete lifecycle of one-to-one conversations from creation through deletion.</w:t>
+        <w:t>This module specifies the end-to-end lifecycle of one-on-one conversations, including idempotency guarantees, delivery tracking, atomic read receipts, and per-user soft-deletion.</w:t>
       </w:r>
     </w:p>
     <w:tbl>
@@ -3398,7 +3387,7 @@
                 <w:color w:val="FFFFFF"/>
                 <w:sz w:val="18"/>
               </w:rPr>
-              <w:t>Type</w:t>
+              <w:t>Category</w:t>
             </w:r>
           </w:p>
         </w:tc>
@@ -3488,7 +3477,7 @@
                 <w:color w:val="FFFFFF"/>
                 <w:sz w:val="18"/>
               </w:rPr>
-              <w:t>Expected Invariant / Result</w:t>
+              <w:t>Expected Invariant &amp; Specification</w:t>
             </w:r>
           </w:p>
         </w:tc>
@@ -3518,7 +3507,7 @@
                 <w:color w:val="FFFFFF"/>
                 <w:sz w:val="18"/>
               </w:rPr>
-              <w:t>Status</w:t>
+              <w:t>Acceptance Criteria</w:t>
             </w:r>
           </w:p>
         </w:tc>
@@ -3637,7 +3626,7 @@
                 <w:rFonts w:ascii="Calibri" w:hAnsi="Calibri"/>
                 <w:sz w:val="18"/>
               </w:rPr>
-              <w:t xml:space="preserve"> + Chat ID created with 2 participants</w:t>
+              <w:t xml:space="preserve"> + New Chat entity created with exactly 2 participants</w:t>
             </w:r>
           </w:p>
         </w:tc>
@@ -3659,7 +3648,7 @@
                 <w:b/>
                 <w:sz w:val="18"/>
               </w:rPr>
-              <w:t>PASS</w:t>
+              <w:t>Mandatory PASS</w:t>
             </w:r>
           </w:p>
         </w:tc>
@@ -3730,7 +3719,7 @@
                 <w:b/>
                 <w:sz w:val="18"/>
               </w:rPr>
-              <w:t>Chat Idempotency</w:t>
+              <w:t>Idempotent Chat Creation</w:t>
             </w:r>
           </w:p>
         </w:tc>
@@ -3783,7 +3772,7 @@
                 <w:rFonts w:ascii="Calibri" w:hAnsi="Calibri"/>
                 <w:sz w:val="18"/>
               </w:rPr>
-              <w:t xml:space="preserve"> + Returns same Chat ID without creating duplicate</w:t>
+              <w:t xml:space="preserve"> + Returns existing Chat ID without creating duplicate record</w:t>
             </w:r>
           </w:p>
         </w:tc>
@@ -3806,7 +3795,7 @@
                 <w:b/>
                 <w:sz w:val="18"/>
               </w:rPr>
-              <w:t>PASS</w:t>
+              <w:t>Mandatory PASS</w:t>
             </w:r>
           </w:p>
         </w:tc>
@@ -3874,7 +3863,7 @@
                 <w:b/>
                 <w:sz w:val="18"/>
               </w:rPr>
-              <w:t>Fetch Chat List</w:t>
+              <w:t>Fetch Conversation List</w:t>
             </w:r>
           </w:p>
         </w:tc>
@@ -3925,7 +3914,7 @@
                 <w:rFonts w:ascii="Calibri" w:hAnsi="Calibri"/>
                 <w:sz w:val="18"/>
               </w:rPr>
-              <w:t xml:space="preserve"> + Complete chat list with metadata &amp; unread count</w:t>
+              <w:t xml:space="preserve"> + Returns populated conversation metadata and unread counts</w:t>
             </w:r>
           </w:p>
         </w:tc>
@@ -3947,7 +3936,7 @@
                 <w:b/>
                 <w:sz w:val="18"/>
               </w:rPr>
-              <w:t>PASS</w:t>
+              <w:t>Mandatory PASS</w:t>
             </w:r>
           </w:p>
         </w:tc>
@@ -4018,7 +4007,7 @@
                 <w:b/>
                 <w:sz w:val="18"/>
               </w:rPr>
-              <w:t>Send Message</w:t>
+              <w:t>Persist Message</w:t>
             </w:r>
           </w:p>
         </w:tc>
@@ -4071,7 +4060,7 @@
                 <w:rFonts w:ascii="Calibri" w:hAnsi="Calibri"/>
                 <w:sz w:val="18"/>
               </w:rPr>
-              <w:t xml:space="preserve"> + Message persisted in MongoDB</w:t>
+              <w:t xml:space="preserve"> + Message document written to database with relations</w:t>
             </w:r>
           </w:p>
         </w:tc>
@@ -4094,7 +4083,7 @@
                 <w:b/>
                 <w:sz w:val="18"/>
               </w:rPr>
-              <w:t>PASS</w:t>
+              <w:t>Mandatory PASS</w:t>
             </w:r>
           </w:p>
         </w:tc>
@@ -4213,7 +4202,7 @@
                 <w:rFonts w:ascii="Calibri" w:hAnsi="Calibri"/>
                 <w:sz w:val="18"/>
               </w:rPr>
-              <w:t xml:space="preserve"> + Recipient sees the sent message</w:t>
+              <w:t xml:space="preserve"> + Sent message successfully retrieved by recipient</w:t>
             </w:r>
           </w:p>
         </w:tc>
@@ -4235,7 +4224,7 @@
                 <w:b/>
                 <w:sz w:val="18"/>
               </w:rPr>
-              <w:t>PASS</w:t>
+              <w:t>Mandatory PASS</w:t>
             </w:r>
           </w:p>
         </w:tc>
@@ -4306,7 +4295,7 @@
                 <w:b/>
                 <w:sz w:val="18"/>
               </w:rPr>
-              <w:t>Mark Delivered</w:t>
+              <w:t>Bulk Mark Delivered</w:t>
             </w:r>
           </w:p>
         </w:tc>
@@ -4359,7 +4348,7 @@
                 <w:rFonts w:ascii="Calibri" w:hAnsi="Calibri"/>
                 <w:sz w:val="18"/>
               </w:rPr>
-              <w:t xml:space="preserve"> + </w:t>
+              <w:t xml:space="preserve"> + Bulk atomic addition of user ID to </w:t>
             </w:r>
             <w:r>
               <w:rPr>
@@ -4374,7 +4363,7 @@
                 <w:rFonts w:ascii="Calibri" w:hAnsi="Calibri"/>
                 <w:sz w:val="18"/>
               </w:rPr>
-              <w:t xml:space="preserve"> array updated in bulk</w:t>
+              <w:t xml:space="preserve"> array</w:t>
             </w:r>
           </w:p>
         </w:tc>
@@ -4397,7 +4386,7 @@
                 <w:b/>
                 <w:sz w:val="18"/>
               </w:rPr>
-              <w:t>PASS</w:t>
+              <w:t>Mandatory PASS</w:t>
             </w:r>
           </w:p>
         </w:tc>
@@ -4568,7 +4557,7 @@
                 <w:b/>
                 <w:sz w:val="18"/>
               </w:rPr>
-              <w:t>PASS</w:t>
+              <w:t>Mandatory PASS</w:t>
             </w:r>
           </w:p>
         </w:tc>
@@ -4639,7 +4628,7 @@
                 <w:b/>
                 <w:sz w:val="18"/>
               </w:rPr>
-              <w:t>Delete Other's Message</w:t>
+              <w:t>Unauthorized Deletion</w:t>
             </w:r>
           </w:p>
         </w:tc>
@@ -4699,7 +4688,7 @@
                 <w:rFonts w:ascii="Calibri" w:hAnsi="Calibri"/>
                 <w:sz w:val="18"/>
               </w:rPr>
-              <w:t xml:space="preserve"> (Bob cannot delete Alice's message)</w:t>
+              <w:t xml:space="preserve"> (User cannot delete another user's message)</w:t>
             </w:r>
           </w:p>
         </w:tc>
@@ -4722,7 +4711,7 @@
                 <w:b/>
                 <w:sz w:val="18"/>
               </w:rPr>
-              <w:t>PASS</w:t>
+              <w:t>Mandatory PASS</w:t>
             </w:r>
           </w:p>
         </w:tc>
@@ -4790,7 +4779,7 @@
                 <w:b/>
                 <w:sz w:val="18"/>
               </w:rPr>
-              <w:t>Delete Single Message</w:t>
+              <w:t>Sender Deletes Message</w:t>
             </w:r>
           </w:p>
         </w:tc>
@@ -4841,7 +4830,7 @@
                 <w:rFonts w:ascii="Calibri" w:hAnsi="Calibri"/>
                 <w:sz w:val="18"/>
               </w:rPr>
-              <w:t xml:space="preserve"> + Sender deletes message for everyone</w:t>
+              <w:t xml:space="preserve"> + Sender successfully removes message for all participants</w:t>
             </w:r>
           </w:p>
         </w:tc>
@@ -4863,7 +4852,7 @@
                 <w:b/>
                 <w:sz w:val="18"/>
               </w:rPr>
-              <w:t>PASS</w:t>
+              <w:t>Mandatory PASS</w:t>
             </w:r>
           </w:p>
         </w:tc>
@@ -4934,7 +4923,7 @@
                 <w:b/>
                 <w:sz w:val="18"/>
               </w:rPr>
-              <w:t>Verify Deleted Message</w:t>
+              <w:t>Verify Message Removal</w:t>
             </w:r>
           </w:p>
         </w:tc>
@@ -4987,7 +4976,7 @@
                 <w:rFonts w:ascii="Calibri" w:hAnsi="Calibri"/>
                 <w:sz w:val="18"/>
               </w:rPr>
-              <w:t xml:space="preserve"> + Deleted message no longer appears in history</w:t>
+              <w:t xml:space="preserve"> + Deleted message is absent from subsequent history queries</w:t>
             </w:r>
           </w:p>
         </w:tc>
@@ -5010,7 +4999,7 @@
                 <w:b/>
                 <w:sz w:val="18"/>
               </w:rPr>
-              <w:t>PASS</w:t>
+              <w:t>Mandatory PASS</w:t>
             </w:r>
           </w:p>
         </w:tc>
@@ -5078,7 +5067,7 @@
                 <w:b/>
                 <w:sz w:val="18"/>
               </w:rPr>
-              <w:t>Alice Clear Chat</w:t>
+              <w:t>Soft Clear Conversation</w:t>
             </w:r>
           </w:p>
         </w:tc>
@@ -5129,123 +5118,115 @@
                 <w:rFonts w:ascii="Calibri" w:hAnsi="Calibri"/>
                 <w:sz w:val="18"/>
               </w:rPr>
-              <w:t xml:space="preserve"> + Soft clear history for Alice's account only</w:t>
-            </w:r>
-          </w:p>
-        </w:tc>
-        <w:tc>
-          <w:tcPr>
-            <w:tcW w:type="dxa" w:w="1560"/>
-            <w:tcBorders>
-              <w:top w:val="single" w:sz="4" w:space="0" w:color="AAAAAA"/>
-              <w:left w:val="single" w:sz="4" w:space="0" w:color="AAAAAA"/>
-              <w:bottom w:val="single" w:sz="4" w:space="0" w:color="AAAAAA"/>
-              <w:right w:val="single" w:sz="4" w:space="0" w:color="AAAAAA"/>
-            </w:tcBorders>
-          </w:tcPr>
-          <w:p>
-            <w:r/>
-            <w:r>
-              <w:rPr>
-                <w:rFonts w:ascii="Calibri" w:hAnsi="Calibri"/>
-                <w:b/>
-                <w:sz w:val="18"/>
-              </w:rPr>
-              <w:t>PASS</w:t>
-            </w:r>
-          </w:p>
-        </w:tc>
-      </w:tr>
-      <w:tr>
-        <w:tc>
-          <w:tcPr>
-            <w:tcW w:type="dxa" w:w="1560"/>
-            <w:tcBorders>
-              <w:top w:val="single" w:sz="4" w:space="0" w:color="AAAAAA"/>
-              <w:left w:val="single" w:sz="4" w:space="0" w:color="AAAAAA"/>
-              <w:bottom w:val="single" w:sz="4" w:space="0" w:color="AAAAAA"/>
-              <w:right w:val="single" w:sz="4" w:space="0" w:color="AAAAAA"/>
-            </w:tcBorders>
-            <w:shd w:fill="F8F9FA" w:val="clear"/>
-          </w:tcPr>
-          <w:p>
-            <w:r/>
-            <w:r>
-              <w:rPr>
-                <w:rFonts w:ascii="Calibri" w:hAnsi="Calibri"/>
-                <w:b/>
-                <w:sz w:val="18"/>
-              </w:rPr>
-              <w:t>TC-22</w:t>
-            </w:r>
-          </w:p>
-        </w:tc>
-        <w:tc>
-          <w:tcPr>
-            <w:tcW w:type="dxa" w:w="1560"/>
-            <w:tcBorders>
-              <w:top w:val="single" w:sz="4" w:space="0" w:color="AAAAAA"/>
-              <w:left w:val="single" w:sz="4" w:space="0" w:color="AAAAAA"/>
-              <w:bottom w:val="single" w:sz="4" w:space="0" w:color="AAAAAA"/>
-              <w:right w:val="single" w:sz="4" w:space="0" w:color="AAAAAA"/>
-            </w:tcBorders>
-            <w:shd w:fill="F8F9FA" w:val="clear"/>
-          </w:tcPr>
-          <w:p>
-            <w:r/>
-            <w:r>
-              <w:rPr>
-                <w:rFonts w:ascii="Calibri" w:hAnsi="Calibri"/>
-                <w:b/>
-                <w:sz w:val="18"/>
-              </w:rPr>
-              <w:t>[Positive]</w:t>
-            </w:r>
-          </w:p>
-        </w:tc>
-        <w:tc>
-          <w:tcPr>
-            <w:tcW w:type="dxa" w:w="1560"/>
-            <w:tcBorders>
-              <w:top w:val="single" w:sz="4" w:space="0" w:color="AAAAAA"/>
-              <w:left w:val="single" w:sz="4" w:space="0" w:color="AAAAAA"/>
-              <w:bottom w:val="single" w:sz="4" w:space="0" w:color="AAAAAA"/>
-              <w:right w:val="single" w:sz="4" w:space="0" w:color="AAAAAA"/>
-            </w:tcBorders>
-            <w:shd w:fill="F8F9FA" w:val="clear"/>
-          </w:tcPr>
-          <w:p>
-            <w:r/>
-            <w:r>
-              <w:rPr>
-                <w:rFonts w:ascii="Calibri" w:hAnsi="Calibri"/>
-                <w:b/>
-                <w:sz w:val="18"/>
-              </w:rPr>
-              <w:t>Invariant: Alice Empty</w:t>
-            </w:r>
-          </w:p>
-        </w:tc>
-        <w:tc>
-          <w:tcPr>
-            <w:tcW w:type="dxa" w:w="1560"/>
-            <w:tcBorders>
-              <w:top w:val="single" w:sz="4" w:space="0" w:color="AAAAAA"/>
-              <w:left w:val="single" w:sz="4" w:space="0" w:color="AAAAAA"/>
-              <w:bottom w:val="single" w:sz="4" w:space="0" w:color="AAAAAA"/>
-              <w:right w:val="single" w:sz="4" w:space="0" w:color="AAAAAA"/>
-            </w:tcBorders>
-            <w:shd w:fill="F8F9FA" w:val="clear"/>
-          </w:tcPr>
-          <w:p>
-            <w:r/>
+              <w:t xml:space="preserve"> + Updates </w:t>
+            </w:r>
             <w:r>
               <w:rPr>
                 <w:rFonts w:ascii="Consolas" w:hAnsi="Consolas"/>
                 <w:color w:val="C0392B"/>
                 <w:sz w:val="19"/>
               </w:rPr>
-              <w:t>GET /api/message/:chatId</w:t>
+              <w:t>deletedFor</w:t>
+            </w:r>
+            <w:r>
+              <w:rPr>
+                <w:rFonts w:ascii="Calibri" w:hAnsi="Calibri"/>
+                <w:sz w:val="18"/>
+              </w:rPr>
+              <w:t xml:space="preserve"> array for requesting user only</w:t>
+            </w:r>
+          </w:p>
+        </w:tc>
+        <w:tc>
+          <w:tcPr>
+            <w:tcW w:type="dxa" w:w="1560"/>
+            <w:tcBorders>
+              <w:top w:val="single" w:sz="4" w:space="0" w:color="AAAAAA"/>
+              <w:left w:val="single" w:sz="4" w:space="0" w:color="AAAAAA"/>
+              <w:bottom w:val="single" w:sz="4" w:space="0" w:color="AAAAAA"/>
+              <w:right w:val="single" w:sz="4" w:space="0" w:color="AAAAAA"/>
+            </w:tcBorders>
+          </w:tcPr>
+          <w:p>
+            <w:r/>
+            <w:r>
+              <w:rPr>
+                <w:rFonts w:ascii="Calibri" w:hAnsi="Calibri"/>
+                <w:b/>
+                <w:sz w:val="18"/>
+              </w:rPr>
+              <w:t>Mandatory PASS</w:t>
+            </w:r>
+          </w:p>
+        </w:tc>
+      </w:tr>
+      <w:tr>
+        <w:tc>
+          <w:tcPr>
+            <w:tcW w:type="dxa" w:w="1560"/>
+            <w:tcBorders>
+              <w:top w:val="single" w:sz="4" w:space="0" w:color="AAAAAA"/>
+              <w:left w:val="single" w:sz="4" w:space="0" w:color="AAAAAA"/>
+              <w:bottom w:val="single" w:sz="4" w:space="0" w:color="AAAAAA"/>
+              <w:right w:val="single" w:sz="4" w:space="0" w:color="AAAAAA"/>
+            </w:tcBorders>
+            <w:shd w:fill="F8F9FA" w:val="clear"/>
+          </w:tcPr>
+          <w:p>
+            <w:r/>
+            <w:r>
+              <w:rPr>
+                <w:rFonts w:ascii="Calibri" w:hAnsi="Calibri"/>
+                <w:b/>
+                <w:sz w:val="18"/>
+              </w:rPr>
+              <w:t>TC-22</w:t>
+            </w:r>
+          </w:p>
+        </w:tc>
+        <w:tc>
+          <w:tcPr>
+            <w:tcW w:type="dxa" w:w="1560"/>
+            <w:tcBorders>
+              <w:top w:val="single" w:sz="4" w:space="0" w:color="AAAAAA"/>
+              <w:left w:val="single" w:sz="4" w:space="0" w:color="AAAAAA"/>
+              <w:bottom w:val="single" w:sz="4" w:space="0" w:color="AAAAAA"/>
+              <w:right w:val="single" w:sz="4" w:space="0" w:color="AAAAAA"/>
+            </w:tcBorders>
+            <w:shd w:fill="F8F9FA" w:val="clear"/>
+          </w:tcPr>
+          <w:p>
+            <w:r/>
+            <w:r>
+              <w:rPr>
+                <w:rFonts w:ascii="Calibri" w:hAnsi="Calibri"/>
+                <w:b/>
+                <w:sz w:val="18"/>
+              </w:rPr>
+              <w:t>[Positive]</w:t>
+            </w:r>
+          </w:p>
+        </w:tc>
+        <w:tc>
+          <w:tcPr>
+            <w:tcW w:type="dxa" w:w="1560"/>
+            <w:tcBorders>
+              <w:top w:val="single" w:sz="4" w:space="0" w:color="AAAAAA"/>
+              <w:left w:val="single" w:sz="4" w:space="0" w:color="AAAAAA"/>
+              <w:bottom w:val="single" w:sz="4" w:space="0" w:color="AAAAAA"/>
+              <w:right w:val="single" w:sz="4" w:space="0" w:color="AAAAAA"/>
+            </w:tcBorders>
+            <w:shd w:fill="F8F9FA" w:val="clear"/>
+          </w:tcPr>
+          <w:p>
+            <w:r/>
+            <w:r>
+              <w:rPr>
+                <w:rFonts w:ascii="Calibri" w:hAnsi="Calibri"/>
+                <w:b/>
+                <w:sz w:val="18"/>
+              </w:rPr>
+              <w:t>Verify Clear (Alice)</w:t>
             </w:r>
           </w:p>
         </w:tc>
@@ -5268,14 +5249,7 @@
                 <w:color w:val="C0392B"/>
                 <w:sz w:val="19"/>
               </w:rPr>
-              <w:t>200 OK</w:t>
-            </w:r>
-            <w:r>
-              <w:rPr>
-                <w:rFonts w:ascii="Calibri" w:hAnsi="Calibri"/>
-                <w:sz w:val="18"/>
-              </w:rPr>
-              <w:t xml:space="preserve"> + Alice's message history is empty (0 messages)</w:t>
+              <w:t>GET /api/message/:chatId</w:t>
             </w:r>
           </w:p>
         </w:tc>
@@ -5289,96 +5263,6 @@
               <w:right w:val="single" w:sz="4" w:space="0" w:color="AAAAAA"/>
             </w:tcBorders>
             <w:shd w:fill="F8F9FA" w:val="clear"/>
-          </w:tcPr>
-          <w:p>
-            <w:r/>
-            <w:r>
-              <w:rPr>
-                <w:rFonts w:ascii="Calibri" w:hAnsi="Calibri"/>
-                <w:b/>
-                <w:sz w:val="18"/>
-              </w:rPr>
-              <w:t>PASS</w:t>
-            </w:r>
-          </w:p>
-        </w:tc>
-      </w:tr>
-      <w:tr>
-        <w:tc>
-          <w:tcPr>
-            <w:tcW w:type="dxa" w:w="1560"/>
-            <w:tcBorders>
-              <w:top w:val="single" w:sz="4" w:space="0" w:color="AAAAAA"/>
-              <w:left w:val="single" w:sz="4" w:space="0" w:color="AAAAAA"/>
-              <w:bottom w:val="single" w:sz="4" w:space="0" w:color="AAAAAA"/>
-              <w:right w:val="single" w:sz="4" w:space="0" w:color="AAAAAA"/>
-            </w:tcBorders>
-          </w:tcPr>
-          <w:p>
-            <w:r/>
-            <w:r>
-              <w:rPr>
-                <w:rFonts w:ascii="Calibri" w:hAnsi="Calibri"/>
-                <w:b/>
-                <w:sz w:val="18"/>
-              </w:rPr>
-              <w:t>TC-23</w:t>
-            </w:r>
-          </w:p>
-        </w:tc>
-        <w:tc>
-          <w:tcPr>
-            <w:tcW w:type="dxa" w:w="1560"/>
-            <w:tcBorders>
-              <w:top w:val="single" w:sz="4" w:space="0" w:color="AAAAAA"/>
-              <w:left w:val="single" w:sz="4" w:space="0" w:color="AAAAAA"/>
-              <w:bottom w:val="single" w:sz="4" w:space="0" w:color="AAAAAA"/>
-              <w:right w:val="single" w:sz="4" w:space="0" w:color="AAAAAA"/>
-            </w:tcBorders>
-          </w:tcPr>
-          <w:p>
-            <w:r/>
-            <w:r>
-              <w:rPr>
-                <w:rFonts w:ascii="Calibri" w:hAnsi="Calibri"/>
-                <w:b/>
-                <w:sz w:val="18"/>
-              </w:rPr>
-              <w:t>[Positive]</w:t>
-            </w:r>
-          </w:p>
-        </w:tc>
-        <w:tc>
-          <w:tcPr>
-            <w:tcW w:type="dxa" w:w="1560"/>
-            <w:tcBorders>
-              <w:top w:val="single" w:sz="4" w:space="0" w:color="AAAAAA"/>
-              <w:left w:val="single" w:sz="4" w:space="0" w:color="AAAAAA"/>
-              <w:bottom w:val="single" w:sz="4" w:space="0" w:color="AAAAAA"/>
-              <w:right w:val="single" w:sz="4" w:space="0" w:color="AAAAAA"/>
-            </w:tcBorders>
-          </w:tcPr>
-          <w:p>
-            <w:r/>
-            <w:r>
-              <w:rPr>
-                <w:rFonts w:ascii="Calibri" w:hAnsi="Calibri"/>
-                <w:b/>
-                <w:sz w:val="18"/>
-              </w:rPr>
-              <w:t>Invariant: Bob Intact</w:t>
-            </w:r>
-          </w:p>
-        </w:tc>
-        <w:tc>
-          <w:tcPr>
-            <w:tcW w:type="dxa" w:w="1560"/>
-            <w:tcBorders>
-              <w:top w:val="single" w:sz="4" w:space="0" w:color="AAAAAA"/>
-              <w:left w:val="single" w:sz="4" w:space="0" w:color="AAAAAA"/>
-              <w:bottom w:val="single" w:sz="4" w:space="0" w:color="AAAAAA"/>
-              <w:right w:val="single" w:sz="4" w:space="0" w:color="AAAAAA"/>
-            </w:tcBorders>
           </w:tcPr>
           <w:p>
             <w:r/>
@@ -5388,7 +5272,105 @@
                 <w:color w:val="C0392B"/>
                 <w:sz w:val="19"/>
               </w:rPr>
-              <w:t>GET /api/message/:chatId</w:t>
+              <w:t>200 OK</w:t>
+            </w:r>
+            <w:r>
+              <w:rPr>
+                <w:rFonts w:ascii="Calibri" w:hAnsi="Calibri"/>
+                <w:sz w:val="18"/>
+              </w:rPr>
+              <w:t xml:space="preserve"> + Message history for Alice is empty (0 messages)</w:t>
+            </w:r>
+          </w:p>
+        </w:tc>
+        <w:tc>
+          <w:tcPr>
+            <w:tcW w:type="dxa" w:w="1560"/>
+            <w:tcBorders>
+              <w:top w:val="single" w:sz="4" w:space="0" w:color="AAAAAA"/>
+              <w:left w:val="single" w:sz="4" w:space="0" w:color="AAAAAA"/>
+              <w:bottom w:val="single" w:sz="4" w:space="0" w:color="AAAAAA"/>
+              <w:right w:val="single" w:sz="4" w:space="0" w:color="AAAAAA"/>
+            </w:tcBorders>
+            <w:shd w:fill="F8F9FA" w:val="clear"/>
+          </w:tcPr>
+          <w:p>
+            <w:r/>
+            <w:r>
+              <w:rPr>
+                <w:rFonts w:ascii="Calibri" w:hAnsi="Calibri"/>
+                <w:b/>
+                <w:sz w:val="18"/>
+              </w:rPr>
+              <w:t>Mandatory PASS</w:t>
+            </w:r>
+          </w:p>
+        </w:tc>
+      </w:tr>
+      <w:tr>
+        <w:tc>
+          <w:tcPr>
+            <w:tcW w:type="dxa" w:w="1560"/>
+            <w:tcBorders>
+              <w:top w:val="single" w:sz="4" w:space="0" w:color="AAAAAA"/>
+              <w:left w:val="single" w:sz="4" w:space="0" w:color="AAAAAA"/>
+              <w:bottom w:val="single" w:sz="4" w:space="0" w:color="AAAAAA"/>
+              <w:right w:val="single" w:sz="4" w:space="0" w:color="AAAAAA"/>
+            </w:tcBorders>
+          </w:tcPr>
+          <w:p>
+            <w:r/>
+            <w:r>
+              <w:rPr>
+                <w:rFonts w:ascii="Calibri" w:hAnsi="Calibri"/>
+                <w:b/>
+                <w:sz w:val="18"/>
+              </w:rPr>
+              <w:t>TC-23</w:t>
+            </w:r>
+          </w:p>
+        </w:tc>
+        <w:tc>
+          <w:tcPr>
+            <w:tcW w:type="dxa" w:w="1560"/>
+            <w:tcBorders>
+              <w:top w:val="single" w:sz="4" w:space="0" w:color="AAAAAA"/>
+              <w:left w:val="single" w:sz="4" w:space="0" w:color="AAAAAA"/>
+              <w:bottom w:val="single" w:sz="4" w:space="0" w:color="AAAAAA"/>
+              <w:right w:val="single" w:sz="4" w:space="0" w:color="AAAAAA"/>
+            </w:tcBorders>
+          </w:tcPr>
+          <w:p>
+            <w:r/>
+            <w:r>
+              <w:rPr>
+                <w:rFonts w:ascii="Calibri" w:hAnsi="Calibri"/>
+                <w:b/>
+                <w:sz w:val="18"/>
+              </w:rPr>
+              <w:t>[Positive]</w:t>
+            </w:r>
+          </w:p>
+        </w:tc>
+        <w:tc>
+          <w:tcPr>
+            <w:tcW w:type="dxa" w:w="1560"/>
+            <w:tcBorders>
+              <w:top w:val="single" w:sz="4" w:space="0" w:color="AAAAAA"/>
+              <w:left w:val="single" w:sz="4" w:space="0" w:color="AAAAAA"/>
+              <w:bottom w:val="single" w:sz="4" w:space="0" w:color="AAAAAA"/>
+              <w:right w:val="single" w:sz="4" w:space="0" w:color="AAAAAA"/>
+            </w:tcBorders>
+          </w:tcPr>
+          <w:p>
+            <w:r/>
+            <w:r>
+              <w:rPr>
+                <w:rFonts w:ascii="Calibri" w:hAnsi="Calibri"/>
+                <w:b/>
+                <w:sz w:val="18"/>
+              </w:rPr>
+              <w:t>Verify History (Bob)</w:t>
             </w:r>
           </w:p>
         </w:tc>
@@ -5410,14 +5392,7 @@
                 <w:color w:val="C0392B"/>
                 <w:sz w:val="19"/>
               </w:rPr>
-              <w:t>200 OK</w:t>
-            </w:r>
-            <w:r>
-              <w:rPr>
-                <w:rFonts w:ascii="Calibri" w:hAnsi="Calibri"/>
-                <w:sz w:val="18"/>
-              </w:rPr>
-              <w:t xml:space="preserve"> + Bob's message history remains 100% intact and readable</w:t>
+              <w:t>GET /api/message/:chatId</w:t>
             </w:r>
           </w:p>
         </w:tc>
@@ -5430,100 +5405,6 @@
               <w:bottom w:val="single" w:sz="4" w:space="0" w:color="AAAAAA"/>
               <w:right w:val="single" w:sz="4" w:space="0" w:color="AAAAAA"/>
             </w:tcBorders>
-          </w:tcPr>
-          <w:p>
-            <w:r/>
-            <w:r>
-              <w:rPr>
-                <w:rFonts w:ascii="Calibri" w:hAnsi="Calibri"/>
-                <w:b/>
-                <w:sz w:val="18"/>
-              </w:rPr>
-              <w:t>PASS</w:t>
-            </w:r>
-          </w:p>
-        </w:tc>
-      </w:tr>
-      <w:tr>
-        <w:tc>
-          <w:tcPr>
-            <w:tcW w:type="dxa" w:w="1560"/>
-            <w:tcBorders>
-              <w:top w:val="single" w:sz="4" w:space="0" w:color="AAAAAA"/>
-              <w:left w:val="single" w:sz="4" w:space="0" w:color="AAAAAA"/>
-              <w:bottom w:val="single" w:sz="4" w:space="0" w:color="AAAAAA"/>
-              <w:right w:val="single" w:sz="4" w:space="0" w:color="AAAAAA"/>
-            </w:tcBorders>
-            <w:shd w:fill="F8F9FA" w:val="clear"/>
-          </w:tcPr>
-          <w:p>
-            <w:r/>
-            <w:r>
-              <w:rPr>
-                <w:rFonts w:ascii="Calibri" w:hAnsi="Calibri"/>
-                <w:b/>
-                <w:sz w:val="18"/>
-              </w:rPr>
-              <w:t>TC-24</w:t>
-            </w:r>
-          </w:p>
-        </w:tc>
-        <w:tc>
-          <w:tcPr>
-            <w:tcW w:type="dxa" w:w="1560"/>
-            <w:tcBorders>
-              <w:top w:val="single" w:sz="4" w:space="0" w:color="AAAAAA"/>
-              <w:left w:val="single" w:sz="4" w:space="0" w:color="AAAAAA"/>
-              <w:bottom w:val="single" w:sz="4" w:space="0" w:color="AAAAAA"/>
-              <w:right w:val="single" w:sz="4" w:space="0" w:color="AAAAAA"/>
-            </w:tcBorders>
-            <w:shd w:fill="F8F9FA" w:val="clear"/>
-          </w:tcPr>
-          <w:p>
-            <w:r/>
-            <w:r>
-              <w:rPr>
-                <w:rFonts w:ascii="Calibri" w:hAnsi="Calibri"/>
-                <w:b/>
-                <w:sz w:val="18"/>
-              </w:rPr>
-              <w:t>[Positive]</w:t>
-            </w:r>
-          </w:p>
-        </w:tc>
-        <w:tc>
-          <w:tcPr>
-            <w:tcW w:type="dxa" w:w="1560"/>
-            <w:tcBorders>
-              <w:top w:val="single" w:sz="4" w:space="0" w:color="AAAAAA"/>
-              <w:left w:val="single" w:sz="4" w:space="0" w:color="AAAAAA"/>
-              <w:bottom w:val="single" w:sz="4" w:space="0" w:color="AAAAAA"/>
-              <w:right w:val="single" w:sz="4" w:space="0" w:color="AAAAAA"/>
-            </w:tcBorders>
-            <w:shd w:fill="F8F9FA" w:val="clear"/>
-          </w:tcPr>
-          <w:p>
-            <w:r/>
-            <w:r>
-              <w:rPr>
-                <w:rFonts w:ascii="Calibri" w:hAnsi="Calibri"/>
-                <w:b/>
-                <w:sz w:val="18"/>
-              </w:rPr>
-              <w:t>Alice Delete Chat</w:t>
-            </w:r>
-          </w:p>
-        </w:tc>
-        <w:tc>
-          <w:tcPr>
-            <w:tcW w:type="dxa" w:w="1560"/>
-            <w:tcBorders>
-              <w:top w:val="single" w:sz="4" w:space="0" w:color="AAAAAA"/>
-              <w:left w:val="single" w:sz="4" w:space="0" w:color="AAAAAA"/>
-              <w:bottom w:val="single" w:sz="4" w:space="0" w:color="AAAAAA"/>
-              <w:right w:val="single" w:sz="4" w:space="0" w:color="AAAAAA"/>
-            </w:tcBorders>
-            <w:shd w:fill="F8F9FA" w:val="clear"/>
           </w:tcPr>
           <w:p>
             <w:r/>
@@ -5533,7 +5414,107 @@
                 <w:color w:val="C0392B"/>
                 <w:sz w:val="19"/>
               </w:rPr>
-              <w:t>DELETE /api/chat/:chatId</w:t>
+              <w:t>200 OK</w:t>
+            </w:r>
+            <w:r>
+              <w:rPr>
+                <w:rFonts w:ascii="Calibri" w:hAnsi="Calibri"/>
+                <w:sz w:val="18"/>
+              </w:rPr>
+              <w:t xml:space="preserve"> + Message history for Bob remains 100% intact</w:t>
+            </w:r>
+          </w:p>
+        </w:tc>
+        <w:tc>
+          <w:tcPr>
+            <w:tcW w:type="dxa" w:w="1560"/>
+            <w:tcBorders>
+              <w:top w:val="single" w:sz="4" w:space="0" w:color="AAAAAA"/>
+              <w:left w:val="single" w:sz="4" w:space="0" w:color="AAAAAA"/>
+              <w:bottom w:val="single" w:sz="4" w:space="0" w:color="AAAAAA"/>
+              <w:right w:val="single" w:sz="4" w:space="0" w:color="AAAAAA"/>
+            </w:tcBorders>
+          </w:tcPr>
+          <w:p>
+            <w:r/>
+            <w:r>
+              <w:rPr>
+                <w:rFonts w:ascii="Calibri" w:hAnsi="Calibri"/>
+                <w:b/>
+                <w:sz w:val="18"/>
+              </w:rPr>
+              <w:t>Mandatory PASS</w:t>
+            </w:r>
+          </w:p>
+        </w:tc>
+      </w:tr>
+      <w:tr>
+        <w:tc>
+          <w:tcPr>
+            <w:tcW w:type="dxa" w:w="1560"/>
+            <w:tcBorders>
+              <w:top w:val="single" w:sz="4" w:space="0" w:color="AAAAAA"/>
+              <w:left w:val="single" w:sz="4" w:space="0" w:color="AAAAAA"/>
+              <w:bottom w:val="single" w:sz="4" w:space="0" w:color="AAAAAA"/>
+              <w:right w:val="single" w:sz="4" w:space="0" w:color="AAAAAA"/>
+            </w:tcBorders>
+            <w:shd w:fill="F8F9FA" w:val="clear"/>
+          </w:tcPr>
+          <w:p>
+            <w:r/>
+            <w:r>
+              <w:rPr>
+                <w:rFonts w:ascii="Calibri" w:hAnsi="Calibri"/>
+                <w:b/>
+                <w:sz w:val="18"/>
+              </w:rPr>
+              <w:t>TC-24</w:t>
+            </w:r>
+          </w:p>
+        </w:tc>
+        <w:tc>
+          <w:tcPr>
+            <w:tcW w:type="dxa" w:w="1560"/>
+            <w:tcBorders>
+              <w:top w:val="single" w:sz="4" w:space="0" w:color="AAAAAA"/>
+              <w:left w:val="single" w:sz="4" w:space="0" w:color="AAAAAA"/>
+              <w:bottom w:val="single" w:sz="4" w:space="0" w:color="AAAAAA"/>
+              <w:right w:val="single" w:sz="4" w:space="0" w:color="AAAAAA"/>
+            </w:tcBorders>
+            <w:shd w:fill="F8F9FA" w:val="clear"/>
+          </w:tcPr>
+          <w:p>
+            <w:r/>
+            <w:r>
+              <w:rPr>
+                <w:rFonts w:ascii="Calibri" w:hAnsi="Calibri"/>
+                <w:b/>
+                <w:sz w:val="18"/>
+              </w:rPr>
+              <w:t>[Positive]</w:t>
+            </w:r>
+          </w:p>
+        </w:tc>
+        <w:tc>
+          <w:tcPr>
+            <w:tcW w:type="dxa" w:w="1560"/>
+            <w:tcBorders>
+              <w:top w:val="single" w:sz="4" w:space="0" w:color="AAAAAA"/>
+              <w:left w:val="single" w:sz="4" w:space="0" w:color="AAAAAA"/>
+              <w:bottom w:val="single" w:sz="4" w:space="0" w:color="AAAAAA"/>
+              <w:right w:val="single" w:sz="4" w:space="0" w:color="AAAAAA"/>
+            </w:tcBorders>
+            <w:shd w:fill="F8F9FA" w:val="clear"/>
+          </w:tcPr>
+          <w:p>
+            <w:r/>
+            <w:r>
+              <w:rPr>
+                <w:rFonts w:ascii="Calibri" w:hAnsi="Calibri"/>
+                <w:b/>
+                <w:sz w:val="18"/>
+              </w:rPr>
+              <w:t>Delete Conversation (Alice)</w:t>
             </w:r>
           </w:p>
         </w:tc>
@@ -5556,14 +5537,7 @@
                 <w:color w:val="C0392B"/>
                 <w:sz w:val="19"/>
               </w:rPr>
-              <w:t>200 OK</w:t>
-            </w:r>
-            <w:r>
-              <w:rPr>
-                <w:rFonts w:ascii="Calibri" w:hAnsi="Calibri"/>
-                <w:sz w:val="18"/>
-              </w:rPr>
-              <w:t xml:space="preserve"> + Chat hidden from Alice's account</w:t>
+              <w:t>DELETE /api/chat/:chatId</w:t>
             </w:r>
           </w:p>
         </w:tc>
@@ -5577,96 +5551,6 @@
               <w:right w:val="single" w:sz="4" w:space="0" w:color="AAAAAA"/>
             </w:tcBorders>
             <w:shd w:fill="F8F9FA" w:val="clear"/>
-          </w:tcPr>
-          <w:p>
-            <w:r/>
-            <w:r>
-              <w:rPr>
-                <w:rFonts w:ascii="Calibri" w:hAnsi="Calibri"/>
-                <w:b/>
-                <w:sz w:val="18"/>
-              </w:rPr>
-              <w:t>PASS</w:t>
-            </w:r>
-          </w:p>
-        </w:tc>
-      </w:tr>
-      <w:tr>
-        <w:tc>
-          <w:tcPr>
-            <w:tcW w:type="dxa" w:w="1560"/>
-            <w:tcBorders>
-              <w:top w:val="single" w:sz="4" w:space="0" w:color="AAAAAA"/>
-              <w:left w:val="single" w:sz="4" w:space="0" w:color="AAAAAA"/>
-              <w:bottom w:val="single" w:sz="4" w:space="0" w:color="AAAAAA"/>
-              <w:right w:val="single" w:sz="4" w:space="0" w:color="AAAAAA"/>
-            </w:tcBorders>
-          </w:tcPr>
-          <w:p>
-            <w:r/>
-            <w:r>
-              <w:rPr>
-                <w:rFonts w:ascii="Calibri" w:hAnsi="Calibri"/>
-                <w:b/>
-                <w:sz w:val="18"/>
-              </w:rPr>
-              <w:t>TC-25</w:t>
-            </w:r>
-          </w:p>
-        </w:tc>
-        <w:tc>
-          <w:tcPr>
-            <w:tcW w:type="dxa" w:w="1560"/>
-            <w:tcBorders>
-              <w:top w:val="single" w:sz="4" w:space="0" w:color="AAAAAA"/>
-              <w:left w:val="single" w:sz="4" w:space="0" w:color="AAAAAA"/>
-              <w:bottom w:val="single" w:sz="4" w:space="0" w:color="AAAAAA"/>
-              <w:right w:val="single" w:sz="4" w:space="0" w:color="AAAAAA"/>
-            </w:tcBorders>
-          </w:tcPr>
-          <w:p>
-            <w:r/>
-            <w:r>
-              <w:rPr>
-                <w:rFonts w:ascii="Calibri" w:hAnsi="Calibri"/>
-                <w:b/>
-                <w:sz w:val="18"/>
-              </w:rPr>
-              <w:t>[Positive]</w:t>
-            </w:r>
-          </w:p>
-        </w:tc>
-        <w:tc>
-          <w:tcPr>
-            <w:tcW w:type="dxa" w:w="1560"/>
-            <w:tcBorders>
-              <w:top w:val="single" w:sz="4" w:space="0" w:color="AAAAAA"/>
-              <w:left w:val="single" w:sz="4" w:space="0" w:color="AAAAAA"/>
-              <w:bottom w:val="single" w:sz="4" w:space="0" w:color="AAAAAA"/>
-              <w:right w:val="single" w:sz="4" w:space="0" w:color="AAAAAA"/>
-            </w:tcBorders>
-          </w:tcPr>
-          <w:p>
-            <w:r/>
-            <w:r>
-              <w:rPr>
-                <w:rFonts w:ascii="Calibri" w:hAnsi="Calibri"/>
-                <w:b/>
-                <w:sz w:val="18"/>
-              </w:rPr>
-              <w:t>Invariant: Hidden from Alice</w:t>
-            </w:r>
-          </w:p>
-        </w:tc>
-        <w:tc>
-          <w:tcPr>
-            <w:tcW w:type="dxa" w:w="1560"/>
-            <w:tcBorders>
-              <w:top w:val="single" w:sz="4" w:space="0" w:color="AAAAAA"/>
-              <w:left w:val="single" w:sz="4" w:space="0" w:color="AAAAAA"/>
-              <w:bottom w:val="single" w:sz="4" w:space="0" w:color="AAAAAA"/>
-              <w:right w:val="single" w:sz="4" w:space="0" w:color="AAAAAA"/>
-            </w:tcBorders>
           </w:tcPr>
           <w:p>
             <w:r/>
@@ -5676,7 +5560,105 @@
                 <w:color w:val="C0392B"/>
                 <w:sz w:val="19"/>
               </w:rPr>
-              <w:t>GET /api/chat</w:t>
+              <w:t>200 OK</w:t>
+            </w:r>
+            <w:r>
+              <w:rPr>
+                <w:rFonts w:ascii="Calibri" w:hAnsi="Calibri"/>
+                <w:sz w:val="18"/>
+              </w:rPr>
+              <w:t xml:space="preserve"> + Conversation removed from Alice's active list</w:t>
+            </w:r>
+          </w:p>
+        </w:tc>
+        <w:tc>
+          <w:tcPr>
+            <w:tcW w:type="dxa" w:w="1560"/>
+            <w:tcBorders>
+              <w:top w:val="single" w:sz="4" w:space="0" w:color="AAAAAA"/>
+              <w:left w:val="single" w:sz="4" w:space="0" w:color="AAAAAA"/>
+              <w:bottom w:val="single" w:sz="4" w:space="0" w:color="AAAAAA"/>
+              <w:right w:val="single" w:sz="4" w:space="0" w:color="AAAAAA"/>
+            </w:tcBorders>
+            <w:shd w:fill="F8F9FA" w:val="clear"/>
+          </w:tcPr>
+          <w:p>
+            <w:r/>
+            <w:r>
+              <w:rPr>
+                <w:rFonts w:ascii="Calibri" w:hAnsi="Calibri"/>
+                <w:b/>
+                <w:sz w:val="18"/>
+              </w:rPr>
+              <w:t>Mandatory PASS</w:t>
+            </w:r>
+          </w:p>
+        </w:tc>
+      </w:tr>
+      <w:tr>
+        <w:tc>
+          <w:tcPr>
+            <w:tcW w:type="dxa" w:w="1560"/>
+            <w:tcBorders>
+              <w:top w:val="single" w:sz="4" w:space="0" w:color="AAAAAA"/>
+              <w:left w:val="single" w:sz="4" w:space="0" w:color="AAAAAA"/>
+              <w:bottom w:val="single" w:sz="4" w:space="0" w:color="AAAAAA"/>
+              <w:right w:val="single" w:sz="4" w:space="0" w:color="AAAAAA"/>
+            </w:tcBorders>
+          </w:tcPr>
+          <w:p>
+            <w:r/>
+            <w:r>
+              <w:rPr>
+                <w:rFonts w:ascii="Calibri" w:hAnsi="Calibri"/>
+                <w:b/>
+                <w:sz w:val="18"/>
+              </w:rPr>
+              <w:t>TC-25</w:t>
+            </w:r>
+          </w:p>
+        </w:tc>
+        <w:tc>
+          <w:tcPr>
+            <w:tcW w:type="dxa" w:w="1560"/>
+            <w:tcBorders>
+              <w:top w:val="single" w:sz="4" w:space="0" w:color="AAAAAA"/>
+              <w:left w:val="single" w:sz="4" w:space="0" w:color="AAAAAA"/>
+              <w:bottom w:val="single" w:sz="4" w:space="0" w:color="AAAAAA"/>
+              <w:right w:val="single" w:sz="4" w:space="0" w:color="AAAAAA"/>
+            </w:tcBorders>
+          </w:tcPr>
+          <w:p>
+            <w:r/>
+            <w:r>
+              <w:rPr>
+                <w:rFonts w:ascii="Calibri" w:hAnsi="Calibri"/>
+                <w:b/>
+                <w:sz w:val="18"/>
+              </w:rPr>
+              <w:t>[Positive]</w:t>
+            </w:r>
+          </w:p>
+        </w:tc>
+        <w:tc>
+          <w:tcPr>
+            <w:tcW w:type="dxa" w:w="1560"/>
+            <w:tcBorders>
+              <w:top w:val="single" w:sz="4" w:space="0" w:color="AAAAAA"/>
+              <w:left w:val="single" w:sz="4" w:space="0" w:color="AAAAAA"/>
+              <w:bottom w:val="single" w:sz="4" w:space="0" w:color="AAAAAA"/>
+              <w:right w:val="single" w:sz="4" w:space="0" w:color="AAAAAA"/>
+            </w:tcBorders>
+          </w:tcPr>
+          <w:p>
+            <w:r/>
+            <w:r>
+              <w:rPr>
+                <w:rFonts w:ascii="Calibri" w:hAnsi="Calibri"/>
+                <w:b/>
+                <w:sz w:val="18"/>
+              </w:rPr>
+              <w:t>Invariant: Hidden Alice</w:t>
             </w:r>
           </w:p>
         </w:tc>
@@ -5698,14 +5680,7 @@
                 <w:color w:val="C0392B"/>
                 <w:sz w:val="19"/>
               </w:rPr>
-              <w:t>200 OK</w:t>
-            </w:r>
-            <w:r>
-              <w:rPr>
-                <w:rFonts w:ascii="Calibri" w:hAnsi="Calibri"/>
-                <w:sz w:val="18"/>
-              </w:rPr>
-              <w:t xml:space="preserve"> + Chat no longer appears in Alice's chat list</w:t>
+              <w:t>GET /api/chat</w:t>
             </w:r>
           </w:p>
         </w:tc>
@@ -5718,100 +5693,6 @@
               <w:bottom w:val="single" w:sz="4" w:space="0" w:color="AAAAAA"/>
               <w:right w:val="single" w:sz="4" w:space="0" w:color="AAAAAA"/>
             </w:tcBorders>
-          </w:tcPr>
-          <w:p>
-            <w:r/>
-            <w:r>
-              <w:rPr>
-                <w:rFonts w:ascii="Calibri" w:hAnsi="Calibri"/>
-                <w:b/>
-                <w:sz w:val="18"/>
-              </w:rPr>
-              <w:t>PASS</w:t>
-            </w:r>
-          </w:p>
-        </w:tc>
-      </w:tr>
-      <w:tr>
-        <w:tc>
-          <w:tcPr>
-            <w:tcW w:type="dxa" w:w="1560"/>
-            <w:tcBorders>
-              <w:top w:val="single" w:sz="4" w:space="0" w:color="AAAAAA"/>
-              <w:left w:val="single" w:sz="4" w:space="0" w:color="AAAAAA"/>
-              <w:bottom w:val="single" w:sz="4" w:space="0" w:color="AAAAAA"/>
-              <w:right w:val="single" w:sz="4" w:space="0" w:color="AAAAAA"/>
-            </w:tcBorders>
-            <w:shd w:fill="F8F9FA" w:val="clear"/>
-          </w:tcPr>
-          <w:p>
-            <w:r/>
-            <w:r>
-              <w:rPr>
-                <w:rFonts w:ascii="Calibri" w:hAnsi="Calibri"/>
-                <w:b/>
-                <w:sz w:val="18"/>
-              </w:rPr>
-              <w:t>TC-26</w:t>
-            </w:r>
-          </w:p>
-        </w:tc>
-        <w:tc>
-          <w:tcPr>
-            <w:tcW w:type="dxa" w:w="1560"/>
-            <w:tcBorders>
-              <w:top w:val="single" w:sz="4" w:space="0" w:color="AAAAAA"/>
-              <w:left w:val="single" w:sz="4" w:space="0" w:color="AAAAAA"/>
-              <w:bottom w:val="single" w:sz="4" w:space="0" w:color="AAAAAA"/>
-              <w:right w:val="single" w:sz="4" w:space="0" w:color="AAAAAA"/>
-            </w:tcBorders>
-            <w:shd w:fill="F8F9FA" w:val="clear"/>
-          </w:tcPr>
-          <w:p>
-            <w:r/>
-            <w:r>
-              <w:rPr>
-                <w:rFonts w:ascii="Calibri" w:hAnsi="Calibri"/>
-                <w:b/>
-                <w:sz w:val="18"/>
-              </w:rPr>
-              <w:t>[Positive]</w:t>
-            </w:r>
-          </w:p>
-        </w:tc>
-        <w:tc>
-          <w:tcPr>
-            <w:tcW w:type="dxa" w:w="1560"/>
-            <w:tcBorders>
-              <w:top w:val="single" w:sz="4" w:space="0" w:color="AAAAAA"/>
-              <w:left w:val="single" w:sz="4" w:space="0" w:color="AAAAAA"/>
-              <w:bottom w:val="single" w:sz="4" w:space="0" w:color="AAAAAA"/>
-              <w:right w:val="single" w:sz="4" w:space="0" w:color="AAAAAA"/>
-            </w:tcBorders>
-            <w:shd w:fill="F8F9FA" w:val="clear"/>
-          </w:tcPr>
-          <w:p>
-            <w:r/>
-            <w:r>
-              <w:rPr>
-                <w:rFonts w:ascii="Calibri" w:hAnsi="Calibri"/>
-                <w:b/>
-                <w:sz w:val="18"/>
-              </w:rPr>
-              <w:t>Invariant: Visible to Bob</w:t>
-            </w:r>
-          </w:p>
-        </w:tc>
-        <w:tc>
-          <w:tcPr>
-            <w:tcW w:type="dxa" w:w="1560"/>
-            <w:tcBorders>
-              <w:top w:val="single" w:sz="4" w:space="0" w:color="AAAAAA"/>
-              <w:left w:val="single" w:sz="4" w:space="0" w:color="AAAAAA"/>
-              <w:bottom w:val="single" w:sz="4" w:space="0" w:color="AAAAAA"/>
-              <w:right w:val="single" w:sz="4" w:space="0" w:color="AAAAAA"/>
-            </w:tcBorders>
-            <w:shd w:fill="F8F9FA" w:val="clear"/>
           </w:tcPr>
           <w:p>
             <w:r/>
@@ -5821,7 +5702,107 @@
                 <w:color w:val="C0392B"/>
                 <w:sz w:val="19"/>
               </w:rPr>
-              <w:t>GET /api/chat</w:t>
+              <w:t>200 OK</w:t>
+            </w:r>
+            <w:r>
+              <w:rPr>
+                <w:rFonts w:ascii="Calibri" w:hAnsi="Calibri"/>
+                <w:sz w:val="18"/>
+              </w:rPr>
+              <w:t xml:space="preserve"> + Conversation does not appear in Alice's chat query</w:t>
+            </w:r>
+          </w:p>
+        </w:tc>
+        <w:tc>
+          <w:tcPr>
+            <w:tcW w:type="dxa" w:w="1560"/>
+            <w:tcBorders>
+              <w:top w:val="single" w:sz="4" w:space="0" w:color="AAAAAA"/>
+              <w:left w:val="single" w:sz="4" w:space="0" w:color="AAAAAA"/>
+              <w:bottom w:val="single" w:sz="4" w:space="0" w:color="AAAAAA"/>
+              <w:right w:val="single" w:sz="4" w:space="0" w:color="AAAAAA"/>
+            </w:tcBorders>
+          </w:tcPr>
+          <w:p>
+            <w:r/>
+            <w:r>
+              <w:rPr>
+                <w:rFonts w:ascii="Calibri" w:hAnsi="Calibri"/>
+                <w:b/>
+                <w:sz w:val="18"/>
+              </w:rPr>
+              <w:t>Mandatory PASS</w:t>
+            </w:r>
+          </w:p>
+        </w:tc>
+      </w:tr>
+      <w:tr>
+        <w:tc>
+          <w:tcPr>
+            <w:tcW w:type="dxa" w:w="1560"/>
+            <w:tcBorders>
+              <w:top w:val="single" w:sz="4" w:space="0" w:color="AAAAAA"/>
+              <w:left w:val="single" w:sz="4" w:space="0" w:color="AAAAAA"/>
+              <w:bottom w:val="single" w:sz="4" w:space="0" w:color="AAAAAA"/>
+              <w:right w:val="single" w:sz="4" w:space="0" w:color="AAAAAA"/>
+            </w:tcBorders>
+            <w:shd w:fill="F8F9FA" w:val="clear"/>
+          </w:tcPr>
+          <w:p>
+            <w:r/>
+            <w:r>
+              <w:rPr>
+                <w:rFonts w:ascii="Calibri" w:hAnsi="Calibri"/>
+                <w:b/>
+                <w:sz w:val="18"/>
+              </w:rPr>
+              <w:t>TC-26</w:t>
+            </w:r>
+          </w:p>
+        </w:tc>
+        <w:tc>
+          <w:tcPr>
+            <w:tcW w:type="dxa" w:w="1560"/>
+            <w:tcBorders>
+              <w:top w:val="single" w:sz="4" w:space="0" w:color="AAAAAA"/>
+              <w:left w:val="single" w:sz="4" w:space="0" w:color="AAAAAA"/>
+              <w:bottom w:val="single" w:sz="4" w:space="0" w:color="AAAAAA"/>
+              <w:right w:val="single" w:sz="4" w:space="0" w:color="AAAAAA"/>
+            </w:tcBorders>
+            <w:shd w:fill="F8F9FA" w:val="clear"/>
+          </w:tcPr>
+          <w:p>
+            <w:r/>
+            <w:r>
+              <w:rPr>
+                <w:rFonts w:ascii="Calibri" w:hAnsi="Calibri"/>
+                <w:b/>
+                <w:sz w:val="18"/>
+              </w:rPr>
+              <w:t>[Positive]</w:t>
+            </w:r>
+          </w:p>
+        </w:tc>
+        <w:tc>
+          <w:tcPr>
+            <w:tcW w:type="dxa" w:w="1560"/>
+            <w:tcBorders>
+              <w:top w:val="single" w:sz="4" w:space="0" w:color="AAAAAA"/>
+              <w:left w:val="single" w:sz="4" w:space="0" w:color="AAAAAA"/>
+              <w:bottom w:val="single" w:sz="4" w:space="0" w:color="AAAAAA"/>
+              <w:right w:val="single" w:sz="4" w:space="0" w:color="AAAAAA"/>
+            </w:tcBorders>
+            <w:shd w:fill="F8F9FA" w:val="clear"/>
+          </w:tcPr>
+          <w:p>
+            <w:r/>
+            <w:r>
+              <w:rPr>
+                <w:rFonts w:ascii="Calibri" w:hAnsi="Calibri"/>
+                <w:b/>
+                <w:sz w:val="18"/>
+              </w:rPr>
+              <w:t>Invariant: Visible Bob</w:t>
             </w:r>
           </w:p>
         </w:tc>
@@ -5844,14 +5825,7 @@
                 <w:color w:val="C0392B"/>
                 <w:sz w:val="19"/>
               </w:rPr>
-              <w:t>200 OK</w:t>
-            </w:r>
-            <w:r>
-              <w:rPr>
-                <w:rFonts w:ascii="Calibri" w:hAnsi="Calibri"/>
-                <w:sz w:val="18"/>
-              </w:rPr>
-              <w:t xml:space="preserve"> + Chat remains visible in Bob's chat list</w:t>
+              <w:t>GET /api/chat</w:t>
             </w:r>
           </w:p>
         </w:tc>
@@ -5865,96 +5839,6 @@
               <w:right w:val="single" w:sz="4" w:space="0" w:color="AAAAAA"/>
             </w:tcBorders>
             <w:shd w:fill="F8F9FA" w:val="clear"/>
-          </w:tcPr>
-          <w:p>
-            <w:r/>
-            <w:r>
-              <w:rPr>
-                <w:rFonts w:ascii="Calibri" w:hAnsi="Calibri"/>
-                <w:b/>
-                <w:sz w:val="18"/>
-              </w:rPr>
-              <w:t>PASS</w:t>
-            </w:r>
-          </w:p>
-        </w:tc>
-      </w:tr>
-      <w:tr>
-        <w:tc>
-          <w:tcPr>
-            <w:tcW w:type="dxa" w:w="1560"/>
-            <w:tcBorders>
-              <w:top w:val="single" w:sz="4" w:space="0" w:color="AAAAAA"/>
-              <w:left w:val="single" w:sz="4" w:space="0" w:color="AAAAAA"/>
-              <w:bottom w:val="single" w:sz="4" w:space="0" w:color="AAAAAA"/>
-              <w:right w:val="single" w:sz="4" w:space="0" w:color="AAAAAA"/>
-            </w:tcBorders>
-          </w:tcPr>
-          <w:p>
-            <w:r/>
-            <w:r>
-              <w:rPr>
-                <w:rFonts w:ascii="Calibri" w:hAnsi="Calibri"/>
-                <w:b/>
-                <w:sz w:val="18"/>
-              </w:rPr>
-              <w:t>TC-27</w:t>
-            </w:r>
-          </w:p>
-        </w:tc>
-        <w:tc>
-          <w:tcPr>
-            <w:tcW w:type="dxa" w:w="1560"/>
-            <w:tcBorders>
-              <w:top w:val="single" w:sz="4" w:space="0" w:color="AAAAAA"/>
-              <w:left w:val="single" w:sz="4" w:space="0" w:color="AAAAAA"/>
-              <w:bottom w:val="single" w:sz="4" w:space="0" w:color="AAAAAA"/>
-              <w:right w:val="single" w:sz="4" w:space="0" w:color="AAAAAA"/>
-            </w:tcBorders>
-          </w:tcPr>
-          <w:p>
-            <w:r/>
-            <w:r>
-              <w:rPr>
-                <w:rFonts w:ascii="Calibri" w:hAnsi="Calibri"/>
-                <w:b/>
-                <w:sz w:val="18"/>
-              </w:rPr>
-              <w:t>[Positive]</w:t>
-            </w:r>
-          </w:p>
-        </w:tc>
-        <w:tc>
-          <w:tcPr>
-            <w:tcW w:type="dxa" w:w="1560"/>
-            <w:tcBorders>
-              <w:top w:val="single" w:sz="4" w:space="0" w:color="AAAAAA"/>
-              <w:left w:val="single" w:sz="4" w:space="0" w:color="AAAAAA"/>
-              <w:bottom w:val="single" w:sz="4" w:space="0" w:color="AAAAAA"/>
-              <w:right w:val="single" w:sz="4" w:space="0" w:color="AAAAAA"/>
-            </w:tcBorders>
-          </w:tcPr>
-          <w:p>
-            <w:r/>
-            <w:r>
-              <w:rPr>
-                <w:rFonts w:ascii="Calibri" w:hAnsi="Calibri"/>
-                <w:b/>
-                <w:sz w:val="18"/>
-              </w:rPr>
-              <w:t>Reopen Starts Clean</w:t>
-            </w:r>
-          </w:p>
-        </w:tc>
-        <w:tc>
-          <w:tcPr>
-            <w:tcW w:type="dxa" w:w="1560"/>
-            <w:tcBorders>
-              <w:top w:val="single" w:sz="4" w:space="0" w:color="AAAAAA"/>
-              <w:left w:val="single" w:sz="4" w:space="0" w:color="AAAAAA"/>
-              <w:bottom w:val="single" w:sz="4" w:space="0" w:color="AAAAAA"/>
-              <w:right w:val="single" w:sz="4" w:space="0" w:color="AAAAAA"/>
-            </w:tcBorders>
           </w:tcPr>
           <w:p>
             <w:r/>
@@ -5964,7 +5848,105 @@
                 <w:color w:val="C0392B"/>
                 <w:sz w:val="19"/>
               </w:rPr>
-              <w:t>POST /api/chat</w:t>
+              <w:t>200 OK</w:t>
+            </w:r>
+            <w:r>
+              <w:rPr>
+                <w:rFonts w:ascii="Calibri" w:hAnsi="Calibri"/>
+                <w:sz w:val="18"/>
+              </w:rPr>
+              <w:t xml:space="preserve"> + Conversation remains accessible in Bob's active list</w:t>
+            </w:r>
+          </w:p>
+        </w:tc>
+        <w:tc>
+          <w:tcPr>
+            <w:tcW w:type="dxa" w:w="1560"/>
+            <w:tcBorders>
+              <w:top w:val="single" w:sz="4" w:space="0" w:color="AAAAAA"/>
+              <w:left w:val="single" w:sz="4" w:space="0" w:color="AAAAAA"/>
+              <w:bottom w:val="single" w:sz="4" w:space="0" w:color="AAAAAA"/>
+              <w:right w:val="single" w:sz="4" w:space="0" w:color="AAAAAA"/>
+            </w:tcBorders>
+            <w:shd w:fill="F8F9FA" w:val="clear"/>
+          </w:tcPr>
+          <w:p>
+            <w:r/>
+            <w:r>
+              <w:rPr>
+                <w:rFonts w:ascii="Calibri" w:hAnsi="Calibri"/>
+                <w:b/>
+                <w:sz w:val="18"/>
+              </w:rPr>
+              <w:t>Mandatory PASS</w:t>
+            </w:r>
+          </w:p>
+        </w:tc>
+      </w:tr>
+      <w:tr>
+        <w:tc>
+          <w:tcPr>
+            <w:tcW w:type="dxa" w:w="1560"/>
+            <w:tcBorders>
+              <w:top w:val="single" w:sz="4" w:space="0" w:color="AAAAAA"/>
+              <w:left w:val="single" w:sz="4" w:space="0" w:color="AAAAAA"/>
+              <w:bottom w:val="single" w:sz="4" w:space="0" w:color="AAAAAA"/>
+              <w:right w:val="single" w:sz="4" w:space="0" w:color="AAAAAA"/>
+            </w:tcBorders>
+          </w:tcPr>
+          <w:p>
+            <w:r/>
+            <w:r>
+              <w:rPr>
+                <w:rFonts w:ascii="Calibri" w:hAnsi="Calibri"/>
+                <w:b/>
+                <w:sz w:val="18"/>
+              </w:rPr>
+              <w:t>TC-27</w:t>
+            </w:r>
+          </w:p>
+        </w:tc>
+        <w:tc>
+          <w:tcPr>
+            <w:tcW w:type="dxa" w:w="1560"/>
+            <w:tcBorders>
+              <w:top w:val="single" w:sz="4" w:space="0" w:color="AAAAAA"/>
+              <w:left w:val="single" w:sz="4" w:space="0" w:color="AAAAAA"/>
+              <w:bottom w:val="single" w:sz="4" w:space="0" w:color="AAAAAA"/>
+              <w:right w:val="single" w:sz="4" w:space="0" w:color="AAAAAA"/>
+            </w:tcBorders>
+          </w:tcPr>
+          <w:p>
+            <w:r/>
+            <w:r>
+              <w:rPr>
+                <w:rFonts w:ascii="Calibri" w:hAnsi="Calibri"/>
+                <w:b/>
+                <w:sz w:val="18"/>
+              </w:rPr>
+              <w:t>[Positive]</w:t>
+            </w:r>
+          </w:p>
+        </w:tc>
+        <w:tc>
+          <w:tcPr>
+            <w:tcW w:type="dxa" w:w="1560"/>
+            <w:tcBorders>
+              <w:top w:val="single" w:sz="4" w:space="0" w:color="AAAAAA"/>
+              <w:left w:val="single" w:sz="4" w:space="0" w:color="AAAAAA"/>
+              <w:bottom w:val="single" w:sz="4" w:space="0" w:color="AAAAAA"/>
+              <w:right w:val="single" w:sz="4" w:space="0" w:color="AAAAAA"/>
+            </w:tcBorders>
+          </w:tcPr>
+          <w:p>
+            <w:r/>
+            <w:r>
+              <w:rPr>
+                <w:rFonts w:ascii="Calibri" w:hAnsi="Calibri"/>
+                <w:b/>
+                <w:sz w:val="18"/>
+              </w:rPr>
+              <w:t>Reopen Empty History</w:t>
             </w:r>
           </w:p>
         </w:tc>
@@ -5986,14 +5968,7 @@
                 <w:color w:val="C0392B"/>
                 <w:sz w:val="19"/>
               </w:rPr>
-              <w:t>200 OK</w:t>
-            </w:r>
-            <w:r>
-              <w:rPr>
-                <w:rFonts w:ascii="Calibri" w:hAnsi="Calibri"/>
-                <w:sz w:val="18"/>
-              </w:rPr>
-              <w:t xml:space="preserve"> + Alice reopens chat with 0 old messages</w:t>
+              <w:t>POST /api/chat</w:t>
             </w:r>
           </w:p>
         </w:tc>
@@ -6006,100 +5981,6 @@
               <w:bottom w:val="single" w:sz="4" w:space="0" w:color="AAAAAA"/>
               <w:right w:val="single" w:sz="4" w:space="0" w:color="AAAAAA"/>
             </w:tcBorders>
-          </w:tcPr>
-          <w:p>
-            <w:r/>
-            <w:r>
-              <w:rPr>
-                <w:rFonts w:ascii="Calibri" w:hAnsi="Calibri"/>
-                <w:b/>
-                <w:sz w:val="18"/>
-              </w:rPr>
-              <w:t>PASS</w:t>
-            </w:r>
-          </w:p>
-        </w:tc>
-      </w:tr>
-      <w:tr>
-        <w:tc>
-          <w:tcPr>
-            <w:tcW w:type="dxa" w:w="1560"/>
-            <w:tcBorders>
-              <w:top w:val="single" w:sz="4" w:space="0" w:color="AAAAAA"/>
-              <w:left w:val="single" w:sz="4" w:space="0" w:color="AAAAAA"/>
-              <w:bottom w:val="single" w:sz="4" w:space="0" w:color="AAAAAA"/>
-              <w:right w:val="single" w:sz="4" w:space="0" w:color="AAAAAA"/>
-            </w:tcBorders>
-            <w:shd w:fill="F8F9FA" w:val="clear"/>
-          </w:tcPr>
-          <w:p>
-            <w:r/>
-            <w:r>
-              <w:rPr>
-                <w:rFonts w:ascii="Calibri" w:hAnsi="Calibri"/>
-                <w:b/>
-                <w:sz w:val="18"/>
-              </w:rPr>
-              <w:t>TC-28</w:t>
-            </w:r>
-          </w:p>
-        </w:tc>
-        <w:tc>
-          <w:tcPr>
-            <w:tcW w:type="dxa" w:w="1560"/>
-            <w:tcBorders>
-              <w:top w:val="single" w:sz="4" w:space="0" w:color="AAAAAA"/>
-              <w:left w:val="single" w:sz="4" w:space="0" w:color="AAAAAA"/>
-              <w:bottom w:val="single" w:sz="4" w:space="0" w:color="AAAAAA"/>
-              <w:right w:val="single" w:sz="4" w:space="0" w:color="AAAAAA"/>
-            </w:tcBorders>
-            <w:shd w:fill="F8F9FA" w:val="clear"/>
-          </w:tcPr>
-          <w:p>
-            <w:r/>
-            <w:r>
-              <w:rPr>
-                <w:rFonts w:ascii="Calibri" w:hAnsi="Calibri"/>
-                <w:b/>
-                <w:sz w:val="18"/>
-              </w:rPr>
-              <w:t>[Positive]</w:t>
-            </w:r>
-          </w:p>
-        </w:tc>
-        <w:tc>
-          <w:tcPr>
-            <w:tcW w:type="dxa" w:w="1560"/>
-            <w:tcBorders>
-              <w:top w:val="single" w:sz="4" w:space="0" w:color="AAAAAA"/>
-              <w:left w:val="single" w:sz="4" w:space="0" w:color="AAAAAA"/>
-              <w:bottom w:val="single" w:sz="4" w:space="0" w:color="AAAAAA"/>
-              <w:right w:val="single" w:sz="4" w:space="0" w:color="AAAAAA"/>
-            </w:tcBorders>
-            <w:shd w:fill="F8F9FA" w:val="clear"/>
-          </w:tcPr>
-          <w:p>
-            <w:r/>
-            <w:r>
-              <w:rPr>
-                <w:rFonts w:ascii="Calibri" w:hAnsi="Calibri"/>
-                <w:b/>
-                <w:sz w:val="18"/>
-              </w:rPr>
-              <w:t>Revival on New Message</w:t>
-            </w:r>
-          </w:p>
-        </w:tc>
-        <w:tc>
-          <w:tcPr>
-            <w:tcW w:type="dxa" w:w="1560"/>
-            <w:tcBorders>
-              <w:top w:val="single" w:sz="4" w:space="0" w:color="AAAAAA"/>
-              <w:left w:val="single" w:sz="4" w:space="0" w:color="AAAAAA"/>
-              <w:bottom w:val="single" w:sz="4" w:space="0" w:color="AAAAAA"/>
-              <w:right w:val="single" w:sz="4" w:space="0" w:color="AAAAAA"/>
-            </w:tcBorders>
-            <w:shd w:fill="F8F9FA" w:val="clear"/>
           </w:tcPr>
           <w:p>
             <w:r/>
@@ -6109,7 +5990,107 @@
                 <w:color w:val="C0392B"/>
                 <w:sz w:val="19"/>
               </w:rPr>
-              <w:t>GET /api/chat</w:t>
+              <w:t>200 OK</w:t>
+            </w:r>
+            <w:r>
+              <w:rPr>
+                <w:rFonts w:ascii="Calibri" w:hAnsi="Calibri"/>
+                <w:sz w:val="18"/>
+              </w:rPr>
+              <w:t xml:space="preserve"> + Reopening chat restores dialogue with 0 previous messages</w:t>
+            </w:r>
+          </w:p>
+        </w:tc>
+        <w:tc>
+          <w:tcPr>
+            <w:tcW w:type="dxa" w:w="1560"/>
+            <w:tcBorders>
+              <w:top w:val="single" w:sz="4" w:space="0" w:color="AAAAAA"/>
+              <w:left w:val="single" w:sz="4" w:space="0" w:color="AAAAAA"/>
+              <w:bottom w:val="single" w:sz="4" w:space="0" w:color="AAAAAA"/>
+              <w:right w:val="single" w:sz="4" w:space="0" w:color="AAAAAA"/>
+            </w:tcBorders>
+          </w:tcPr>
+          <w:p>
+            <w:r/>
+            <w:r>
+              <w:rPr>
+                <w:rFonts w:ascii="Calibri" w:hAnsi="Calibri"/>
+                <w:b/>
+                <w:sz w:val="18"/>
+              </w:rPr>
+              <w:t>Mandatory PASS</w:t>
+            </w:r>
+          </w:p>
+        </w:tc>
+      </w:tr>
+      <w:tr>
+        <w:tc>
+          <w:tcPr>
+            <w:tcW w:type="dxa" w:w="1560"/>
+            <w:tcBorders>
+              <w:top w:val="single" w:sz="4" w:space="0" w:color="AAAAAA"/>
+              <w:left w:val="single" w:sz="4" w:space="0" w:color="AAAAAA"/>
+              <w:bottom w:val="single" w:sz="4" w:space="0" w:color="AAAAAA"/>
+              <w:right w:val="single" w:sz="4" w:space="0" w:color="AAAAAA"/>
+            </w:tcBorders>
+            <w:shd w:fill="F8F9FA" w:val="clear"/>
+          </w:tcPr>
+          <w:p>
+            <w:r/>
+            <w:r>
+              <w:rPr>
+                <w:rFonts w:ascii="Calibri" w:hAnsi="Calibri"/>
+                <w:b/>
+                <w:sz w:val="18"/>
+              </w:rPr>
+              <w:t>TC-28</w:t>
+            </w:r>
+          </w:p>
+        </w:tc>
+        <w:tc>
+          <w:tcPr>
+            <w:tcW w:type="dxa" w:w="1560"/>
+            <w:tcBorders>
+              <w:top w:val="single" w:sz="4" w:space="0" w:color="AAAAAA"/>
+              <w:left w:val="single" w:sz="4" w:space="0" w:color="AAAAAA"/>
+              <w:bottom w:val="single" w:sz="4" w:space="0" w:color="AAAAAA"/>
+              <w:right w:val="single" w:sz="4" w:space="0" w:color="AAAAAA"/>
+            </w:tcBorders>
+            <w:shd w:fill="F8F9FA" w:val="clear"/>
+          </w:tcPr>
+          <w:p>
+            <w:r/>
+            <w:r>
+              <w:rPr>
+                <w:rFonts w:ascii="Calibri" w:hAnsi="Calibri"/>
+                <w:b/>
+                <w:sz w:val="18"/>
+              </w:rPr>
+              <w:t>[Positive]</w:t>
+            </w:r>
+          </w:p>
+        </w:tc>
+        <w:tc>
+          <w:tcPr>
+            <w:tcW w:type="dxa" w:w="1560"/>
+            <w:tcBorders>
+              <w:top w:val="single" w:sz="4" w:space="0" w:color="AAAAAA"/>
+              <w:left w:val="single" w:sz="4" w:space="0" w:color="AAAAAA"/>
+              <w:bottom w:val="single" w:sz="4" w:space="0" w:color="AAAAAA"/>
+              <w:right w:val="single" w:sz="4" w:space="0" w:color="AAAAAA"/>
+            </w:tcBorders>
+            <w:shd w:fill="F8F9FA" w:val="clear"/>
+          </w:tcPr>
+          <w:p>
+            <w:r/>
+            <w:r>
+              <w:rPr>
+                <w:rFonts w:ascii="Calibri" w:hAnsi="Calibri"/>
+                <w:b/>
+                <w:sz w:val="18"/>
+              </w:rPr>
+              <w:t>Chat Auto-Revival</w:t>
             </w:r>
           </w:p>
         </w:tc>
@@ -6132,14 +6113,7 @@
                 <w:color w:val="C0392B"/>
                 <w:sz w:val="19"/>
               </w:rPr>
-              <w:t>200 OK</w:t>
-            </w:r>
-            <w:r>
-              <w:rPr>
-                <w:rFonts w:ascii="Calibri" w:hAnsi="Calibri"/>
-                <w:sz w:val="18"/>
-              </w:rPr>
-              <w:t xml:space="preserve"> + New message from Bob revives chat in Alice's list</w:t>
+              <w:t>GET /api/chat</w:t>
             </w:r>
           </w:p>
         </w:tc>
@@ -6153,96 +6127,6 @@
               <w:right w:val="single" w:sz="4" w:space="0" w:color="AAAAAA"/>
             </w:tcBorders>
             <w:shd w:fill="F8F9FA" w:val="clear"/>
-          </w:tcPr>
-          <w:p>
-            <w:r/>
-            <w:r>
-              <w:rPr>
-                <w:rFonts w:ascii="Calibri" w:hAnsi="Calibri"/>
-                <w:b/>
-                <w:sz w:val="18"/>
-              </w:rPr>
-              <w:t>PASS</w:t>
-            </w:r>
-          </w:p>
-        </w:tc>
-      </w:tr>
-      <w:tr>
-        <w:tc>
-          <w:tcPr>
-            <w:tcW w:type="dxa" w:w="1560"/>
-            <w:tcBorders>
-              <w:top w:val="single" w:sz="4" w:space="0" w:color="AAAAAA"/>
-              <w:left w:val="single" w:sz="4" w:space="0" w:color="AAAAAA"/>
-              <w:bottom w:val="single" w:sz="4" w:space="0" w:color="AAAAAA"/>
-              <w:right w:val="single" w:sz="4" w:space="0" w:color="AAAAAA"/>
-            </w:tcBorders>
-          </w:tcPr>
-          <w:p>
-            <w:r/>
-            <w:r>
-              <w:rPr>
-                <w:rFonts w:ascii="Calibri" w:hAnsi="Calibri"/>
-                <w:b/>
-                <w:sz w:val="18"/>
-              </w:rPr>
-              <w:t>TC-29</w:t>
-            </w:r>
-          </w:p>
-        </w:tc>
-        <w:tc>
-          <w:tcPr>
-            <w:tcW w:type="dxa" w:w="1560"/>
-            <w:tcBorders>
-              <w:top w:val="single" w:sz="4" w:space="0" w:color="AAAAAA"/>
-              <w:left w:val="single" w:sz="4" w:space="0" w:color="AAAAAA"/>
-              <w:bottom w:val="single" w:sz="4" w:space="0" w:color="AAAAAA"/>
-              <w:right w:val="single" w:sz="4" w:space="0" w:color="AAAAAA"/>
-            </w:tcBorders>
-          </w:tcPr>
-          <w:p>
-            <w:r/>
-            <w:r>
-              <w:rPr>
-                <w:rFonts w:ascii="Calibri" w:hAnsi="Calibri"/>
-                <w:b/>
-                <w:sz w:val="18"/>
-              </w:rPr>
-              <w:t>[Positive]</w:t>
-            </w:r>
-          </w:p>
-        </w:tc>
-        <w:tc>
-          <w:tcPr>
-            <w:tcW w:type="dxa" w:w="1560"/>
-            <w:tcBorders>
-              <w:top w:val="single" w:sz="4" w:space="0" w:color="AAAAAA"/>
-              <w:left w:val="single" w:sz="4" w:space="0" w:color="AAAAAA"/>
-              <w:bottom w:val="single" w:sz="4" w:space="0" w:color="AAAAAA"/>
-              <w:right w:val="single" w:sz="4" w:space="0" w:color="AAAAAA"/>
-            </w:tcBorders>
-          </w:tcPr>
-          <w:p>
-            <w:r/>
-            <w:r>
-              <w:rPr>
-                <w:rFonts w:ascii="Calibri" w:hAnsi="Calibri"/>
-                <w:b/>
-                <w:sz w:val="18"/>
-              </w:rPr>
-              <w:t>Segmented Invariant</w:t>
-            </w:r>
-          </w:p>
-        </w:tc>
-        <w:tc>
-          <w:tcPr>
-            <w:tcW w:type="dxa" w:w="1560"/>
-            <w:tcBorders>
-              <w:top w:val="single" w:sz="4" w:space="0" w:color="AAAAAA"/>
-              <w:left w:val="single" w:sz="4" w:space="0" w:color="AAAAAA"/>
-              <w:bottom w:val="single" w:sz="4" w:space="0" w:color="AAAAAA"/>
-              <w:right w:val="single" w:sz="4" w:space="0" w:color="AAAAAA"/>
-            </w:tcBorders>
           </w:tcPr>
           <w:p>
             <w:r/>
@@ -6252,6 +6136,126 @@
                 <w:color w:val="C0392B"/>
                 <w:sz w:val="19"/>
               </w:rPr>
+              <w:t>200 OK</w:t>
+            </w:r>
+            <w:r>
+              <w:rPr>
+                <w:rFonts w:ascii="Calibri" w:hAnsi="Calibri"/>
+                <w:sz w:val="18"/>
+              </w:rPr>
+              <w:t xml:space="preserve"> + Incoming new message automatically restores chat in list</w:t>
+            </w:r>
+          </w:p>
+        </w:tc>
+        <w:tc>
+          <w:tcPr>
+            <w:tcW w:type="dxa" w:w="1560"/>
+            <w:tcBorders>
+              <w:top w:val="single" w:sz="4" w:space="0" w:color="AAAAAA"/>
+              <w:left w:val="single" w:sz="4" w:space="0" w:color="AAAAAA"/>
+              <w:bottom w:val="single" w:sz="4" w:space="0" w:color="AAAAAA"/>
+              <w:right w:val="single" w:sz="4" w:space="0" w:color="AAAAAA"/>
+            </w:tcBorders>
+            <w:shd w:fill="F8F9FA" w:val="clear"/>
+          </w:tcPr>
+          <w:p>
+            <w:r/>
+            <w:r>
+              <w:rPr>
+                <w:rFonts w:ascii="Calibri" w:hAnsi="Calibri"/>
+                <w:b/>
+                <w:sz w:val="18"/>
+              </w:rPr>
+              <w:t>Mandatory PASS</w:t>
+            </w:r>
+          </w:p>
+        </w:tc>
+      </w:tr>
+      <w:tr>
+        <w:tc>
+          <w:tcPr>
+            <w:tcW w:type="dxa" w:w="1560"/>
+            <w:tcBorders>
+              <w:top w:val="single" w:sz="4" w:space="0" w:color="AAAAAA"/>
+              <w:left w:val="single" w:sz="4" w:space="0" w:color="AAAAAA"/>
+              <w:bottom w:val="single" w:sz="4" w:space="0" w:color="AAAAAA"/>
+              <w:right w:val="single" w:sz="4" w:space="0" w:color="AAAAAA"/>
+            </w:tcBorders>
+          </w:tcPr>
+          <w:p>
+            <w:r/>
+            <w:r>
+              <w:rPr>
+                <w:rFonts w:ascii="Calibri" w:hAnsi="Calibri"/>
+                <w:b/>
+                <w:sz w:val="18"/>
+              </w:rPr>
+              <w:t>TC-29</w:t>
+            </w:r>
+          </w:p>
+        </w:tc>
+        <w:tc>
+          <w:tcPr>
+            <w:tcW w:type="dxa" w:w="1560"/>
+            <w:tcBorders>
+              <w:top w:val="single" w:sz="4" w:space="0" w:color="AAAAAA"/>
+              <w:left w:val="single" w:sz="4" w:space="0" w:color="AAAAAA"/>
+              <w:bottom w:val="single" w:sz="4" w:space="0" w:color="AAAAAA"/>
+              <w:right w:val="single" w:sz="4" w:space="0" w:color="AAAAAA"/>
+            </w:tcBorders>
+          </w:tcPr>
+          <w:p>
+            <w:r/>
+            <w:r>
+              <w:rPr>
+                <w:rFonts w:ascii="Calibri" w:hAnsi="Calibri"/>
+                <w:b/>
+                <w:sz w:val="18"/>
+              </w:rPr>
+              <w:t>[Positive]</w:t>
+            </w:r>
+          </w:p>
+        </w:tc>
+        <w:tc>
+          <w:tcPr>
+            <w:tcW w:type="dxa" w:w="1560"/>
+            <w:tcBorders>
+              <w:top w:val="single" w:sz="4" w:space="0" w:color="AAAAAA"/>
+              <w:left w:val="single" w:sz="4" w:space="0" w:color="AAAAAA"/>
+              <w:bottom w:val="single" w:sz="4" w:space="0" w:color="AAAAAA"/>
+              <w:right w:val="single" w:sz="4" w:space="0" w:color="AAAAAA"/>
+            </w:tcBorders>
+          </w:tcPr>
+          <w:p>
+            <w:r/>
+            <w:r>
+              <w:rPr>
+                <w:rFonts w:ascii="Calibri" w:hAnsi="Calibri"/>
+                <w:b/>
+                <w:sz w:val="18"/>
+              </w:rPr>
+              <w:t>Segmented Invariant</w:t>
+            </w:r>
+          </w:p>
+        </w:tc>
+        <w:tc>
+          <w:tcPr>
+            <w:tcW w:type="dxa" w:w="1560"/>
+            <w:tcBorders>
+              <w:top w:val="single" w:sz="4" w:space="0" w:color="AAAAAA"/>
+              <w:left w:val="single" w:sz="4" w:space="0" w:color="AAAAAA"/>
+              <w:bottom w:val="single" w:sz="4" w:space="0" w:color="AAAAAA"/>
+              <w:right w:val="single" w:sz="4" w:space="0" w:color="AAAAAA"/>
+            </w:tcBorders>
+          </w:tcPr>
+          <w:p>
+            <w:r/>
+            <w:r>
+              <w:rPr>
+                <w:rFonts w:ascii="Consolas" w:hAnsi="Consolas"/>
+                <w:color w:val="C0392B"/>
+                <w:sz w:val="19"/>
+              </w:rPr>
               <w:t>GET /api/message/:chatId</w:t>
             </w:r>
           </w:p>
@@ -6273,7 +6277,7 @@
                 <w:rFonts w:ascii="Calibri" w:hAnsi="Calibri"/>
                 <w:sz w:val="18"/>
               </w:rPr>
-              <w:t>Alice sees only 1 new message; Bob sees all messages</w:t>
+              <w:t>Alice sees only post-revival messages; Bob sees complete timeline</w:t>
             </w:r>
           </w:p>
         </w:tc>
@@ -6295,7 +6299,7 @@
                 <w:b/>
                 <w:sz w:val="18"/>
               </w:rPr>
-              <w:t>PASS</w:t>
+              <w:t>Mandatory PASS</w:t>
             </w:r>
           </w:p>
         </w:tc>
@@ -6312,7 +6316,7 @@
           <w:b/>
           <w:sz w:val="22"/>
         </w:rPr>
-        <w:t>Critical Invariants Verified:</w:t>
+        <w:t>Critical Architectural Invariants:</w:t>
       </w:r>
       <w:r>
         <w:rPr>
@@ -6327,14 +6331,14 @@
           <w:b/>
           <w:sz w:val="22"/>
         </w:rPr>
-        <w:t>Idempotency (TC-12):</w:t>
+        <w:t>Idempotency Guarantee (TC-12):</w:t>
       </w:r>
       <w:r>
         <w:rPr>
           <w:rFonts w:ascii="Calibri" w:hAnsi="Calibri"/>
           <w:sz w:val="22"/>
         </w:rPr>
-        <w:t xml:space="preserve"> Creating a chat between the same two users twice returns the existing chat, preventing duplicate conversations. - </w:t>
+        <w:t xml:space="preserve"> Guarantees that concurrent attempts to create a chat between two users collapse to a single unique document. - </w:t>
       </w:r>
       <w:r>
         <w:rPr>
@@ -6342,29 +6346,14 @@
           <w:b/>
           <w:sz w:val="22"/>
         </w:rPr>
-        <w:t>Per-User Soft Delete (TC-21 to TC-23):</w:t>
+        <w:t>Asymmetric Data Isolation (TC-21 to TC-23):</w:t>
       </w:r>
       <w:r>
         <w:rPr>
           <w:rFonts w:ascii="Calibri" w:hAnsi="Calibri"/>
           <w:sz w:val="22"/>
         </w:rPr>
-        <w:t xml:space="preserve"> Clearing chat history for one user does not affect the other user's history. This validates the </w:t>
-      </w:r>
-      <w:r>
-        <w:rPr>
-          <w:rFonts w:ascii="Consolas" w:hAnsi="Consolas"/>
-          <w:color w:val="C0392B"/>
-          <w:sz w:val="19"/>
-        </w:rPr>
-        <w:t>deletedFor</w:t>
-      </w:r>
-      <w:r>
-        <w:rPr>
-          <w:rFonts w:ascii="Calibri" w:hAnsi="Calibri"/>
-          <w:sz w:val="22"/>
-        </w:rPr>
-        <w:t xml:space="preserve"> array mechanism. - </w:t>
+        <w:t xml:space="preserve"> Validates that soft-deletion actions by one party never compromise data retention for the counterparty. - </w:t>
       </w:r>
       <w:r>
         <w:rPr>
@@ -6372,29 +6361,14 @@
           <w:b/>
           <w:sz w:val="22"/>
         </w:rPr>
-        <w:t>Chat Revival (TC-27 to TC-28):</w:t>
+        <w:t>Automatic Channel Revival (TC-28 &amp; TC-29):</w:t>
       </w:r>
       <w:r>
         <w:rPr>
           <w:rFonts w:ascii="Calibri" w:hAnsi="Calibri"/>
           <w:sz w:val="22"/>
         </w:rPr>
-        <w:t xml:space="preserve"> After Alice deletes a chat, a new message from Bob automatically restores it in Alice's chat list. - </w:t>
-      </w:r>
-      <w:r>
-        <w:rPr>
-          <w:rFonts w:ascii="Calibri" w:hAnsi="Calibri"/>
-          <w:b/>
-          <w:sz w:val="22"/>
-        </w:rPr>
-        <w:t>Segmented Visibility (TC-29):</w:t>
-      </w:r>
-      <w:r>
-        <w:rPr>
-          <w:rFonts w:ascii="Calibri" w:hAnsi="Calibri"/>
-          <w:sz w:val="22"/>
-        </w:rPr>
-        <w:t xml:space="preserve"> After clear + revival, Alice sees only post-clear messages while Bob retains full history.</w:t>
+        <w:t xml:space="preserve"> Validates reactive restoration of archived conversation channels upon new incoming communication.</w:t>
       </w:r>
     </w:p>
     <w:p>
@@ -6414,7 +6388,7 @@
           <w:rFonts w:ascii="Calibri" w:hAnsi="Calibri"/>
           <w:sz w:val="22"/>
         </w:rPr>
-        <w:t>These tests verify the group conversation lifecycle, administrative hierarchy, and RBAC enforcement.</w:t>
+        <w:t>This module specifies tests governing group chat governance, administrative hierarchies, and privilege escalation prevention.</w:t>
       </w:r>
     </w:p>
     <w:tbl>
@@ -6489,7 +6463,7 @@
                 <w:color w:val="FFFFFF"/>
                 <w:sz w:val="18"/>
               </w:rPr>
-              <w:t>Type</w:t>
+              <w:t>Category</w:t>
             </w:r>
           </w:p>
         </w:tc>
@@ -6579,7 +6553,7 @@
                 <w:color w:val="FFFFFF"/>
                 <w:sz w:val="18"/>
               </w:rPr>
-              <w:t>Expected Invariant / Result</w:t>
+              <w:t>Expected Invariant &amp; Specification</w:t>
             </w:r>
           </w:p>
         </w:tc>
@@ -6609,7 +6583,7 @@
                 <w:color w:val="FFFFFF"/>
                 <w:sz w:val="18"/>
               </w:rPr>
-              <w:t>Status</w:t>
+              <w:t>Acceptance Criteria</w:t>
             </w:r>
           </w:p>
         </w:tc>
@@ -6677,7 +6651,7 @@
                 <w:b/>
                 <w:sz w:val="18"/>
               </w:rPr>
-              <w:t>Group Too Few Members</w:t>
+              <w:t>Under-Sized Group</w:t>
             </w:r>
           </w:p>
         </w:tc>
@@ -6735,7 +6709,7 @@
                 <w:rFonts w:ascii="Calibri" w:hAnsi="Calibri"/>
                 <w:sz w:val="18"/>
               </w:rPr>
-              <w:t xml:space="preserve"> when members &lt; 2</w:t>
+              <w:t xml:space="preserve"> when participant count &lt; 2</w:t>
             </w:r>
           </w:p>
         </w:tc>
@@ -6757,7 +6731,7 @@
                 <w:b/>
                 <w:sz w:val="18"/>
               </w:rPr>
-              <w:t>PASS</w:t>
+              <w:t>Mandatory PASS</w:t>
             </w:r>
           </w:p>
         </w:tc>
@@ -6828,7 +6802,7 @@
                 <w:b/>
                 <w:sz w:val="18"/>
               </w:rPr>
-              <w:t>Create Group Chat</w:t>
+              <w:t>Create Group Channel</w:t>
             </w:r>
           </w:p>
         </w:tc>
@@ -6896,7 +6870,7 @@
                 <w:rFonts w:ascii="Calibri" w:hAnsi="Calibri"/>
                 <w:sz w:val="18"/>
               </w:rPr>
-              <w:t>, Alice as Primary Owner</w:t>
+              <w:t xml:space="preserve"> with Alice designated Primary Admin</w:t>
             </w:r>
           </w:p>
         </w:tc>
@@ -6919,7 +6893,7 @@
                 <w:b/>
                 <w:sz w:val="18"/>
               </w:rPr>
-              <w:t>PASS</w:t>
+              <w:t>Mandatory PASS</w:t>
             </w:r>
           </w:p>
         </w:tc>
@@ -6987,7 +6961,7 @@
                 <w:b/>
                 <w:sz w:val="18"/>
               </w:rPr>
-              <w:t>Owner Renames Group</w:t>
+              <w:t>Admin Rename Channel</w:t>
             </w:r>
           </w:p>
         </w:tc>
@@ -7038,7 +7012,7 @@
                 <w:rFonts w:ascii="Calibri" w:hAnsi="Calibri"/>
                 <w:sz w:val="18"/>
               </w:rPr>
-              <w:t xml:space="preserve"> + Group name successfully changed in database</w:t>
+              <w:t xml:space="preserve"> + Group name updated in database by authorized admin</w:t>
             </w:r>
           </w:p>
         </w:tc>
@@ -7060,7 +7034,7 @@
                 <w:b/>
                 <w:sz w:val="18"/>
               </w:rPr>
-              <w:t>PASS</w:t>
+              <w:t>Mandatory PASS</w:t>
             </w:r>
           </w:p>
         </w:tc>
@@ -7191,7 +7165,7 @@
                 <w:rFonts w:ascii="Calibri" w:hAnsi="Calibri"/>
                 <w:sz w:val="18"/>
               </w:rPr>
-              <w:t xml:space="preserve"> (regular members cannot rename)</w:t>
+              <w:t xml:space="preserve"> (Non-admin member cannot rename)</w:t>
             </w:r>
           </w:p>
         </w:tc>
@@ -7214,7 +7188,7 @@
                 <w:b/>
                 <w:sz w:val="18"/>
               </w:rPr>
-              <w:t>PASS</w:t>
+              <w:t>Mandatory PASS</w:t>
             </w:r>
           </w:p>
         </w:tc>
@@ -7333,123 +7307,115 @@
                 <w:rFonts w:ascii="Calibri" w:hAnsi="Calibri"/>
                 <w:sz w:val="18"/>
               </w:rPr>
-              <w:t xml:space="preserve"> + Bob promoted to Co-Admin of the group</w:t>
-            </w:r>
-          </w:p>
-        </w:tc>
-        <w:tc>
-          <w:tcPr>
-            <w:tcW w:type="dxa" w:w="1560"/>
-            <w:tcBorders>
-              <w:top w:val="single" w:sz="4" w:space="0" w:color="AAAAAA"/>
-              <w:left w:val="single" w:sz="4" w:space="0" w:color="AAAAAA"/>
-              <w:bottom w:val="single" w:sz="4" w:space="0" w:color="AAAAAA"/>
-              <w:right w:val="single" w:sz="4" w:space="0" w:color="AAAAAA"/>
-            </w:tcBorders>
-          </w:tcPr>
-          <w:p>
-            <w:r/>
-            <w:r>
-              <w:rPr>
-                <w:rFonts w:ascii="Calibri" w:hAnsi="Calibri"/>
-                <w:b/>
-                <w:sz w:val="18"/>
-              </w:rPr>
-              <w:t>PASS</w:t>
-            </w:r>
-          </w:p>
-        </w:tc>
-      </w:tr>
-      <w:tr>
-        <w:tc>
-          <w:tcPr>
-            <w:tcW w:type="dxa" w:w="1560"/>
-            <w:tcBorders>
-              <w:top w:val="single" w:sz="4" w:space="0" w:color="AAAAAA"/>
-              <w:left w:val="single" w:sz="4" w:space="0" w:color="AAAAAA"/>
-              <w:bottom w:val="single" w:sz="4" w:space="0" w:color="AAAAAA"/>
-              <w:right w:val="single" w:sz="4" w:space="0" w:color="AAAAAA"/>
-            </w:tcBorders>
-            <w:shd w:fill="F8F9FA" w:val="clear"/>
-          </w:tcPr>
-          <w:p>
-            <w:r/>
-            <w:r>
-              <w:rPr>
-                <w:rFonts w:ascii="Calibri" w:hAnsi="Calibri"/>
-                <w:b/>
-                <w:sz w:val="18"/>
-              </w:rPr>
-              <w:t>TC-35</w:t>
-            </w:r>
-          </w:p>
-        </w:tc>
-        <w:tc>
-          <w:tcPr>
-            <w:tcW w:type="dxa" w:w="1560"/>
-            <w:tcBorders>
-              <w:top w:val="single" w:sz="4" w:space="0" w:color="AAAAAA"/>
-              <w:left w:val="single" w:sz="4" w:space="0" w:color="AAAAAA"/>
-              <w:bottom w:val="single" w:sz="4" w:space="0" w:color="AAAAAA"/>
-              <w:right w:val="single" w:sz="4" w:space="0" w:color="AAAAAA"/>
-            </w:tcBorders>
-            <w:shd w:fill="F8F9FA" w:val="clear"/>
-          </w:tcPr>
-          <w:p>
-            <w:r/>
-            <w:r>
-              <w:rPr>
-                <w:rFonts w:ascii="Calibri" w:hAnsi="Calibri"/>
-                <w:b/>
-                <w:sz w:val="18"/>
-              </w:rPr>
-              <w:t>[Positive]</w:t>
-            </w:r>
-          </w:p>
-        </w:tc>
-        <w:tc>
-          <w:tcPr>
-            <w:tcW w:type="dxa" w:w="1560"/>
-            <w:tcBorders>
-              <w:top w:val="single" w:sz="4" w:space="0" w:color="AAAAAA"/>
-              <w:left w:val="single" w:sz="4" w:space="0" w:color="AAAAAA"/>
-              <w:bottom w:val="single" w:sz="4" w:space="0" w:color="AAAAAA"/>
-              <w:right w:val="single" w:sz="4" w:space="0" w:color="AAAAAA"/>
-            </w:tcBorders>
-            <w:shd w:fill="F8F9FA" w:val="clear"/>
-          </w:tcPr>
-          <w:p>
-            <w:r/>
-            <w:r>
-              <w:rPr>
-                <w:rFonts w:ascii="Calibri" w:hAnsi="Calibri"/>
-                <w:b/>
-                <w:sz w:val="18"/>
-              </w:rPr>
-              <w:t>Co-Admin Adds Member</w:t>
-            </w:r>
-          </w:p>
-        </w:tc>
-        <w:tc>
-          <w:tcPr>
-            <w:tcW w:type="dxa" w:w="1560"/>
-            <w:tcBorders>
-              <w:top w:val="single" w:sz="4" w:space="0" w:color="AAAAAA"/>
-              <w:left w:val="single" w:sz="4" w:space="0" w:color="AAAAAA"/>
-              <w:bottom w:val="single" w:sz="4" w:space="0" w:color="AAAAAA"/>
-              <w:right w:val="single" w:sz="4" w:space="0" w:color="AAAAAA"/>
-            </w:tcBorders>
-            <w:shd w:fill="F8F9FA" w:val="clear"/>
-          </w:tcPr>
-          <w:p>
-            <w:r/>
+              <w:t xml:space="preserve"> + Bob added to </w:t>
+            </w:r>
             <w:r>
               <w:rPr>
                 <w:rFonts w:ascii="Consolas" w:hAnsi="Consolas"/>
                 <w:color w:val="C0392B"/>
                 <w:sz w:val="19"/>
               </w:rPr>
-              <w:t>PUT /api/chat/groupadd</w:t>
+              <w:t>groupAdmins</w:t>
+            </w:r>
+            <w:r>
+              <w:rPr>
+                <w:rFonts w:ascii="Calibri" w:hAnsi="Calibri"/>
+                <w:sz w:val="18"/>
+              </w:rPr>
+              <w:t xml:space="preserve"> array</w:t>
+            </w:r>
+          </w:p>
+        </w:tc>
+        <w:tc>
+          <w:tcPr>
+            <w:tcW w:type="dxa" w:w="1560"/>
+            <w:tcBorders>
+              <w:top w:val="single" w:sz="4" w:space="0" w:color="AAAAAA"/>
+              <w:left w:val="single" w:sz="4" w:space="0" w:color="AAAAAA"/>
+              <w:bottom w:val="single" w:sz="4" w:space="0" w:color="AAAAAA"/>
+              <w:right w:val="single" w:sz="4" w:space="0" w:color="AAAAAA"/>
+            </w:tcBorders>
+          </w:tcPr>
+          <w:p>
+            <w:r/>
+            <w:r>
+              <w:rPr>
+                <w:rFonts w:ascii="Calibri" w:hAnsi="Calibri"/>
+                <w:b/>
+                <w:sz w:val="18"/>
+              </w:rPr>
+              <w:t>Mandatory PASS</w:t>
+            </w:r>
+          </w:p>
+        </w:tc>
+      </w:tr>
+      <w:tr>
+        <w:tc>
+          <w:tcPr>
+            <w:tcW w:type="dxa" w:w="1560"/>
+            <w:tcBorders>
+              <w:top w:val="single" w:sz="4" w:space="0" w:color="AAAAAA"/>
+              <w:left w:val="single" w:sz="4" w:space="0" w:color="AAAAAA"/>
+              <w:bottom w:val="single" w:sz="4" w:space="0" w:color="AAAAAA"/>
+              <w:right w:val="single" w:sz="4" w:space="0" w:color="AAAAAA"/>
+            </w:tcBorders>
+            <w:shd w:fill="F8F9FA" w:val="clear"/>
+          </w:tcPr>
+          <w:p>
+            <w:r/>
+            <w:r>
+              <w:rPr>
+                <w:rFonts w:ascii="Calibri" w:hAnsi="Calibri"/>
+                <w:b/>
+                <w:sz w:val="18"/>
+              </w:rPr>
+              <w:t>TC-35</w:t>
+            </w:r>
+          </w:p>
+        </w:tc>
+        <w:tc>
+          <w:tcPr>
+            <w:tcW w:type="dxa" w:w="1560"/>
+            <w:tcBorders>
+              <w:top w:val="single" w:sz="4" w:space="0" w:color="AAAAAA"/>
+              <w:left w:val="single" w:sz="4" w:space="0" w:color="AAAAAA"/>
+              <w:bottom w:val="single" w:sz="4" w:space="0" w:color="AAAAAA"/>
+              <w:right w:val="single" w:sz="4" w:space="0" w:color="AAAAAA"/>
+            </w:tcBorders>
+            <w:shd w:fill="F8F9FA" w:val="clear"/>
+          </w:tcPr>
+          <w:p>
+            <w:r/>
+            <w:r>
+              <w:rPr>
+                <w:rFonts w:ascii="Calibri" w:hAnsi="Calibri"/>
+                <w:b/>
+                <w:sz w:val="18"/>
+              </w:rPr>
+              <w:t>[Positive]</w:t>
+            </w:r>
+          </w:p>
+        </w:tc>
+        <w:tc>
+          <w:tcPr>
+            <w:tcW w:type="dxa" w:w="1560"/>
+            <w:tcBorders>
+              <w:top w:val="single" w:sz="4" w:space="0" w:color="AAAAAA"/>
+              <w:left w:val="single" w:sz="4" w:space="0" w:color="AAAAAA"/>
+              <w:bottom w:val="single" w:sz="4" w:space="0" w:color="AAAAAA"/>
+              <w:right w:val="single" w:sz="4" w:space="0" w:color="AAAAAA"/>
+            </w:tcBorders>
+            <w:shd w:fill="F8F9FA" w:val="clear"/>
+          </w:tcPr>
+          <w:p>
+            <w:r/>
+            <w:r>
+              <w:rPr>
+                <w:rFonts w:ascii="Calibri" w:hAnsi="Calibri"/>
+                <w:b/>
+                <w:sz w:val="18"/>
+              </w:rPr>
+              <w:t>Co-Admin Adds Member</w:t>
             </w:r>
           </w:p>
         </w:tc>
@@ -7472,14 +7438,7 @@
                 <w:color w:val="C0392B"/>
                 <w:sz w:val="19"/>
               </w:rPr>
-              <w:t>200 OK</w:t>
-            </w:r>
-            <w:r>
-              <w:rPr>
-                <w:rFonts w:ascii="Calibri" w:hAnsi="Calibri"/>
-                <w:sz w:val="18"/>
-              </w:rPr>
-              <w:t xml:space="preserve"> + Co-Admin Bob adds Dave to the group</w:t>
+              <w:t>PUT /api/chat/groupadd</w:t>
             </w:r>
           </w:p>
         </w:tc>
@@ -7493,96 +7452,6 @@
               <w:right w:val="single" w:sz="4" w:space="0" w:color="AAAAAA"/>
             </w:tcBorders>
             <w:shd w:fill="F8F9FA" w:val="clear"/>
-          </w:tcPr>
-          <w:p>
-            <w:r/>
-            <w:r>
-              <w:rPr>
-                <w:rFonts w:ascii="Calibri" w:hAnsi="Calibri"/>
-                <w:b/>
-                <w:sz w:val="18"/>
-              </w:rPr>
-              <w:t>PASS</w:t>
-            </w:r>
-          </w:p>
-        </w:tc>
-      </w:tr>
-      <w:tr>
-        <w:tc>
-          <w:tcPr>
-            <w:tcW w:type="dxa" w:w="1560"/>
-            <w:tcBorders>
-              <w:top w:val="single" w:sz="4" w:space="0" w:color="AAAAAA"/>
-              <w:left w:val="single" w:sz="4" w:space="0" w:color="AAAAAA"/>
-              <w:bottom w:val="single" w:sz="4" w:space="0" w:color="AAAAAA"/>
-              <w:right w:val="single" w:sz="4" w:space="0" w:color="AAAAAA"/>
-            </w:tcBorders>
-          </w:tcPr>
-          <w:p>
-            <w:r/>
-            <w:r>
-              <w:rPr>
-                <w:rFonts w:ascii="Calibri" w:hAnsi="Calibri"/>
-                <w:b/>
-                <w:sz w:val="18"/>
-              </w:rPr>
-              <w:t>TC-36</w:t>
-            </w:r>
-          </w:p>
-        </w:tc>
-        <w:tc>
-          <w:tcPr>
-            <w:tcW w:type="dxa" w:w="1560"/>
-            <w:tcBorders>
-              <w:top w:val="single" w:sz="4" w:space="0" w:color="AAAAAA"/>
-              <w:left w:val="single" w:sz="4" w:space="0" w:color="AAAAAA"/>
-              <w:bottom w:val="single" w:sz="4" w:space="0" w:color="AAAAAA"/>
-              <w:right w:val="single" w:sz="4" w:space="0" w:color="AAAAAA"/>
-            </w:tcBorders>
-          </w:tcPr>
-          <w:p>
-            <w:r/>
-            <w:r>
-              <w:rPr>
-                <w:rFonts w:ascii="Calibri" w:hAnsi="Calibri"/>
-                <w:b/>
-                <w:sz w:val="18"/>
-              </w:rPr>
-              <w:t>[Negative]</w:t>
-            </w:r>
-          </w:p>
-        </w:tc>
-        <w:tc>
-          <w:tcPr>
-            <w:tcW w:type="dxa" w:w="1560"/>
-            <w:tcBorders>
-              <w:top w:val="single" w:sz="4" w:space="0" w:color="AAAAAA"/>
-              <w:left w:val="single" w:sz="4" w:space="0" w:color="AAAAAA"/>
-              <w:bottom w:val="single" w:sz="4" w:space="0" w:color="AAAAAA"/>
-              <w:right w:val="single" w:sz="4" w:space="0" w:color="AAAAAA"/>
-            </w:tcBorders>
-          </w:tcPr>
-          <w:p>
-            <w:r/>
-            <w:r>
-              <w:rPr>
-                <w:rFonts w:ascii="Calibri" w:hAnsi="Calibri"/>
-                <w:b/>
-                <w:sz w:val="18"/>
-              </w:rPr>
-              <w:t>Member Add Denied</w:t>
-            </w:r>
-          </w:p>
-        </w:tc>
-        <w:tc>
-          <w:tcPr>
-            <w:tcW w:type="dxa" w:w="1560"/>
-            <w:tcBorders>
-              <w:top w:val="single" w:sz="4" w:space="0" w:color="AAAAAA"/>
-              <w:left w:val="single" w:sz="4" w:space="0" w:color="AAAAAA"/>
-              <w:bottom w:val="single" w:sz="4" w:space="0" w:color="AAAAAA"/>
-              <w:right w:val="single" w:sz="4" w:space="0" w:color="AAAAAA"/>
-            </w:tcBorders>
           </w:tcPr>
           <w:p>
             <w:r/>
@@ -7592,7 +7461,14 @@
                 <w:color w:val="C0392B"/>
                 <w:sz w:val="19"/>
               </w:rPr>
-              <w:t>PUT /api/chat/groupadd</w:t>
+              <w:t>200 OK</w:t>
+            </w:r>
+            <w:r>
+              <w:rPr>
+                <w:rFonts w:ascii="Calibri" w:hAnsi="Calibri"/>
+                <w:sz w:val="18"/>
+              </w:rPr>
+              <w:t xml:space="preserve"> + Co-Admin successfully adds new user to group</w:t>
             </w:r>
           </w:p>
         </w:tc>
@@ -7605,30 +7481,107 @@
               <w:bottom w:val="single" w:sz="4" w:space="0" w:color="AAAAAA"/>
               <w:right w:val="single" w:sz="4" w:space="0" w:color="AAAAAA"/>
             </w:tcBorders>
+            <w:shd w:fill="F8F9FA" w:val="clear"/>
           </w:tcPr>
           <w:p>
             <w:r/>
             <w:r>
               <w:rPr>
                 <w:rFonts w:ascii="Calibri" w:hAnsi="Calibri"/>
-                <w:sz w:val="18"/>
-              </w:rPr>
-              <w:t xml:space="preserve">Rejected </w:t>
-            </w:r>
+                <w:b/>
+                <w:sz w:val="18"/>
+              </w:rPr>
+              <w:t>Mandatory PASS</w:t>
+            </w:r>
+          </w:p>
+        </w:tc>
+      </w:tr>
+      <w:tr>
+        <w:tc>
+          <w:tcPr>
+            <w:tcW w:type="dxa" w:w="1560"/>
+            <w:tcBorders>
+              <w:top w:val="single" w:sz="4" w:space="0" w:color="AAAAAA"/>
+              <w:left w:val="single" w:sz="4" w:space="0" w:color="AAAAAA"/>
+              <w:bottom w:val="single" w:sz="4" w:space="0" w:color="AAAAAA"/>
+              <w:right w:val="single" w:sz="4" w:space="0" w:color="AAAAAA"/>
+            </w:tcBorders>
+          </w:tcPr>
+          <w:p>
+            <w:r/>
+            <w:r>
+              <w:rPr>
+                <w:rFonts w:ascii="Calibri" w:hAnsi="Calibri"/>
+                <w:b/>
+                <w:sz w:val="18"/>
+              </w:rPr>
+              <w:t>TC-36</w:t>
+            </w:r>
+          </w:p>
+        </w:tc>
+        <w:tc>
+          <w:tcPr>
+            <w:tcW w:type="dxa" w:w="1560"/>
+            <w:tcBorders>
+              <w:top w:val="single" w:sz="4" w:space="0" w:color="AAAAAA"/>
+              <w:left w:val="single" w:sz="4" w:space="0" w:color="AAAAAA"/>
+              <w:bottom w:val="single" w:sz="4" w:space="0" w:color="AAAAAA"/>
+              <w:right w:val="single" w:sz="4" w:space="0" w:color="AAAAAA"/>
+            </w:tcBorders>
+          </w:tcPr>
+          <w:p>
+            <w:r/>
+            <w:r>
+              <w:rPr>
+                <w:rFonts w:ascii="Calibri" w:hAnsi="Calibri"/>
+                <w:b/>
+                <w:sz w:val="18"/>
+              </w:rPr>
+              <w:t>[Negative]</w:t>
+            </w:r>
+          </w:p>
+        </w:tc>
+        <w:tc>
+          <w:tcPr>
+            <w:tcW w:type="dxa" w:w="1560"/>
+            <w:tcBorders>
+              <w:top w:val="single" w:sz="4" w:space="0" w:color="AAAAAA"/>
+              <w:left w:val="single" w:sz="4" w:space="0" w:color="AAAAAA"/>
+              <w:bottom w:val="single" w:sz="4" w:space="0" w:color="AAAAAA"/>
+              <w:right w:val="single" w:sz="4" w:space="0" w:color="AAAAAA"/>
+            </w:tcBorders>
+          </w:tcPr>
+          <w:p>
+            <w:r/>
+            <w:r>
+              <w:rPr>
+                <w:rFonts w:ascii="Calibri" w:hAnsi="Calibri"/>
+                <w:b/>
+                <w:sz w:val="18"/>
+              </w:rPr>
+              <w:t>Member Add Denied</w:t>
+            </w:r>
+          </w:p>
+        </w:tc>
+        <w:tc>
+          <w:tcPr>
+            <w:tcW w:type="dxa" w:w="1560"/>
+            <w:tcBorders>
+              <w:top w:val="single" w:sz="4" w:space="0" w:color="AAAAAA"/>
+              <w:left w:val="single" w:sz="4" w:space="0" w:color="AAAAAA"/>
+              <w:bottom w:val="single" w:sz="4" w:space="0" w:color="AAAAAA"/>
+              <w:right w:val="single" w:sz="4" w:space="0" w:color="AAAAAA"/>
+            </w:tcBorders>
+          </w:tcPr>
+          <w:p>
+            <w:r/>
             <w:r>
               <w:rPr>
                 <w:rFonts w:ascii="Consolas" w:hAnsi="Consolas"/>
                 <w:color w:val="C0392B"/>
                 <w:sz w:val="19"/>
               </w:rPr>
-              <w:t>403 Forbidden</w:t>
-            </w:r>
-            <w:r>
-              <w:rPr>
-                <w:rFonts w:ascii="Calibri" w:hAnsi="Calibri"/>
-                <w:sz w:val="18"/>
-              </w:rPr>
-              <w:t xml:space="preserve"> (regular members cannot add users)</w:t>
+              <w:t>PUT /api/chat/groupadd</w:t>
             </w:r>
           </w:p>
         </w:tc>
@@ -7647,104 +7600,117 @@
             <w:r>
               <w:rPr>
                 <w:rFonts w:ascii="Calibri" w:hAnsi="Calibri"/>
-                <w:b/>
-                <w:sz w:val="18"/>
-              </w:rPr>
-              <w:t>PASS</w:t>
-            </w:r>
-          </w:p>
-        </w:tc>
-      </w:tr>
-      <w:tr>
-        <w:tc>
-          <w:tcPr>
-            <w:tcW w:type="dxa" w:w="1560"/>
-            <w:tcBorders>
-              <w:top w:val="single" w:sz="4" w:space="0" w:color="AAAAAA"/>
-              <w:left w:val="single" w:sz="4" w:space="0" w:color="AAAAAA"/>
-              <w:bottom w:val="single" w:sz="4" w:space="0" w:color="AAAAAA"/>
-              <w:right w:val="single" w:sz="4" w:space="0" w:color="AAAAAA"/>
-            </w:tcBorders>
-            <w:shd w:fill="F8F9FA" w:val="clear"/>
-          </w:tcPr>
-          <w:p>
-            <w:r/>
-            <w:r>
-              <w:rPr>
-                <w:rFonts w:ascii="Calibri" w:hAnsi="Calibri"/>
-                <w:b/>
-                <w:sz w:val="18"/>
-              </w:rPr>
-              <w:t>TC-37</w:t>
-            </w:r>
-          </w:p>
-        </w:tc>
-        <w:tc>
-          <w:tcPr>
-            <w:tcW w:type="dxa" w:w="1560"/>
-            <w:tcBorders>
-              <w:top w:val="single" w:sz="4" w:space="0" w:color="AAAAAA"/>
-              <w:left w:val="single" w:sz="4" w:space="0" w:color="AAAAAA"/>
-              <w:bottom w:val="single" w:sz="4" w:space="0" w:color="AAAAAA"/>
-              <w:right w:val="single" w:sz="4" w:space="0" w:color="AAAAAA"/>
-            </w:tcBorders>
-            <w:shd w:fill="F8F9FA" w:val="clear"/>
-          </w:tcPr>
-          <w:p>
-            <w:r/>
-            <w:r>
-              <w:rPr>
-                <w:rFonts w:ascii="Calibri" w:hAnsi="Calibri"/>
-                <w:b/>
-                <w:sz w:val="18"/>
-              </w:rPr>
-              <w:t>[Positive]</w:t>
-            </w:r>
-          </w:p>
-        </w:tc>
-        <w:tc>
-          <w:tcPr>
-            <w:tcW w:type="dxa" w:w="1560"/>
-            <w:tcBorders>
-              <w:top w:val="single" w:sz="4" w:space="0" w:color="AAAAAA"/>
-              <w:left w:val="single" w:sz="4" w:space="0" w:color="AAAAAA"/>
-              <w:bottom w:val="single" w:sz="4" w:space="0" w:color="AAAAAA"/>
-              <w:right w:val="single" w:sz="4" w:space="0" w:color="AAAAAA"/>
-            </w:tcBorders>
-            <w:shd w:fill="F8F9FA" w:val="clear"/>
-          </w:tcPr>
-          <w:p>
-            <w:r/>
-            <w:r>
-              <w:rPr>
-                <w:rFonts w:ascii="Calibri" w:hAnsi="Calibri"/>
-                <w:b/>
-                <w:sz w:val="18"/>
-              </w:rPr>
-              <w:t>Demote Co-Admin</w:t>
-            </w:r>
-          </w:p>
-        </w:tc>
-        <w:tc>
-          <w:tcPr>
-            <w:tcW w:type="dxa" w:w="1560"/>
-            <w:tcBorders>
-              <w:top w:val="single" w:sz="4" w:space="0" w:color="AAAAAA"/>
-              <w:left w:val="single" w:sz="4" w:space="0" w:color="AAAAAA"/>
-              <w:bottom w:val="single" w:sz="4" w:space="0" w:color="AAAAAA"/>
-              <w:right w:val="single" w:sz="4" w:space="0" w:color="AAAAAA"/>
-            </w:tcBorders>
-            <w:shd w:fill="F8F9FA" w:val="clear"/>
-          </w:tcPr>
-          <w:p>
-            <w:r/>
+                <w:sz w:val="18"/>
+              </w:rPr>
+              <w:t xml:space="preserve">Rejected </w:t>
+            </w:r>
             <w:r>
               <w:rPr>
                 <w:rFonts w:ascii="Consolas" w:hAnsi="Consolas"/>
                 <w:color w:val="C0392B"/>
                 <w:sz w:val="19"/>
               </w:rPr>
-              <w:t>PUT /api/chat/groupadmin/demote</w:t>
+              <w:t>403 Forbidden</w:t>
+            </w:r>
+            <w:r>
+              <w:rPr>
+                <w:rFonts w:ascii="Calibri" w:hAnsi="Calibri"/>
+                <w:sz w:val="18"/>
+              </w:rPr>
+              <w:t xml:space="preserve"> (Regular member cannot add users)</w:t>
+            </w:r>
+          </w:p>
+        </w:tc>
+        <w:tc>
+          <w:tcPr>
+            <w:tcW w:type="dxa" w:w="1560"/>
+            <w:tcBorders>
+              <w:top w:val="single" w:sz="4" w:space="0" w:color="AAAAAA"/>
+              <w:left w:val="single" w:sz="4" w:space="0" w:color="AAAAAA"/>
+              <w:bottom w:val="single" w:sz="4" w:space="0" w:color="AAAAAA"/>
+              <w:right w:val="single" w:sz="4" w:space="0" w:color="AAAAAA"/>
+            </w:tcBorders>
+          </w:tcPr>
+          <w:p>
+            <w:r/>
+            <w:r>
+              <w:rPr>
+                <w:rFonts w:ascii="Calibri" w:hAnsi="Calibri"/>
+                <w:b/>
+                <w:sz w:val="18"/>
+              </w:rPr>
+              <w:t>Mandatory PASS</w:t>
+            </w:r>
+          </w:p>
+        </w:tc>
+      </w:tr>
+      <w:tr>
+        <w:tc>
+          <w:tcPr>
+            <w:tcW w:type="dxa" w:w="1560"/>
+            <w:tcBorders>
+              <w:top w:val="single" w:sz="4" w:space="0" w:color="AAAAAA"/>
+              <w:left w:val="single" w:sz="4" w:space="0" w:color="AAAAAA"/>
+              <w:bottom w:val="single" w:sz="4" w:space="0" w:color="AAAAAA"/>
+              <w:right w:val="single" w:sz="4" w:space="0" w:color="AAAAAA"/>
+            </w:tcBorders>
+            <w:shd w:fill="F8F9FA" w:val="clear"/>
+          </w:tcPr>
+          <w:p>
+            <w:r/>
+            <w:r>
+              <w:rPr>
+                <w:rFonts w:ascii="Calibri" w:hAnsi="Calibri"/>
+                <w:b/>
+                <w:sz w:val="18"/>
+              </w:rPr>
+              <w:t>TC-37</w:t>
+            </w:r>
+          </w:p>
+        </w:tc>
+        <w:tc>
+          <w:tcPr>
+            <w:tcW w:type="dxa" w:w="1560"/>
+            <w:tcBorders>
+              <w:top w:val="single" w:sz="4" w:space="0" w:color="AAAAAA"/>
+              <w:left w:val="single" w:sz="4" w:space="0" w:color="AAAAAA"/>
+              <w:bottom w:val="single" w:sz="4" w:space="0" w:color="AAAAAA"/>
+              <w:right w:val="single" w:sz="4" w:space="0" w:color="AAAAAA"/>
+            </w:tcBorders>
+            <w:shd w:fill="F8F9FA" w:val="clear"/>
+          </w:tcPr>
+          <w:p>
+            <w:r/>
+            <w:r>
+              <w:rPr>
+                <w:rFonts w:ascii="Calibri" w:hAnsi="Calibri"/>
+                <w:b/>
+                <w:sz w:val="18"/>
+              </w:rPr>
+              <w:t>[Positive]</w:t>
+            </w:r>
+          </w:p>
+        </w:tc>
+        <w:tc>
+          <w:tcPr>
+            <w:tcW w:type="dxa" w:w="1560"/>
+            <w:tcBorders>
+              <w:top w:val="single" w:sz="4" w:space="0" w:color="AAAAAA"/>
+              <w:left w:val="single" w:sz="4" w:space="0" w:color="AAAAAA"/>
+              <w:bottom w:val="single" w:sz="4" w:space="0" w:color="AAAAAA"/>
+              <w:right w:val="single" w:sz="4" w:space="0" w:color="AAAAAA"/>
+            </w:tcBorders>
+            <w:shd w:fill="F8F9FA" w:val="clear"/>
+          </w:tcPr>
+          <w:p>
+            <w:r/>
+            <w:r>
+              <w:rPr>
+                <w:rFonts w:ascii="Calibri" w:hAnsi="Calibri"/>
+                <w:b/>
+                <w:sz w:val="18"/>
+              </w:rPr>
+              <w:t>Demote Co-Admin</w:t>
             </w:r>
           </w:p>
         </w:tc>
@@ -7767,14 +7733,7 @@
                 <w:color w:val="C0392B"/>
                 <w:sz w:val="19"/>
               </w:rPr>
-              <w:t>200 OK</w:t>
-            </w:r>
-            <w:r>
-              <w:rPr>
-                <w:rFonts w:ascii="Calibri" w:hAnsi="Calibri"/>
-                <w:sz w:val="18"/>
-              </w:rPr>
-              <w:t xml:space="preserve"> + Bob demoted back to regular member</w:t>
+              <w:t>PUT /api/chat/groupadmin/demote</w:t>
             </w:r>
           </w:p>
         </w:tc>
@@ -7788,96 +7747,6 @@
               <w:right w:val="single" w:sz="4" w:space="0" w:color="AAAAAA"/>
             </w:tcBorders>
             <w:shd w:fill="F8F9FA" w:val="clear"/>
-          </w:tcPr>
-          <w:p>
-            <w:r/>
-            <w:r>
-              <w:rPr>
-                <w:rFonts w:ascii="Calibri" w:hAnsi="Calibri"/>
-                <w:b/>
-                <w:sz w:val="18"/>
-              </w:rPr>
-              <w:t>PASS</w:t>
-            </w:r>
-          </w:p>
-        </w:tc>
-      </w:tr>
-      <w:tr>
-        <w:tc>
-          <w:tcPr>
-            <w:tcW w:type="dxa" w:w="1560"/>
-            <w:tcBorders>
-              <w:top w:val="single" w:sz="4" w:space="0" w:color="AAAAAA"/>
-              <w:left w:val="single" w:sz="4" w:space="0" w:color="AAAAAA"/>
-              <w:bottom w:val="single" w:sz="4" w:space="0" w:color="AAAAAA"/>
-              <w:right w:val="single" w:sz="4" w:space="0" w:color="AAAAAA"/>
-            </w:tcBorders>
-          </w:tcPr>
-          <w:p>
-            <w:r/>
-            <w:r>
-              <w:rPr>
-                <w:rFonts w:ascii="Calibri" w:hAnsi="Calibri"/>
-                <w:b/>
-                <w:sz w:val="18"/>
-              </w:rPr>
-              <w:t>TC-38</w:t>
-            </w:r>
-          </w:p>
-        </w:tc>
-        <w:tc>
-          <w:tcPr>
-            <w:tcW w:type="dxa" w:w="1560"/>
-            <w:tcBorders>
-              <w:top w:val="single" w:sz="4" w:space="0" w:color="AAAAAA"/>
-              <w:left w:val="single" w:sz="4" w:space="0" w:color="AAAAAA"/>
-              <w:bottom w:val="single" w:sz="4" w:space="0" w:color="AAAAAA"/>
-              <w:right w:val="single" w:sz="4" w:space="0" w:color="AAAAAA"/>
-            </w:tcBorders>
-          </w:tcPr>
-          <w:p>
-            <w:r/>
-            <w:r>
-              <w:rPr>
-                <w:rFonts w:ascii="Calibri" w:hAnsi="Calibri"/>
-                <w:b/>
-                <w:sz w:val="18"/>
-              </w:rPr>
-              <w:t>[Negative]</w:t>
-            </w:r>
-          </w:p>
-        </w:tc>
-        <w:tc>
-          <w:tcPr>
-            <w:tcW w:type="dxa" w:w="1560"/>
-            <w:tcBorders>
-              <w:top w:val="single" w:sz="4" w:space="0" w:color="AAAAAA"/>
-              <w:left w:val="single" w:sz="4" w:space="0" w:color="AAAAAA"/>
-              <w:bottom w:val="single" w:sz="4" w:space="0" w:color="AAAAAA"/>
-              <w:right w:val="single" w:sz="4" w:space="0" w:color="AAAAAA"/>
-            </w:tcBorders>
-          </w:tcPr>
-          <w:p>
-            <w:r/>
-            <w:r>
-              <w:rPr>
-                <w:rFonts w:ascii="Calibri" w:hAnsi="Calibri"/>
-                <w:b/>
-                <w:sz w:val="18"/>
-              </w:rPr>
-              <w:t>Demoted Rights Revoked</w:t>
-            </w:r>
-          </w:p>
-        </w:tc>
-        <w:tc>
-          <w:tcPr>
-            <w:tcW w:type="dxa" w:w="1560"/>
-            <w:tcBorders>
-              <w:top w:val="single" w:sz="4" w:space="0" w:color="AAAAAA"/>
-              <w:left w:val="single" w:sz="4" w:space="0" w:color="AAAAAA"/>
-              <w:bottom w:val="single" w:sz="4" w:space="0" w:color="AAAAAA"/>
-              <w:right w:val="single" w:sz="4" w:space="0" w:color="AAAAAA"/>
-            </w:tcBorders>
           </w:tcPr>
           <w:p>
             <w:r/>
@@ -7887,28 +7756,14 @@
                 <w:color w:val="C0392B"/>
                 <w:sz w:val="19"/>
               </w:rPr>
-              <w:t>PUT /api/chat/rename</w:t>
-            </w:r>
-          </w:p>
-        </w:tc>
-        <w:tc>
-          <w:tcPr>
-            <w:tcW w:type="dxa" w:w="1560"/>
-            <w:tcBorders>
-              <w:top w:val="single" w:sz="4" w:space="0" w:color="AAAAAA"/>
-              <w:left w:val="single" w:sz="4" w:space="0" w:color="AAAAAA"/>
-              <w:bottom w:val="single" w:sz="4" w:space="0" w:color="AAAAAA"/>
-              <w:right w:val="single" w:sz="4" w:space="0" w:color="AAAAAA"/>
-            </w:tcBorders>
-          </w:tcPr>
-          <w:p>
-            <w:r/>
-            <w:r>
-              <w:rPr>
-                <w:rFonts w:ascii="Calibri" w:hAnsi="Calibri"/>
-                <w:sz w:val="18"/>
-              </w:rPr>
-              <w:t xml:space="preserve">Rejected </w:t>
+              <w:t>200 OK</w:t>
+            </w:r>
+            <w:r>
+              <w:rPr>
+                <w:rFonts w:ascii="Calibri" w:hAnsi="Calibri"/>
+                <w:sz w:val="18"/>
+              </w:rPr>
+              <w:t xml:space="preserve"> + Bob successfully removed from </w:t>
             </w:r>
             <w:r>
               <w:rPr>
@@ -7916,14 +7771,14 @@
                 <w:color w:val="C0392B"/>
                 <w:sz w:val="19"/>
               </w:rPr>
-              <w:t>403 Forbidden</w:t>
-            </w:r>
-            <w:r>
-              <w:rPr>
-                <w:rFonts w:ascii="Calibri" w:hAnsi="Calibri"/>
-                <w:sz w:val="18"/>
-              </w:rPr>
-              <w:t xml:space="preserve"> (Bob no longer has admin rights)</w:t>
+              <w:t>groupAdmins</w:t>
+            </w:r>
+            <w:r>
+              <w:rPr>
+                <w:rFonts w:ascii="Calibri" w:hAnsi="Calibri"/>
+                <w:sz w:val="18"/>
+              </w:rPr>
+              <w:t xml:space="preserve"> array</w:t>
             </w:r>
           </w:p>
         </w:tc>
@@ -7936,6 +7791,7 @@
               <w:bottom w:val="single" w:sz="4" w:space="0" w:color="AAAAAA"/>
               <w:right w:val="single" w:sz="4" w:space="0" w:color="AAAAAA"/>
             </w:tcBorders>
+            <w:shd w:fill="F8F9FA" w:val="clear"/>
           </w:tcPr>
           <w:p>
             <w:r/>
@@ -7945,7 +7801,7 @@
                 <w:b/>
                 <w:sz w:val="18"/>
               </w:rPr>
-              <w:t>PASS</w:t>
+              <w:t>Mandatory PASS</w:t>
             </w:r>
           </w:p>
         </w:tc>
@@ -7960,7 +7816,6 @@
               <w:bottom w:val="single" w:sz="4" w:space="0" w:color="AAAAAA"/>
               <w:right w:val="single" w:sz="4" w:space="0" w:color="AAAAAA"/>
             </w:tcBorders>
-            <w:shd w:fill="F8F9FA" w:val="clear"/>
           </w:tcPr>
           <w:p>
             <w:r/>
@@ -7970,7 +7825,7 @@
                 <w:b/>
                 <w:sz w:val="18"/>
               </w:rPr>
-              <w:t>TC-39</w:t>
+              <w:t>TC-38</w:t>
             </w:r>
           </w:p>
         </w:tc>
@@ -7983,7 +7838,6 @@
               <w:bottom w:val="single" w:sz="4" w:space="0" w:color="AAAAAA"/>
               <w:right w:val="single" w:sz="4" w:space="0" w:color="AAAAAA"/>
             </w:tcBorders>
-            <w:shd w:fill="F8F9FA" w:val="clear"/>
           </w:tcPr>
           <w:p>
             <w:r/>
@@ -7993,7 +7847,7 @@
                 <w:b/>
                 <w:sz w:val="18"/>
               </w:rPr>
-              <w:t>[Positive]</w:t>
+              <w:t>[Negative]</w:t>
             </w:r>
           </w:p>
         </w:tc>
@@ -8006,7 +7860,6 @@
               <w:bottom w:val="single" w:sz="4" w:space="0" w:color="AAAAAA"/>
               <w:right w:val="single" w:sz="4" w:space="0" w:color="AAAAAA"/>
             </w:tcBorders>
-            <w:shd w:fill="F8F9FA" w:val="clear"/>
           </w:tcPr>
           <w:p>
             <w:r/>
@@ -8016,7 +7869,7 @@
                 <w:b/>
                 <w:sz w:val="18"/>
               </w:rPr>
-              <w:t>Admin Removes Member</w:t>
+              <w:t>Demoted Rights Revoked</w:t>
             </w:r>
           </w:p>
         </w:tc>
@@ -8029,7 +7882,6 @@
               <w:bottom w:val="single" w:sz="4" w:space="0" w:color="AAAAAA"/>
               <w:right w:val="single" w:sz="4" w:space="0" w:color="AAAAAA"/>
             </w:tcBorders>
-            <w:shd w:fill="F8F9FA" w:val="clear"/>
           </w:tcPr>
           <w:p>
             <w:r/>
@@ -8039,7 +7891,7 @@
                 <w:color w:val="C0392B"/>
                 <w:sz w:val="19"/>
               </w:rPr>
-              <w:t>PUT /api/chat/groupremove</w:t>
+              <w:t>PUT /api/chat/rename</w:t>
             </w:r>
           </w:p>
         </w:tc>
@@ -8052,24 +7904,30 @@
               <w:bottom w:val="single" w:sz="4" w:space="0" w:color="AAAAAA"/>
               <w:right w:val="single" w:sz="4" w:space="0" w:color="AAAAAA"/>
             </w:tcBorders>
-            <w:shd w:fill="F8F9FA" w:val="clear"/>
           </w:tcPr>
           <w:p>
             <w:r/>
+            <w:r>
+              <w:rPr>
+                <w:rFonts w:ascii="Calibri" w:hAnsi="Calibri"/>
+                <w:sz w:val="18"/>
+              </w:rPr>
+              <w:t xml:space="preserve">Rejected </w:t>
+            </w:r>
             <w:r>
               <w:rPr>
                 <w:rFonts w:ascii="Consolas" w:hAnsi="Consolas"/>
                 <w:color w:val="C0392B"/>
                 <w:sz w:val="19"/>
               </w:rPr>
-              <w:t>200 OK</w:t>
-            </w:r>
-            <w:r>
-              <w:rPr>
-                <w:rFonts w:ascii="Calibri" w:hAnsi="Calibri"/>
-                <w:sz w:val="18"/>
-              </w:rPr>
-              <w:t xml:space="preserve"> + Admin successfully removes Dave from group</w:t>
+              <w:t>403 Forbidden</w:t>
+            </w:r>
+            <w:r>
+              <w:rPr>
+                <w:rFonts w:ascii="Calibri" w:hAnsi="Calibri"/>
+                <w:sz w:val="18"/>
+              </w:rPr>
+              <w:t xml:space="preserve"> (Demoted user can no longer rename)</w:t>
             </w:r>
           </w:p>
         </w:tc>
@@ -8082,7 +7940,6 @@
               <w:bottom w:val="single" w:sz="4" w:space="0" w:color="AAAAAA"/>
               <w:right w:val="single" w:sz="4" w:space="0" w:color="AAAAAA"/>
             </w:tcBorders>
-            <w:shd w:fill="F8F9FA" w:val="clear"/>
           </w:tcPr>
           <w:p>
             <w:r/>
@@ -8092,7 +7949,7 @@
                 <w:b/>
                 <w:sz w:val="18"/>
               </w:rPr>
-              <w:t>PASS</w:t>
+              <w:t>Mandatory PASS</w:t>
             </w:r>
           </w:p>
         </w:tc>
@@ -8107,6 +7964,7 @@
               <w:bottom w:val="single" w:sz="4" w:space="0" w:color="AAAAAA"/>
               <w:right w:val="single" w:sz="4" w:space="0" w:color="AAAAAA"/>
             </w:tcBorders>
+            <w:shd w:fill="F8F9FA" w:val="clear"/>
           </w:tcPr>
           <w:p>
             <w:r/>
@@ -8116,7 +7974,7 @@
                 <w:b/>
                 <w:sz w:val="18"/>
               </w:rPr>
-              <w:t>TC-40</w:t>
+              <w:t>TC-39</w:t>
             </w:r>
           </w:p>
         </w:tc>
@@ -8129,6 +7987,7 @@
               <w:bottom w:val="single" w:sz="4" w:space="0" w:color="AAAAAA"/>
               <w:right w:val="single" w:sz="4" w:space="0" w:color="AAAAAA"/>
             </w:tcBorders>
+            <w:shd w:fill="F8F9FA" w:val="clear"/>
           </w:tcPr>
           <w:p>
             <w:r/>
@@ -8151,6 +8010,7 @@
               <w:bottom w:val="single" w:sz="4" w:space="0" w:color="AAAAAA"/>
               <w:right w:val="single" w:sz="4" w:space="0" w:color="AAAAAA"/>
             </w:tcBorders>
+            <w:shd w:fill="F8F9FA" w:val="clear"/>
           </w:tcPr>
           <w:p>
             <w:r/>
@@ -8160,7 +8020,7 @@
                 <w:b/>
                 <w:sz w:val="18"/>
               </w:rPr>
-              <w:t>Member Leaves Group</w:t>
+              <w:t>Admin Removes Member</w:t>
             </w:r>
           </w:p>
         </w:tc>
@@ -8173,6 +8033,7 @@
               <w:bottom w:val="single" w:sz="4" w:space="0" w:color="AAAAAA"/>
               <w:right w:val="single" w:sz="4" w:space="0" w:color="AAAAAA"/>
             </w:tcBorders>
+            <w:shd w:fill="F8F9FA" w:val="clear"/>
           </w:tcPr>
           <w:p>
             <w:r/>
@@ -8195,6 +8056,7 @@
               <w:bottom w:val="single" w:sz="4" w:space="0" w:color="AAAAAA"/>
               <w:right w:val="single" w:sz="4" w:space="0" w:color="AAAAAA"/>
             </w:tcBorders>
+            <w:shd w:fill="F8F9FA" w:val="clear"/>
           </w:tcPr>
           <w:p>
             <w:r/>
@@ -8211,7 +8073,7 @@
                 <w:rFonts w:ascii="Calibri" w:hAnsi="Calibri"/>
                 <w:sz w:val="18"/>
               </w:rPr>
-              <w:t xml:space="preserve"> + Charlie voluntarily leaves group (self-leave)</w:t>
+              <w:t xml:space="preserve"> + Admin ejects participant from group channel</w:t>
             </w:r>
           </w:p>
         </w:tc>
@@ -8224,6 +8086,7 @@
               <w:bottom w:val="single" w:sz="4" w:space="0" w:color="AAAAAA"/>
               <w:right w:val="single" w:sz="4" w:space="0" w:color="AAAAAA"/>
             </w:tcBorders>
+            <w:shd w:fill="F8F9FA" w:val="clear"/>
           </w:tcPr>
           <w:p>
             <w:r/>
@@ -8233,7 +8096,7 @@
                 <w:b/>
                 <w:sz w:val="18"/>
               </w:rPr>
-              <w:t>PASS</w:t>
+              <w:t>Mandatory PASS</w:t>
             </w:r>
           </w:p>
         </w:tc>
@@ -8248,7 +8111,6 @@
               <w:bottom w:val="single" w:sz="4" w:space="0" w:color="AAAAAA"/>
               <w:right w:val="single" w:sz="4" w:space="0" w:color="AAAAAA"/>
             </w:tcBorders>
-            <w:shd w:fill="F8F9FA" w:val="clear"/>
           </w:tcPr>
           <w:p>
             <w:r/>
@@ -8258,7 +8120,7 @@
                 <w:b/>
                 <w:sz w:val="18"/>
               </w:rPr>
-              <w:t>TC-41</w:t>
+              <w:t>TC-40</w:t>
             </w:r>
           </w:p>
         </w:tc>
@@ -8271,7 +8133,6 @@
               <w:bottom w:val="single" w:sz="4" w:space="0" w:color="AAAAAA"/>
               <w:right w:val="single" w:sz="4" w:space="0" w:color="AAAAAA"/>
             </w:tcBorders>
-            <w:shd w:fill="F8F9FA" w:val="clear"/>
           </w:tcPr>
           <w:p>
             <w:r/>
@@ -8294,7 +8155,6 @@
               <w:bottom w:val="single" w:sz="4" w:space="0" w:color="AAAAAA"/>
               <w:right w:val="single" w:sz="4" w:space="0" w:color="AAAAAA"/>
             </w:tcBorders>
-            <w:shd w:fill="F8F9FA" w:val="clear"/>
           </w:tcPr>
           <w:p>
             <w:r/>
@@ -8304,7 +8164,7 @@
                 <w:b/>
                 <w:sz w:val="18"/>
               </w:rPr>
-              <w:t>Audit System Messages</w:t>
+              <w:t>Voluntary Self-Leave</w:t>
             </w:r>
           </w:p>
         </w:tc>
@@ -8317,7 +8177,6 @@
               <w:bottom w:val="single" w:sz="4" w:space="0" w:color="AAAAAA"/>
               <w:right w:val="single" w:sz="4" w:space="0" w:color="AAAAAA"/>
             </w:tcBorders>
-            <w:shd w:fill="F8F9FA" w:val="clear"/>
           </w:tcPr>
           <w:p>
             <w:r/>
@@ -8327,7 +8186,7 @@
                 <w:color w:val="C0392B"/>
                 <w:sz w:val="19"/>
               </w:rPr>
-              <w:t>GET /api/message/:groupId</w:t>
+              <w:t>PUT /api/chat/groupremove</w:t>
             </w:r>
           </w:p>
         </w:tc>
@@ -8340,7 +8199,6 @@
               <w:bottom w:val="single" w:sz="4" w:space="0" w:color="AAAAAA"/>
               <w:right w:val="single" w:sz="4" w:space="0" w:color="AAAAAA"/>
             </w:tcBorders>
-            <w:shd w:fill="F8F9FA" w:val="clear"/>
           </w:tcPr>
           <w:p>
             <w:r/>
@@ -8357,14 +8215,160 @@
                 <w:rFonts w:ascii="Calibri" w:hAnsi="Calibri"/>
                 <w:sz w:val="18"/>
               </w:rPr>
-              <w:t xml:space="preserve"> + Group mutation log recorded (</w:t>
-            </w:r>
+              <w:t xml:space="preserve"> + Member successfully exits group voluntarily</w:t>
+            </w:r>
+          </w:p>
+        </w:tc>
+        <w:tc>
+          <w:tcPr>
+            <w:tcW w:type="dxa" w:w="1560"/>
+            <w:tcBorders>
+              <w:top w:val="single" w:sz="4" w:space="0" w:color="AAAAAA"/>
+              <w:left w:val="single" w:sz="4" w:space="0" w:color="AAAAAA"/>
+              <w:bottom w:val="single" w:sz="4" w:space="0" w:color="AAAAAA"/>
+              <w:right w:val="single" w:sz="4" w:space="0" w:color="AAAAAA"/>
+            </w:tcBorders>
+          </w:tcPr>
+          <w:p>
+            <w:r/>
+            <w:r>
+              <w:rPr>
+                <w:rFonts w:ascii="Calibri" w:hAnsi="Calibri"/>
+                <w:b/>
+                <w:sz w:val="18"/>
+              </w:rPr>
+              <w:t>Mandatory PASS</w:t>
+            </w:r>
+          </w:p>
+        </w:tc>
+      </w:tr>
+      <w:tr>
+        <w:tc>
+          <w:tcPr>
+            <w:tcW w:type="dxa" w:w="1560"/>
+            <w:tcBorders>
+              <w:top w:val="single" w:sz="4" w:space="0" w:color="AAAAAA"/>
+              <w:left w:val="single" w:sz="4" w:space="0" w:color="AAAAAA"/>
+              <w:bottom w:val="single" w:sz="4" w:space="0" w:color="AAAAAA"/>
+              <w:right w:val="single" w:sz="4" w:space="0" w:color="AAAAAA"/>
+            </w:tcBorders>
+            <w:shd w:fill="F8F9FA" w:val="clear"/>
+          </w:tcPr>
+          <w:p>
+            <w:r/>
+            <w:r>
+              <w:rPr>
+                <w:rFonts w:ascii="Calibri" w:hAnsi="Calibri"/>
+                <w:b/>
+                <w:sz w:val="18"/>
+              </w:rPr>
+              <w:t>TC-41</w:t>
+            </w:r>
+          </w:p>
+        </w:tc>
+        <w:tc>
+          <w:tcPr>
+            <w:tcW w:type="dxa" w:w="1560"/>
+            <w:tcBorders>
+              <w:top w:val="single" w:sz="4" w:space="0" w:color="AAAAAA"/>
+              <w:left w:val="single" w:sz="4" w:space="0" w:color="AAAAAA"/>
+              <w:bottom w:val="single" w:sz="4" w:space="0" w:color="AAAAAA"/>
+              <w:right w:val="single" w:sz="4" w:space="0" w:color="AAAAAA"/>
+            </w:tcBorders>
+            <w:shd w:fill="F8F9FA" w:val="clear"/>
+          </w:tcPr>
+          <w:p>
+            <w:r/>
+            <w:r>
+              <w:rPr>
+                <w:rFonts w:ascii="Calibri" w:hAnsi="Calibri"/>
+                <w:b/>
+                <w:sz w:val="18"/>
+              </w:rPr>
+              <w:t>[Positive]</w:t>
+            </w:r>
+          </w:p>
+        </w:tc>
+        <w:tc>
+          <w:tcPr>
+            <w:tcW w:type="dxa" w:w="1560"/>
+            <w:tcBorders>
+              <w:top w:val="single" w:sz="4" w:space="0" w:color="AAAAAA"/>
+              <w:left w:val="single" w:sz="4" w:space="0" w:color="AAAAAA"/>
+              <w:bottom w:val="single" w:sz="4" w:space="0" w:color="AAAAAA"/>
+              <w:right w:val="single" w:sz="4" w:space="0" w:color="AAAAAA"/>
+            </w:tcBorders>
+            <w:shd w:fill="F8F9FA" w:val="clear"/>
+          </w:tcPr>
+          <w:p>
+            <w:r/>
+            <w:r>
+              <w:rPr>
+                <w:rFonts w:ascii="Calibri" w:hAnsi="Calibri"/>
+                <w:b/>
+                <w:sz w:val="18"/>
+              </w:rPr>
+              <w:t>System Audit Trail</w:t>
+            </w:r>
+          </w:p>
+        </w:tc>
+        <w:tc>
+          <w:tcPr>
+            <w:tcW w:type="dxa" w:w="1560"/>
+            <w:tcBorders>
+              <w:top w:val="single" w:sz="4" w:space="0" w:color="AAAAAA"/>
+              <w:left w:val="single" w:sz="4" w:space="0" w:color="AAAAAA"/>
+              <w:bottom w:val="single" w:sz="4" w:space="0" w:color="AAAAAA"/>
+              <w:right w:val="single" w:sz="4" w:space="0" w:color="AAAAAA"/>
+            </w:tcBorders>
+            <w:shd w:fill="F8F9FA" w:val="clear"/>
+          </w:tcPr>
+          <w:p>
+            <w:r/>
             <w:r>
               <w:rPr>
                 <w:rFonts w:ascii="Consolas" w:hAnsi="Consolas"/>
                 <w:color w:val="C0392B"/>
                 <w:sz w:val="19"/>
               </w:rPr>
+              <w:t>GET /api/message/:groupId</w:t>
+            </w:r>
+          </w:p>
+        </w:tc>
+        <w:tc>
+          <w:tcPr>
+            <w:tcW w:type="dxa" w:w="1560"/>
+            <w:tcBorders>
+              <w:top w:val="single" w:sz="4" w:space="0" w:color="AAAAAA"/>
+              <w:left w:val="single" w:sz="4" w:space="0" w:color="AAAAAA"/>
+              <w:bottom w:val="single" w:sz="4" w:space="0" w:color="AAAAAA"/>
+              <w:right w:val="single" w:sz="4" w:space="0" w:color="AAAAAA"/>
+            </w:tcBorders>
+            <w:shd w:fill="F8F9FA" w:val="clear"/>
+          </w:tcPr>
+          <w:p>
+            <w:r/>
+            <w:r>
+              <w:rPr>
+                <w:rFonts w:ascii="Consolas" w:hAnsi="Consolas"/>
+                <w:color w:val="C0392B"/>
+                <w:sz w:val="19"/>
+              </w:rPr>
+              <w:t>200 OK</w:t>
+            </w:r>
+            <w:r>
+              <w:rPr>
+                <w:rFonts w:ascii="Calibri" w:hAnsi="Calibri"/>
+                <w:sz w:val="18"/>
+              </w:rPr>
+              <w:t xml:space="preserve"> + System event message generated (</w:t>
+            </w:r>
+            <w:r>
+              <w:rPr>
+                <w:rFonts w:ascii="Consolas" w:hAnsi="Consolas"/>
+                <w:color w:val="C0392B"/>
+                <w:sz w:val="19"/>
+              </w:rPr>
               <w:t>isSystemMessage: true</w:t>
             </w:r>
             <w:r>
@@ -8395,7 +8399,7 @@
                 <w:b/>
                 <w:sz w:val="18"/>
               </w:rPr>
-              <w:t>PASS</w:t>
+              <w:t>Mandatory PASS</w:t>
             </w:r>
           </w:p>
         </w:tc>
@@ -8412,7 +8416,7 @@
           <w:b/>
           <w:sz w:val="22"/>
         </w:rPr>
-        <w:t>RBAC Invariants Verified:</w:t>
+        <w:t>RBAC Security Invariants:</w:t>
       </w:r>
       <w:r>
         <w:rPr>
@@ -8427,14 +8431,14 @@
           <w:b/>
           <w:sz w:val="22"/>
         </w:rPr>
-        <w:t>Privilege Escalation Prevention (TC-33, TC-36):</w:t>
+        <w:t>Privilege Containment (TC-33, TC-36):</w:t>
       </w:r>
       <w:r>
         <w:rPr>
           <w:rFonts w:ascii="Calibri" w:hAnsi="Calibri"/>
           <w:sz w:val="22"/>
         </w:rPr>
-        <w:t xml:space="preserve"> Regular members cannot perform admin-only operations. - </w:t>
+        <w:t xml:space="preserve"> Standard members are strictly barred from mutation operations. - </w:t>
       </w:r>
       <w:r>
         <w:rPr>
@@ -8442,14 +8446,14 @@
           <w:b/>
           <w:sz w:val="22"/>
         </w:rPr>
-        <w:t>Promotion/Demotion Lifecycle (TC-34, TC-37, TC-38):</w:t>
+        <w:t>Dynamic Right Revocation (TC-37 &amp; TC-38):</w:t>
       </w:r>
       <w:r>
         <w:rPr>
           <w:rFonts w:ascii="Calibri" w:hAnsi="Calibri"/>
           <w:sz w:val="22"/>
         </w:rPr>
-        <w:t xml:space="preserve"> After demotion, previously granted admin rights are fully revoked. - </w:t>
+        <w:t xml:space="preserve"> Demotion immediately revokes elevated privileges across all subsequent operations. - </w:t>
       </w:r>
       <w:r>
         <w:rPr>
@@ -8457,14 +8461,14 @@
           <w:b/>
           <w:sz w:val="22"/>
         </w:rPr>
-        <w:t>Audit Trail (TC-41):</w:t>
+        <w:t>Audit Immutability (TC-41):</w:t>
       </w:r>
       <w:r>
         <w:rPr>
           <w:rFonts w:ascii="Calibri" w:hAnsi="Calibri"/>
           <w:sz w:val="22"/>
         </w:rPr>
-        <w:t xml:space="preserve"> Every group structural change (add, remove, promote, demote, rename) generates a persistent system message.</w:t>
+        <w:t xml:space="preserve"> Every group structural mutation produces a permanent, non-reputable system notification message.</w:t>
       </w:r>
     </w:p>
     <w:p>
@@ -8472,7 +8476,7 @@
         <w:pStyle w:val="Heading3"/>
       </w:pPr>
       <w:r>
-        <w:t>3.5 Module E: Real-Time WebSocket Protocol (TC-42 to TC-44)</w:t>
+        <w:t>3.5 Module E: Real-Time WebSocket Protocol Layer (TC-42 to TC-44)</w:t>
       </w:r>
     </w:p>
     <w:p>
@@ -8484,7 +8488,7 @@
           <w:rFonts w:ascii="Calibri" w:hAnsi="Calibri"/>
           <w:sz w:val="22"/>
         </w:rPr>
-        <w:t>These tests verify the Socket.IO real-time communication layer using programmatic WebSocket clients.</w:t>
+        <w:t>This module specifies programmatic verification of the duplex Socket.IO event transport.</w:t>
       </w:r>
     </w:p>
     <w:tbl>
@@ -8559,7 +8563,7 @@
                 <w:color w:val="FFFFFF"/>
                 <w:sz w:val="18"/>
               </w:rPr>
-              <w:t>Type</w:t>
+              <w:t>Category</w:t>
             </w:r>
           </w:p>
         </w:tc>
@@ -8619,7 +8623,7 @@
                 <w:color w:val="FFFFFF"/>
                 <w:sz w:val="18"/>
               </w:rPr>
-              <w:t>Method &amp; Endpoint</w:t>
+              <w:t>Protocol Event</w:t>
             </w:r>
           </w:p>
         </w:tc>
@@ -8649,7 +8653,7 @@
                 <w:color w:val="FFFFFF"/>
                 <w:sz w:val="18"/>
               </w:rPr>
-              <w:t>Expected Invariant / Result</w:t>
+              <w:t>Expected Invariant &amp; Specification</w:t>
             </w:r>
           </w:p>
         </w:tc>
@@ -8679,7 +8683,7 @@
                 <w:color w:val="FFFFFF"/>
                 <w:sz w:val="18"/>
               </w:rPr>
-              <w:t>Status</w:t>
+              <w:t>Acceptance Criteria</w:t>
             </w:r>
           </w:p>
         </w:tc>
@@ -8747,7 +8751,7 @@
                 <w:b/>
                 <w:sz w:val="18"/>
               </w:rPr>
-              <w:t>Socket Handshake</w:t>
+              <w:t>Handshake &amp; Room Join</w:t>
             </w:r>
           </w:p>
         </w:tc>
@@ -8768,7 +8772,7 @@
                 <w:rFonts w:ascii="Calibri" w:hAnsi="Calibri"/>
                 <w:sz w:val="18"/>
               </w:rPr>
-              <w:t xml:space="preserve">WebSocket Event </w:t>
+              <w:t xml:space="preserve">Socket Event </w:t>
             </w:r>
             <w:r>
               <w:rPr>
@@ -8797,7 +8801,7 @@
                 <w:rFonts w:ascii="Calibri" w:hAnsi="Calibri"/>
                 <w:sz w:val="18"/>
               </w:rPr>
-              <w:t>Socket joins user's private room successfully</w:t>
+              <w:t>Socket connection binds successfully to user's isolated room</w:t>
             </w:r>
           </w:p>
         </w:tc>
@@ -8819,7 +8823,7 @@
                 <w:b/>
                 <w:sz w:val="18"/>
               </w:rPr>
-              <w:t>PASS</w:t>
+              <w:t>Mandatory PASS</w:t>
             </w:r>
           </w:p>
         </w:tc>
@@ -8890,7 +8894,7 @@
                 <w:b/>
                 <w:sz w:val="18"/>
               </w:rPr>
-              <w:t>Live Typing Event</w:t>
+              <w:t>Live Typing Signal</w:t>
             </w:r>
           </w:p>
         </w:tc>
@@ -8912,7 +8916,7 @@
                 <w:rFonts w:ascii="Calibri" w:hAnsi="Calibri"/>
                 <w:sz w:val="18"/>
               </w:rPr>
-              <w:t xml:space="preserve">WebSocket Event </w:t>
+              <w:t xml:space="preserve">Socket Event </w:t>
             </w:r>
             <w:r>
               <w:rPr>
@@ -8942,7 +8946,7 @@
                 <w:rFonts w:ascii="Calibri" w:hAnsi="Calibri"/>
                 <w:sz w:val="18"/>
               </w:rPr>
-              <w:t>Typing signal received in real-time by chat counterpart</w:t>
+              <w:t>Typing broadcast received by counterpart in real time</w:t>
             </w:r>
           </w:p>
         </w:tc>
@@ -8965,7 +8969,7 @@
                 <w:b/>
                 <w:sz w:val="18"/>
               </w:rPr>
-              <w:t>PASS</w:t>
+              <w:t>Mandatory PASS</w:t>
             </w:r>
           </w:p>
         </w:tc>
@@ -9033,7 +9037,7 @@
                 <w:b/>
                 <w:sz w:val="18"/>
               </w:rPr>
-              <w:t>Live Instant Message</w:t>
+              <w:t>Instant Message Transport</w:t>
             </w:r>
           </w:p>
         </w:tc>
@@ -9054,7 +9058,7 @@
                 <w:rFonts w:ascii="Calibri" w:hAnsi="Calibri"/>
                 <w:sz w:val="18"/>
               </w:rPr>
-              <w:t xml:space="preserve">WebSocket Event </w:t>
+              <w:t xml:space="preserve">Socket Event </w:t>
             </w:r>
             <w:r>
               <w:rPr>
@@ -9091,7 +9095,7 @@
                 <w:rFonts w:ascii="Calibri" w:hAnsi="Calibri"/>
                 <w:sz w:val="18"/>
               </w:rPr>
-              <w:t xml:space="preserve"> event arrives instantly on recipient socket</w:t>
+              <w:t xml:space="preserve"> event dispatched immediately to recipient socket</w:t>
             </w:r>
           </w:p>
         </w:tc>
@@ -9113,7 +9117,7 @@
                 <w:b/>
                 <w:sz w:val="18"/>
               </w:rPr>
-              <w:t>PASS</w:t>
+              <w:t>Mandatory PASS</w:t>
             </w:r>
           </w:p>
         </w:tc>
@@ -9130,7 +9134,7 @@
           <w:b/>
           <w:sz w:val="22"/>
         </w:rPr>
-        <w:t>Real-Time Invariants Verified:</w:t>
+        <w:t>Real-Time Protocol Invariants:</w:t>
       </w:r>
       <w:r>
         <w:rPr>
@@ -9145,14 +9149,14 @@
           <w:b/>
           <w:sz w:val="22"/>
         </w:rPr>
-        <w:t>Socket Room Isolation:</w:t>
+        <w:t>Room Isolation:</w:t>
       </w:r>
       <w:r>
         <w:rPr>
           <w:rFonts w:ascii="Calibri" w:hAnsi="Calibri"/>
           <w:sz w:val="22"/>
         </w:rPr>
-        <w:t xml:space="preserve"> Events emitted to a chat room are received only by members of that room. - </w:t>
+        <w:t xml:space="preserve"> Socket broadcasts are restricted exclusively to authenticated room members. - </w:t>
       </w:r>
       <w:r>
         <w:rPr>
@@ -9160,29 +9164,14 @@
           <w:b/>
           <w:sz w:val="22"/>
         </w:rPr>
-        <w:t>Bidirectional Communication:</w:t>
+        <w:t>Latency Tolerance:</w:t>
       </w:r>
       <w:r>
         <w:rPr>
           <w:rFonts w:ascii="Calibri" w:hAnsi="Calibri"/>
           <w:sz w:val="22"/>
         </w:rPr>
-        <w:t xml:space="preserve"> Both client-to-server and server-to-client event pathways function correctly. - </w:t>
-      </w:r>
-      <w:r>
-        <w:rPr>
-          <w:rFonts w:ascii="Calibri" w:hAnsi="Calibri"/>
-          <w:b/>
-          <w:sz w:val="22"/>
-        </w:rPr>
-        <w:t>Instant Delivery:</w:t>
-      </w:r>
-      <w:r>
-        <w:rPr>
-          <w:rFonts w:ascii="Calibri" w:hAnsi="Calibri"/>
-          <w:sz w:val="22"/>
-        </w:rPr>
-        <w:t xml:space="preserve"> Messages arrive within milliseconds of emission, confirming WebSocket transport efficiency.</w:t>
+        <w:t xml:space="preserve"> Direct socket messages must deliver within sub-100ms under local network conditions.</w:t>
       </w:r>
     </w:p>
     <w:p>
@@ -9202,7 +9191,7 @@
           <w:rFonts w:ascii="Calibri" w:hAnsi="Calibri"/>
           <w:sz w:val="22"/>
         </w:rPr>
-        <w:t xml:space="preserve">Manual GUI tests are executed using two browser windows (Google Chrome Normal vs. Google Chrome Incognito) connected to </w:t>
+        <w:t xml:space="preserve">Manual GUI testing verifies browser-level visual interactions, multi-window synchronization, and client-side reactivity. Testing is conducted using dual browser sessions (Google Chrome Standard vs. Google Chrome Incognito) connected to </w:t>
       </w:r>
       <w:r>
         <w:rPr>
@@ -9217,7 +9206,7 @@
           <w:rFonts w:ascii="Calibri" w:hAnsi="Calibri"/>
           <w:sz w:val="22"/>
         </w:rPr>
-        <w:t>. These tests verify visual and interactive behaviors that are not testable via API calls.</w:t>
+        <w:t>.</w:t>
       </w:r>
     </w:p>
     <w:tbl>
@@ -9291,7 +9280,7 @@
                 <w:color w:val="FFFFFF"/>
                 <w:sz w:val="18"/>
               </w:rPr>
-              <w:t>Scenario &amp; Functional Area</w:t>
+              <w:t>Scenario &amp; Functional Scope</w:t>
             </w:r>
           </w:p>
         </w:tc>
@@ -9321,7 +9310,7 @@
                 <w:color w:val="FFFFFF"/>
                 <w:sz w:val="18"/>
               </w:rPr>
-              <w:t>Test Steps</w:t>
+              <w:t>Test Procedure</w:t>
             </w:r>
           </w:p>
         </w:tc>
@@ -9351,7 +9340,7 @@
                 <w:color w:val="FFFFFF"/>
                 <w:sz w:val="18"/>
               </w:rPr>
-              <w:t>Observed GUI Behavior</w:t>
+              <w:t>Expected GUI Behavior &amp; Acceptance Criteria</w:t>
             </w:r>
           </w:p>
         </w:tc>
@@ -9381,7 +9370,7 @@
                 <w:color w:val="FFFFFF"/>
                 <w:sz w:val="18"/>
               </w:rPr>
-              <w:t>Status</w:t>
+              <w:t>Target Criteria</w:t>
             </w:r>
           </w:p>
         </w:tc>
@@ -9427,7 +9416,7 @@
                 <w:b/>
                 <w:sz w:val="18"/>
               </w:rPr>
-              <w:t>Server IP &amp; Port Configuration</w:t>
+              <w:t>Server Connection Config</w:t>
             </w:r>
           </w:p>
         </w:tc>
@@ -9448,7 +9437,7 @@
                 <w:rFonts w:ascii="Calibri" w:hAnsi="Calibri"/>
                 <w:sz w:val="18"/>
               </w:rPr>
-              <w:t>Open Server Config dialog → change port → save.</w:t>
+              <w:t>Open Server Config dialog → modify port → save settings.</w:t>
             </w:r>
           </w:p>
         </w:tc>
@@ -9469,7 +9458,7 @@
                 <w:rFonts w:ascii="Calibri" w:hAnsi="Calibri"/>
                 <w:sz w:val="18"/>
               </w:rPr>
-              <w:t xml:space="preserve">Modal saves configuration to </w:t>
+              <w:t xml:space="preserve">Configuration persists in </w:t>
             </w:r>
             <w:r>
               <w:rPr>
@@ -9484,7 +9473,7 @@
                 <w:rFonts w:ascii="Calibri" w:hAnsi="Calibri"/>
                 <w:sz w:val="18"/>
               </w:rPr>
-              <w:t>, base URL updates dynamically.</w:t>
+              <w:t>; client base URL updates dynamically without crash.</w:t>
             </w:r>
           </w:p>
         </w:tc>
@@ -9506,7 +9495,7 @@
                 <w:b/>
                 <w:sz w:val="18"/>
               </w:rPr>
-              <w:t>PASS</w:t>
+              <w:t>PASS (Visual Match)</w:t>
             </w:r>
           </w:p>
         </w:tc>
@@ -9554,7 +9543,7 @@
                 <w:b/>
                 <w:sz w:val="18"/>
               </w:rPr>
-              <w:t>Quick IM Login (No Auth)</w:t>
+              <w:t>Quick IM Identity Login</w:t>
             </w:r>
           </w:p>
         </w:tc>
@@ -9576,7 +9565,7 @@
                 <w:rFonts w:ascii="Calibri" w:hAnsi="Calibri"/>
                 <w:sz w:val="18"/>
               </w:rPr>
-              <w:t xml:space="preserve">Navigate to "Quick IM" tab → enter username </w:t>
+              <w:t xml:space="preserve">Open "Quick IM" tab → input username </w:t>
             </w:r>
             <w:r>
               <w:rPr>
@@ -9613,7 +9602,7 @@
                 <w:rFonts w:ascii="Calibri" w:hAnsi="Calibri"/>
                 <w:sz w:val="18"/>
               </w:rPr>
-              <w:t xml:space="preserve">Instant login without password, session stored, redirect to </w:t>
+              <w:t xml:space="preserve">Immediate session initialization without password prompt; instant redirect to </w:t>
             </w:r>
             <w:r>
               <w:rPr>
@@ -9651,7 +9640,7 @@
                 <w:b/>
                 <w:sz w:val="18"/>
               </w:rPr>
-              <w:t>PASS</w:t>
+              <w:t>PASS (Visual Match)</w:t>
             </w:r>
           </w:p>
         </w:tc>
@@ -9697,7 +9686,7 @@
                 <w:b/>
                 <w:sz w:val="18"/>
               </w:rPr>
-              <w:t>Active Users Real-Time Presence</w:t>
+              <w:t>Presence Synchronization</w:t>
             </w:r>
           </w:p>
         </w:tc>
@@ -9718,7 +9707,7 @@
                 <w:rFonts w:ascii="Calibri" w:hAnsi="Calibri"/>
                 <w:sz w:val="18"/>
               </w:rPr>
-              <w:t>Login as Alice and Bob in separate browser windows.</w:t>
+              <w:t>Open Alice and Bob sessions in separate browser windows.</w:t>
             </w:r>
           </w:p>
         </w:tc>
@@ -9739,7 +9728,7 @@
                 <w:rFonts w:ascii="Calibri" w:hAnsi="Calibri"/>
                 <w:sz w:val="18"/>
               </w:rPr>
-              <w:t>Bob appears in Active Users tab with a green presence badge.</w:t>
+              <w:t>Bob's avatar displays a live green presence badge in Alice's user roster.</w:t>
             </w:r>
           </w:p>
         </w:tc>
@@ -9761,7 +9750,7 @@
                 <w:b/>
                 <w:sz w:val="18"/>
               </w:rPr>
-              <w:t>PASS</w:t>
+              <w:t>PASS (Visual Match)</w:t>
             </w:r>
           </w:p>
         </w:tc>
@@ -9809,7 +9798,7 @@
                 <w:b/>
                 <w:sz w:val="18"/>
               </w:rPr>
-              <w:t>1-Click Direct Chat Spawn</w:t>
+              <w:t>1-Click Chat Initialization</w:t>
             </w:r>
           </w:p>
         </w:tc>
@@ -9831,7 +9820,7 @@
                 <w:rFonts w:ascii="Calibri" w:hAnsi="Calibri"/>
                 <w:sz w:val="18"/>
               </w:rPr>
-              <w:t>In Active Users tab, click "Chat" button on Bob's entry.</w:t>
+              <w:t>From Active Users list, click "Chat" icon on Bob's profile.</w:t>
             </w:r>
           </w:p>
         </w:tc>
@@ -9853,7 +9842,7 @@
                 <w:rFonts w:ascii="Calibri" w:hAnsi="Calibri"/>
                 <w:sz w:val="18"/>
               </w:rPr>
-              <w:t>1-on-1 chat window opens instantly with zero page reload.</w:t>
+              <w:t>Active chat pane opens immediately with zero full-page reload.</w:t>
             </w:r>
           </w:p>
         </w:tc>
@@ -9876,7 +9865,7 @@
                 <w:b/>
                 <w:sz w:val="18"/>
               </w:rPr>
-              <w:t>PASS</w:t>
+              <w:t>PASS (Visual Match)</w:t>
             </w:r>
           </w:p>
         </w:tc>
@@ -9922,7 +9911,7 @@
                 <w:b/>
                 <w:sz w:val="18"/>
               </w:rPr>
-              <w:t>Real-Time Message Delivery</w:t>
+              <w:t>Real-Time Text Delivery</w:t>
             </w:r>
           </w:p>
         </w:tc>
@@ -9943,7 +9932,7 @@
                 <w:rFonts w:ascii="Calibri" w:hAnsi="Calibri"/>
                 <w:sz w:val="18"/>
               </w:rPr>
-              <w:t>Alice sends a text message to Bob while both are online.</w:t>
+              <w:t>Alice submits a text message to Bob while both sessions are active.</w:t>
             </w:r>
           </w:p>
         </w:tc>
@@ -9964,7 +9953,7 @@
                 <w:rFonts w:ascii="Calibri" w:hAnsi="Calibri"/>
                 <w:sz w:val="18"/>
               </w:rPr>
-              <w:t>Message appears instantly on Bob's screen; Alice's checkmark changes to double gray (✓✓).</w:t>
+              <w:t>Message renders immediately in Bob's view; Alice's indicator transitions to double gray ticks (✓✓).</w:t>
             </w:r>
           </w:p>
         </w:tc>
@@ -9986,7 +9975,7 @@
                 <w:b/>
                 <w:sz w:val="18"/>
               </w:rPr>
-              <w:t>PASS</w:t>
+              <w:t>PASS (Visual Match)</w:t>
             </w:r>
           </w:p>
         </w:tc>
@@ -10034,7 +10023,7 @@
                 <w:b/>
                 <w:sz w:val="18"/>
               </w:rPr>
-              <w:t>Read Receipt Synchronization</w:t>
+              <w:t>Read Receipt Transition</w:t>
             </w:r>
           </w:p>
         </w:tc>
@@ -10056,7 +10045,7 @@
                 <w:rFonts w:ascii="Calibri" w:hAnsi="Calibri"/>
                 <w:sz w:val="18"/>
               </w:rPr>
-              <w:t>Bob opens the chat window with Alice.</w:t>
+              <w:t>Bob opens and focuses the conversation with Alice.</w:t>
             </w:r>
           </w:p>
         </w:tc>
@@ -10078,7 +10067,7 @@
                 <w:rFonts w:ascii="Calibri" w:hAnsi="Calibri"/>
                 <w:sz w:val="18"/>
               </w:rPr>
-              <w:t>Alice's checkmarks change from gray to blue/cyan (✓✓) in real-time.</w:t>
+              <w:t>Alice's delivery indicator transitions from gray to blue/cyan ticks (✓✓) in real time.</w:t>
             </w:r>
           </w:p>
         </w:tc>
@@ -10101,7 +10090,7 @@
                 <w:b/>
                 <w:sz w:val="18"/>
               </w:rPr>
-              <w:t>PASS</w:t>
+              <w:t>PASS (Visual Match)</w:t>
             </w:r>
           </w:p>
         </w:tc>
@@ -10147,7 +10136,7 @@
                 <w:b/>
                 <w:sz w:val="18"/>
               </w:rPr>
-              <w:t>Multiple Simultaneous Conversations</w:t>
+              <w:t>Concurrent Conversations</w:t>
             </w:r>
           </w:p>
         </w:tc>
@@ -10168,7 +10157,7 @@
                 <w:rFonts w:ascii="Calibri" w:hAnsi="Calibri"/>
                 <w:sz w:val="18"/>
               </w:rPr>
-              <w:t>Alice opens a group chat while chatting with Bob.</w:t>
+              <w:t>Alice receives an incoming group message while chatting with Bob.</w:t>
             </w:r>
           </w:p>
         </w:tc>
@@ -10189,7 +10178,7 @@
                 <w:rFonts w:ascii="Calibri" w:hAnsi="Calibri"/>
                 <w:sz w:val="18"/>
               </w:rPr>
-              <w:t>Incoming group messages trigger a green badge number without disrupting the Bob chat.</w:t>
+              <w:t>Unread counter badge increments on the group tab without disrupting the active Bob conversation.</w:t>
             </w:r>
           </w:p>
         </w:tc>
@@ -10211,7 +10200,7 @@
                 <w:b/>
                 <w:sz w:val="18"/>
               </w:rPr>
-              <w:t>PASS</w:t>
+              <w:t>PASS (Visual Match)</w:t>
             </w:r>
           </w:p>
         </w:tc>
@@ -10259,7 +10248,7 @@
                 <w:b/>
                 <w:sz w:val="18"/>
               </w:rPr>
-              <w:t>Real-Time Typing Indicators</w:t>
+              <w:t>Typing Indicator Animation</w:t>
             </w:r>
           </w:p>
         </w:tc>
@@ -10281,7 +10270,7 @@
                 <w:rFonts w:ascii="Calibri" w:hAnsi="Calibri"/>
                 <w:sz w:val="18"/>
               </w:rPr>
-              <w:t>Bob begins typing in the message input without sending.</w:t>
+              <w:t>Bob enters keystrokes in input field without submitting.</w:t>
             </w:r>
           </w:p>
         </w:tc>
@@ -10303,7 +10292,7 @@
                 <w:rFonts w:ascii="Calibri" w:hAnsi="Calibri"/>
                 <w:sz w:val="18"/>
               </w:rPr>
-              <w:t>Animated three-dot typing bubble appears on Alice's screen and disappears when Bob stops.</w:t>
+              <w:t>Animated three-dot typing indicator appears in Alice's viewport and dismisses upon keystroke halt.</w:t>
             </w:r>
           </w:p>
         </w:tc>
@@ -10326,7 +10315,7 @@
                 <w:b/>
                 <w:sz w:val="18"/>
               </w:rPr>
-              <w:t>PASS</w:t>
+              <w:t>PASS (Visual Match)</w:t>
             </w:r>
           </w:p>
         </w:tc>
@@ -10372,7 +10361,7 @@
                 <w:b/>
                 <w:sz w:val="18"/>
               </w:rPr>
-              <w:t>Idle &amp; Away State Transitions</w:t>
+              <w:t>Idle State Transition</w:t>
             </w:r>
           </w:p>
         </w:tc>
@@ -10393,7 +10382,7 @@
                 <w:rFonts w:ascii="Calibri" w:hAnsi="Calibri"/>
                 <w:sz w:val="18"/>
               </w:rPr>
-              <w:t>Minimize browser tab or leave no interaction for 2 minutes.</w:t>
+              <w:t>Inactive session remains unfocused for 2 minutes.</w:t>
             </w:r>
           </w:p>
         </w:tc>
@@ -10414,7 +10403,7 @@
                 <w:rFonts w:ascii="Calibri" w:hAnsi="Calibri"/>
                 <w:sz w:val="18"/>
               </w:rPr>
-              <w:t>Presence indicator dot changes from green (Online) to yellow/orange (Away).</w:t>
+              <w:t>Presence indicator badge transitions from green (Active) to yellow/orange (Away).</w:t>
             </w:r>
           </w:p>
         </w:tc>
@@ -10436,7 +10425,7 @@
                 <w:b/>
                 <w:sz w:val="18"/>
               </w:rPr>
-              <w:t>PASS</w:t>
+              <w:t>PASS (Visual Match)</w:t>
             </w:r>
           </w:p>
         </w:tc>
@@ -10484,7 +10473,7 @@
                 <w:b/>
                 <w:sz w:val="18"/>
               </w:rPr>
-              <w:t>Group Chat Lifecycle &amp; Audit Trail</w:t>
+              <w:t>Group Audit Notification</w:t>
             </w:r>
           </w:p>
         </w:tc>
@@ -10506,7 +10495,7 @@
                 <w:rFonts w:ascii="Calibri" w:hAnsi="Calibri"/>
                 <w:sz w:val="18"/>
               </w:rPr>
-              <w:t>Create group, invite members, then a member leaves the group.</w:t>
+              <w:t>Create group, invite participants, and execute member departure.</w:t>
             </w:r>
           </w:p>
         </w:tc>
@@ -10528,7 +10517,7 @@
                 <w:rFonts w:ascii="Calibri" w:hAnsi="Calibri"/>
                 <w:sz w:val="18"/>
               </w:rPr>
-              <w:t xml:space="preserve">Group is created; when member leaves, a system message </w:t>
+              <w:t>System notification bubble (</w:t>
             </w:r>
             <w:r>
               <w:rPr>
@@ -10543,7 +10532,7 @@
                 <w:rFonts w:ascii="Calibri" w:hAnsi="Calibri"/>
                 <w:sz w:val="18"/>
               </w:rPr>
-              <w:t xml:space="preserve"> appears.</w:t>
+              <w:t>) renders centered in the timeline.</w:t>
             </w:r>
           </w:p>
         </w:tc>
@@ -10566,7 +10555,7 @@
                 <w:b/>
                 <w:sz w:val="18"/>
               </w:rPr>
-              <w:t>PASS</w:t>
+              <w:t>PASS (Visual Match)</w:t>
             </w:r>
           </w:p>
         </w:tc>
@@ -10578,7 +10567,7 @@
         <w:pStyle w:val="Heading2"/>
       </w:pPr>
       <w:r>
-        <w:t>5. Test Execution Results Summary</w:t>
+        <w:t>5. Quality Targets &amp; Exit Criteria</w:t>
       </w:r>
     </w:p>
     <w:p>
@@ -10586,7 +10575,509 @@
         <w:pStyle w:val="Heading3"/>
       </w:pPr>
       <w:r>
-        <w:t>5.1 Automated Test Results</w:t>
+        <w:t>5.1 Quality Gate Criteria (Milestone 3 Submission Requirements)</w:t>
+      </w:r>
+    </w:p>
+    <w:p>
+      <w:pPr>
+        <w:spacing w:after="120"/>
+      </w:pPr>
+      <w:r>
+        <w:rPr>
+          <w:rFonts w:ascii="Calibri" w:hAnsi="Calibri"/>
+          <w:sz w:val="22"/>
+        </w:rPr>
+        <w:t>To achieve formal verification sign-off in Milestone 3, the system implementation must satisfy the following exit criteria:</w:t>
+      </w:r>
+    </w:p>
+    <w:tbl>
+      <w:tblPr>
+        <w:tblW w:type="auto" w:w="0"/>
+        <w:jc w:val="left"/>
+        <w:tblLayout w:type="autofit"/>
+        <w:tblLook w:firstColumn="1" w:firstRow="1" w:lastColumn="0" w:lastRow="0" w:noHBand="0" w:noVBand="1" w:val="04A0"/>
+      </w:tblPr>
+      <w:tblGrid>
+        <w:gridCol w:w="3120"/>
+        <w:gridCol w:w="3120"/>
+        <w:gridCol w:w="3120"/>
+      </w:tblGrid>
+      <w:tr>
+        <w:tc>
+          <w:tcPr>
+            <w:tcW w:type="dxa" w:w="3120"/>
+            <w:tcBorders>
+              <w:top w:val="single" w:sz="4" w:space="0" w:color="AAAAAA"/>
+              <w:left w:val="single" w:sz="4" w:space="0" w:color="AAAAAA"/>
+              <w:bottom w:val="single" w:sz="4" w:space="0" w:color="AAAAAA"/>
+              <w:right w:val="single" w:sz="4" w:space="0" w:color="AAAAAA"/>
+            </w:tcBorders>
+            <w:shd w:fill="2C3E50" w:val="clear"/>
+          </w:tcPr>
+          <w:p>
+            <w:r>
+              <w:rPr>
+                <w:b/>
+                <w:color w:val="FFFFFF"/>
+                <w:sz w:val="18"/>
+              </w:rPr>
+            </w:r>
+            <w:r>
+              <w:rPr>
+                <w:rFonts w:ascii="Calibri" w:hAnsi="Calibri"/>
+                <w:b/>
+                <w:color w:val="FFFFFF"/>
+                <w:sz w:val="18"/>
+              </w:rPr>
+              <w:t>Metric</w:t>
+            </w:r>
+          </w:p>
+        </w:tc>
+        <w:tc>
+          <w:tcPr>
+            <w:tcW w:type="dxa" w:w="3120"/>
+            <w:tcBorders>
+              <w:top w:val="single" w:sz="4" w:space="0" w:color="AAAAAA"/>
+              <w:left w:val="single" w:sz="4" w:space="0" w:color="AAAAAA"/>
+              <w:bottom w:val="single" w:sz="4" w:space="0" w:color="AAAAAA"/>
+              <w:right w:val="single" w:sz="4" w:space="0" w:color="AAAAAA"/>
+            </w:tcBorders>
+            <w:shd w:fill="2C3E50" w:val="clear"/>
+          </w:tcPr>
+          <w:p>
+            <w:r>
+              <w:rPr>
+                <w:b/>
+                <w:color w:val="FFFFFF"/>
+                <w:sz w:val="18"/>
+              </w:rPr>
+            </w:r>
+            <w:r>
+              <w:rPr>
+                <w:rFonts w:ascii="Calibri" w:hAnsi="Calibri"/>
+                <w:b/>
+                <w:color w:val="FFFFFF"/>
+                <w:sz w:val="18"/>
+              </w:rPr>
+              <w:t>Target Requirement</w:t>
+            </w:r>
+          </w:p>
+        </w:tc>
+        <w:tc>
+          <w:tcPr>
+            <w:tcW w:type="dxa" w:w="3120"/>
+            <w:tcBorders>
+              <w:top w:val="single" w:sz="4" w:space="0" w:color="AAAAAA"/>
+              <w:left w:val="single" w:sz="4" w:space="0" w:color="AAAAAA"/>
+              <w:bottom w:val="single" w:sz="4" w:space="0" w:color="AAAAAA"/>
+              <w:right w:val="single" w:sz="4" w:space="0" w:color="AAAAAA"/>
+            </w:tcBorders>
+            <w:shd w:fill="2C3E50" w:val="clear"/>
+          </w:tcPr>
+          <w:p>
+            <w:r>
+              <w:rPr>
+                <w:b/>
+                <w:color w:val="FFFFFF"/>
+                <w:sz w:val="18"/>
+              </w:rPr>
+            </w:r>
+            <w:r>
+              <w:rPr>
+                <w:rFonts w:ascii="Calibri" w:hAnsi="Calibri"/>
+                <w:b/>
+                <w:color w:val="FFFFFF"/>
+                <w:sz w:val="18"/>
+              </w:rPr>
+              <w:t>Evaluation Method</w:t>
+            </w:r>
+          </w:p>
+        </w:tc>
+      </w:tr>
+      <w:tr>
+        <w:tc>
+          <w:tcPr>
+            <w:tcW w:type="dxa" w:w="3120"/>
+            <w:tcBorders>
+              <w:top w:val="single" w:sz="4" w:space="0" w:color="AAAAAA"/>
+              <w:left w:val="single" w:sz="4" w:space="0" w:color="AAAAAA"/>
+              <w:bottom w:val="single" w:sz="4" w:space="0" w:color="AAAAAA"/>
+              <w:right w:val="single" w:sz="4" w:space="0" w:color="AAAAAA"/>
+            </w:tcBorders>
+          </w:tcPr>
+          <w:p>
+            <w:r/>
+            <w:r>
+              <w:rPr>
+                <w:rFonts w:ascii="Calibri" w:hAnsi="Calibri"/>
+                <w:b/>
+                <w:sz w:val="18"/>
+              </w:rPr>
+              <w:t>Automated Suite Pass Rate</w:t>
+            </w:r>
+          </w:p>
+        </w:tc>
+        <w:tc>
+          <w:tcPr>
+            <w:tcW w:type="dxa" w:w="3120"/>
+            <w:tcBorders>
+              <w:top w:val="single" w:sz="4" w:space="0" w:color="AAAAAA"/>
+              <w:left w:val="single" w:sz="4" w:space="0" w:color="AAAAAA"/>
+              <w:bottom w:val="single" w:sz="4" w:space="0" w:color="AAAAAA"/>
+              <w:right w:val="single" w:sz="4" w:space="0" w:color="AAAAAA"/>
+            </w:tcBorders>
+          </w:tcPr>
+          <w:p>
+            <w:r/>
+            <w:r>
+              <w:rPr>
+                <w:rFonts w:ascii="Calibri" w:hAnsi="Calibri"/>
+                <w:b/>
+                <w:sz w:val="18"/>
+              </w:rPr>
+              <w:t>100% (44 / 44 test cases)</w:t>
+            </w:r>
+          </w:p>
+        </w:tc>
+        <w:tc>
+          <w:tcPr>
+            <w:tcW w:type="dxa" w:w="3120"/>
+            <w:tcBorders>
+              <w:top w:val="single" w:sz="4" w:space="0" w:color="AAAAAA"/>
+              <w:left w:val="single" w:sz="4" w:space="0" w:color="AAAAAA"/>
+              <w:bottom w:val="single" w:sz="4" w:space="0" w:color="AAAAAA"/>
+              <w:right w:val="single" w:sz="4" w:space="0" w:color="AAAAAA"/>
+            </w:tcBorders>
+          </w:tcPr>
+          <w:p>
+            <w:r/>
+            <w:r>
+              <w:rPr>
+                <w:rFonts w:ascii="Calibri" w:hAnsi="Calibri"/>
+                <w:sz w:val="18"/>
+              </w:rPr>
+              <w:t xml:space="preserve">Continuous automated execution via </w:t>
+            </w:r>
+            <w:r>
+              <w:rPr>
+                <w:rFonts w:ascii="Consolas" w:hAnsi="Consolas"/>
+                <w:color w:val="C0392B"/>
+                <w:sz w:val="19"/>
+              </w:rPr>
+              <w:t>npm test</w:t>
+            </w:r>
+          </w:p>
+        </w:tc>
+      </w:tr>
+      <w:tr>
+        <w:tc>
+          <w:tcPr>
+            <w:tcW w:type="dxa" w:w="3120"/>
+            <w:tcBorders>
+              <w:top w:val="single" w:sz="4" w:space="0" w:color="AAAAAA"/>
+              <w:left w:val="single" w:sz="4" w:space="0" w:color="AAAAAA"/>
+              <w:bottom w:val="single" w:sz="4" w:space="0" w:color="AAAAAA"/>
+              <w:right w:val="single" w:sz="4" w:space="0" w:color="AAAAAA"/>
+            </w:tcBorders>
+            <w:shd w:fill="F8F9FA" w:val="clear"/>
+          </w:tcPr>
+          <w:p>
+            <w:r/>
+            <w:r>
+              <w:rPr>
+                <w:rFonts w:ascii="Calibri" w:hAnsi="Calibri"/>
+                <w:b/>
+                <w:sz w:val="18"/>
+              </w:rPr>
+              <w:t>Manual GUI Verification</w:t>
+            </w:r>
+          </w:p>
+        </w:tc>
+        <w:tc>
+          <w:tcPr>
+            <w:tcW w:type="dxa" w:w="3120"/>
+            <w:tcBorders>
+              <w:top w:val="single" w:sz="4" w:space="0" w:color="AAAAAA"/>
+              <w:left w:val="single" w:sz="4" w:space="0" w:color="AAAAAA"/>
+              <w:bottom w:val="single" w:sz="4" w:space="0" w:color="AAAAAA"/>
+              <w:right w:val="single" w:sz="4" w:space="0" w:color="AAAAAA"/>
+            </w:tcBorders>
+            <w:shd w:fill="F8F9FA" w:val="clear"/>
+          </w:tcPr>
+          <w:p>
+            <w:r/>
+            <w:r>
+              <w:rPr>
+                <w:rFonts w:ascii="Calibri" w:hAnsi="Calibri"/>
+                <w:b/>
+                <w:sz w:val="18"/>
+              </w:rPr>
+              <w:t>100% (10 / 10 scenarios)</w:t>
+            </w:r>
+          </w:p>
+        </w:tc>
+        <w:tc>
+          <w:tcPr>
+            <w:tcW w:type="dxa" w:w="3120"/>
+            <w:tcBorders>
+              <w:top w:val="single" w:sz="4" w:space="0" w:color="AAAAAA"/>
+              <w:left w:val="single" w:sz="4" w:space="0" w:color="AAAAAA"/>
+              <w:bottom w:val="single" w:sz="4" w:space="0" w:color="AAAAAA"/>
+              <w:right w:val="single" w:sz="4" w:space="0" w:color="AAAAAA"/>
+            </w:tcBorders>
+            <w:shd w:fill="F8F9FA" w:val="clear"/>
+          </w:tcPr>
+          <w:p>
+            <w:r/>
+            <w:r>
+              <w:rPr>
+                <w:rFonts w:ascii="Calibri" w:hAnsi="Calibri"/>
+                <w:sz w:val="18"/>
+              </w:rPr>
+              <w:t>Protocol execution with dual-browser validation</w:t>
+            </w:r>
+          </w:p>
+        </w:tc>
+      </w:tr>
+      <w:tr>
+        <w:tc>
+          <w:tcPr>
+            <w:tcW w:type="dxa" w:w="3120"/>
+            <w:tcBorders>
+              <w:top w:val="single" w:sz="4" w:space="0" w:color="AAAAAA"/>
+              <w:left w:val="single" w:sz="4" w:space="0" w:color="AAAAAA"/>
+              <w:bottom w:val="single" w:sz="4" w:space="0" w:color="AAAAAA"/>
+              <w:right w:val="single" w:sz="4" w:space="0" w:color="AAAAAA"/>
+            </w:tcBorders>
+          </w:tcPr>
+          <w:p>
+            <w:r/>
+            <w:r>
+              <w:rPr>
+                <w:rFonts w:ascii="Calibri" w:hAnsi="Calibri"/>
+                <w:b/>
+                <w:sz w:val="18"/>
+              </w:rPr>
+              <w:t>Regression Tolerance</w:t>
+            </w:r>
+          </w:p>
+        </w:tc>
+        <w:tc>
+          <w:tcPr>
+            <w:tcW w:type="dxa" w:w="3120"/>
+            <w:tcBorders>
+              <w:top w:val="single" w:sz="4" w:space="0" w:color="AAAAAA"/>
+              <w:left w:val="single" w:sz="4" w:space="0" w:color="AAAAAA"/>
+              <w:bottom w:val="single" w:sz="4" w:space="0" w:color="AAAAAA"/>
+              <w:right w:val="single" w:sz="4" w:space="0" w:color="AAAAAA"/>
+            </w:tcBorders>
+          </w:tcPr>
+          <w:p>
+            <w:r/>
+            <w:r>
+              <w:rPr>
+                <w:rFonts w:ascii="Calibri" w:hAnsi="Calibri"/>
+                <w:b/>
+                <w:sz w:val="18"/>
+              </w:rPr>
+              <w:t>Zero (0) Critical / Blocker Defects</w:t>
+            </w:r>
+          </w:p>
+        </w:tc>
+        <w:tc>
+          <w:tcPr>
+            <w:tcW w:type="dxa" w:w="3120"/>
+            <w:tcBorders>
+              <w:top w:val="single" w:sz="4" w:space="0" w:color="AAAAAA"/>
+              <w:left w:val="single" w:sz="4" w:space="0" w:color="AAAAAA"/>
+              <w:bottom w:val="single" w:sz="4" w:space="0" w:color="AAAAAA"/>
+              <w:right w:val="single" w:sz="4" w:space="0" w:color="AAAAAA"/>
+            </w:tcBorders>
+          </w:tcPr>
+          <w:p>
+            <w:r/>
+            <w:r>
+              <w:rPr>
+                <w:rFonts w:ascii="Calibri" w:hAnsi="Calibri"/>
+                <w:sz w:val="18"/>
+              </w:rPr>
+              <w:t>Automated CI pipeline gate</w:t>
+            </w:r>
+          </w:p>
+        </w:tc>
+      </w:tr>
+      <w:tr>
+        <w:tc>
+          <w:tcPr>
+            <w:tcW w:type="dxa" w:w="3120"/>
+            <w:tcBorders>
+              <w:top w:val="single" w:sz="4" w:space="0" w:color="AAAAAA"/>
+              <w:left w:val="single" w:sz="4" w:space="0" w:color="AAAAAA"/>
+              <w:bottom w:val="single" w:sz="4" w:space="0" w:color="AAAAAA"/>
+              <w:right w:val="single" w:sz="4" w:space="0" w:color="AAAAAA"/>
+            </w:tcBorders>
+            <w:shd w:fill="F8F9FA" w:val="clear"/>
+          </w:tcPr>
+          <w:p>
+            <w:r/>
+            <w:r>
+              <w:rPr>
+                <w:rFonts w:ascii="Calibri" w:hAnsi="Calibri"/>
+                <w:b/>
+                <w:sz w:val="18"/>
+              </w:rPr>
+              <w:t>API Response Time</w:t>
+            </w:r>
+          </w:p>
+        </w:tc>
+        <w:tc>
+          <w:tcPr>
+            <w:tcW w:type="dxa" w:w="3120"/>
+            <w:tcBorders>
+              <w:top w:val="single" w:sz="4" w:space="0" w:color="AAAAAA"/>
+              <w:left w:val="single" w:sz="4" w:space="0" w:color="AAAAAA"/>
+              <w:bottom w:val="single" w:sz="4" w:space="0" w:color="AAAAAA"/>
+              <w:right w:val="single" w:sz="4" w:space="0" w:color="AAAAAA"/>
+            </w:tcBorders>
+            <w:shd w:fill="F8F9FA" w:val="clear"/>
+          </w:tcPr>
+          <w:p>
+            <w:r/>
+            <w:r>
+              <w:rPr>
+                <w:rFonts w:ascii="Calibri" w:hAnsi="Calibri"/>
+                <w:b/>
+                <w:sz w:val="18"/>
+              </w:rPr>
+              <w:t>&lt; 150 ms (95th percentile)</w:t>
+            </w:r>
+          </w:p>
+        </w:tc>
+        <w:tc>
+          <w:tcPr>
+            <w:tcW w:type="dxa" w:w="3120"/>
+            <w:tcBorders>
+              <w:top w:val="single" w:sz="4" w:space="0" w:color="AAAAAA"/>
+              <w:left w:val="single" w:sz="4" w:space="0" w:color="AAAAAA"/>
+              <w:bottom w:val="single" w:sz="4" w:space="0" w:color="AAAAAA"/>
+              <w:right w:val="single" w:sz="4" w:space="0" w:color="AAAAAA"/>
+            </w:tcBorders>
+            <w:shd w:fill="F8F9FA" w:val="clear"/>
+          </w:tcPr>
+          <w:p>
+            <w:r/>
+            <w:r>
+              <w:rPr>
+                <w:rFonts w:ascii="Calibri" w:hAnsi="Calibri"/>
+                <w:sz w:val="18"/>
+              </w:rPr>
+              <w:t>Integration test benchmarking</w:t>
+            </w:r>
+          </w:p>
+        </w:tc>
+      </w:tr>
+      <w:tr>
+        <w:tc>
+          <w:tcPr>
+            <w:tcW w:type="dxa" w:w="3120"/>
+            <w:tcBorders>
+              <w:top w:val="single" w:sz="4" w:space="0" w:color="AAAAAA"/>
+              <w:left w:val="single" w:sz="4" w:space="0" w:color="AAAAAA"/>
+              <w:bottom w:val="single" w:sz="4" w:space="0" w:color="AAAAAA"/>
+              <w:right w:val="single" w:sz="4" w:space="0" w:color="AAAAAA"/>
+            </w:tcBorders>
+          </w:tcPr>
+          <w:p>
+            <w:r/>
+            <w:r>
+              <w:rPr>
+                <w:rFonts w:ascii="Calibri" w:hAnsi="Calibri"/>
+                <w:b/>
+                <w:sz w:val="18"/>
+              </w:rPr>
+              <w:t>WebSocket Delivery Latency</w:t>
+            </w:r>
+          </w:p>
+        </w:tc>
+        <w:tc>
+          <w:tcPr>
+            <w:tcW w:type="dxa" w:w="3120"/>
+            <w:tcBorders>
+              <w:top w:val="single" w:sz="4" w:space="0" w:color="AAAAAA"/>
+              <w:left w:val="single" w:sz="4" w:space="0" w:color="AAAAAA"/>
+              <w:bottom w:val="single" w:sz="4" w:space="0" w:color="AAAAAA"/>
+              <w:right w:val="single" w:sz="4" w:space="0" w:color="AAAAAA"/>
+            </w:tcBorders>
+          </w:tcPr>
+          <w:p>
+            <w:r/>
+            <w:r>
+              <w:rPr>
+                <w:rFonts w:ascii="Calibri" w:hAnsi="Calibri"/>
+                <w:b/>
+                <w:sz w:val="18"/>
+              </w:rPr>
+              <w:t>&lt; 100 ms local dispatch</w:t>
+            </w:r>
+          </w:p>
+        </w:tc>
+        <w:tc>
+          <w:tcPr>
+            <w:tcW w:type="dxa" w:w="3120"/>
+            <w:tcBorders>
+              <w:top w:val="single" w:sz="4" w:space="0" w:color="AAAAAA"/>
+              <w:left w:val="single" w:sz="4" w:space="0" w:color="AAAAAA"/>
+              <w:bottom w:val="single" w:sz="4" w:space="0" w:color="AAAAAA"/>
+              <w:right w:val="single" w:sz="4" w:space="0" w:color="AAAAAA"/>
+            </w:tcBorders>
+          </w:tcPr>
+          <w:p>
+            <w:r/>
+            <w:r>
+              <w:rPr>
+                <w:rFonts w:ascii="Calibri" w:hAnsi="Calibri"/>
+                <w:sz w:val="18"/>
+              </w:rPr>
+              <w:t>Socket test event roundtrip measurement</w:t>
+            </w:r>
+          </w:p>
+        </w:tc>
+      </w:tr>
+    </w:tbl>
+    <w:p/>
+    <w:p>
+      <w:pPr>
+        <w:pStyle w:val="Heading3"/>
+      </w:pPr>
+      <w:r>
+        <w:t>5.2 Baseline Verification Status</w:t>
+      </w:r>
+    </w:p>
+    <w:p>
+      <w:pPr>
+        <w:spacing w:after="120"/>
+      </w:pPr>
+      <w:r>
+        <w:rPr>
+          <w:rFonts w:ascii="Calibri" w:hAnsi="Calibri"/>
+          <w:sz w:val="22"/>
+        </w:rPr>
+        <w:t>In preparation for Milestone 2, the automated test harness (</w:t>
+      </w:r>
+      <w:r>
+        <w:rPr>
+          <w:rFonts w:ascii="Consolas" w:hAnsi="Consolas"/>
+          <w:color w:val="C0392B"/>
+          <w:sz w:val="19"/>
+        </w:rPr>
+        <w:t>backend/tests/run_tests.js</w:t>
+      </w:r>
+      <w:r>
+        <w:rPr>
+          <w:rFonts w:ascii="Calibri" w:hAnsi="Calibri"/>
+          <w:sz w:val="22"/>
+        </w:rPr>
+        <w:t>) was executed against the active codebase to establish empirical proof that the specified test cases are technically valid, deterministic, and repeatable:</w:t>
       </w:r>
     </w:p>
     <w:p>
@@ -10601,21 +11092,41 @@
           <w:color w:val="282828"/>
           <w:sz w:val="18"/>
         </w:rPr>
-        <w:t>═══════════════════════════════════════════════════════════</w:t>
+        <w:t>═══════════════════════════════════════════════════════════════════════</w:t>
         <w:br/>
-        <w:t xml:space="preserve">  TEST RESULTS SUMMARY</w:t>
+        <w:t xml:space="preserve">  MILESTONE 2 BASELINE VERIFICATION EVIDENCE</w:t>
         <w:br/>
-        <w:t xml:space="preserve">  Total:  44 test cases</w:t>
+        <w:t xml:space="preserve">  Harness: Native HTTP &amp; Socket.IO Sequential Runner</w:t>
         <w:br/>
-        <w:t xml:space="preserve">  Passed: 44</w:t>
+        <w:t xml:space="preserve">  Automated Integration Cases:  44 / 44 Executed &amp; Verified (100% Pass)</w:t>
         <w:br/>
-        <w:t xml:space="preserve">  Failed: 0</w:t>
+        <w:t xml:space="preserve">  Manual GUI Scenarios:         10 / 10 Specified &amp; Verified</w:t>
         <w:br/>
-        <w:t xml:space="preserve">  Pass Rate: 100%</w:t>
+        <w:t xml:space="preserve">  Execution Duration:           ~3.5 seconds</w:t>
         <w:br/>
-        <w:t xml:space="preserve">  Execution Time: ~3.5 seconds</w:t>
+        <w:t xml:space="preserve">  Defect Count:                 0 Critical Bugs Encountered</w:t>
         <w:br/>
-        <w:t>═══════════════════════════════════════════════════════════</w:t>
+        <w:t>═══════════════════════════════════════════════════════════════════════</w:t>
+      </w:r>
+    </w:p>
+    <w:p>
+      <w:pPr>
+        <w:spacing w:after="120"/>
+      </w:pPr>
+      <w:r>
+        <w:rPr>
+          <w:rFonts w:ascii="Calibri" w:hAnsi="Calibri"/>
+          <w:sz w:val="22"/>
+        </w:rPr>
+        <w:t>This baseline confirms that the test specifications are not theoretical, but represent an operational verification suite ready to serve as the benchmark for final Milestone 3 evaluation.</w:t>
+      </w:r>
+    </w:p>
+    <w:p>
+      <w:pPr>
+        <w:pStyle w:val="Heading2"/>
+      </w:pPr>
+      <w:r>
+        <w:t>6. Test Execution &amp; Verification Protocol</w:t>
       </w:r>
     </w:p>
     <w:p>
@@ -10623,557 +11134,19 @@
         <w:pStyle w:val="Heading3"/>
       </w:pPr>
       <w:r>
-        <w:t>5.2 Manual GUI Test Results</w:t>
+        <w:t>6.1 Automated Test Execution Protocol</w:t>
       </w:r>
     </w:p>
     <w:p>
       <w:pPr>
-        <w:spacing w:before="120" w:after="120"/>
-        <w:ind w:left="283" w:right="283"/>
-        <w:shd w:fill="F4F4F4" w:val="clear"/>
+        <w:spacing w:after="120"/>
       </w:pPr>
       <w:r>
         <w:rPr>
-          <w:rFonts w:ascii="Consolas" w:hAnsi="Consolas"/>
-          <w:color w:val="282828"/>
-          <w:sz w:val="18"/>
+          <w:rFonts w:ascii="Calibri" w:hAnsi="Calibri"/>
+          <w:sz w:val="22"/>
         </w:rPr>
-        <w:t>═══════════════════════════════════════════════════════════</w:t>
-        <w:br/>
-        <w:t xml:space="preserve">  MANUAL GUI TEST RESULTS</w:t>
-        <w:br/>
-        <w:t xml:space="preserve">  Total:  10 test cases</w:t>
-        <w:br/>
-        <w:t xml:space="preserve">  Passed: 10</w:t>
-        <w:br/>
-        <w:t xml:space="preserve">  Failed: 0</w:t>
-        <w:br/>
-        <w:t xml:space="preserve">  Pass Rate: 100%</w:t>
-        <w:br/>
-        <w:t>═══════════════════════════════════════════════════════════</w:t>
-      </w:r>
-    </w:p>
-    <w:p>
-      <w:pPr>
-        <w:pStyle w:val="Heading3"/>
-      </w:pPr>
-      <w:r>
-        <w:t>5.3 Combined Coverage Summary</w:t>
-      </w:r>
-    </w:p>
-    <w:tbl>
-      <w:tblPr>
-        <w:tblW w:type="auto" w:w="0"/>
-        <w:jc w:val="left"/>
-        <w:tblLayout w:type="autofit"/>
-        <w:tblLook w:firstColumn="1" w:firstRow="1" w:lastColumn="0" w:lastRow="0" w:noHBand="0" w:noVBand="1" w:val="04A0"/>
-      </w:tblPr>
-      <w:tblGrid>
-        <w:gridCol w:w="1872"/>
-        <w:gridCol w:w="1872"/>
-        <w:gridCol w:w="1872"/>
-        <w:gridCol w:w="1872"/>
-        <w:gridCol w:w="1872"/>
-      </w:tblGrid>
-      <w:tr>
-        <w:tc>
-          <w:tcPr>
-            <w:tcW w:type="dxa" w:w="1872"/>
-            <w:tcBorders>
-              <w:top w:val="single" w:sz="4" w:space="0" w:color="AAAAAA"/>
-              <w:left w:val="single" w:sz="4" w:space="0" w:color="AAAAAA"/>
-              <w:bottom w:val="single" w:sz="4" w:space="0" w:color="AAAAAA"/>
-              <w:right w:val="single" w:sz="4" w:space="0" w:color="AAAAAA"/>
-            </w:tcBorders>
-            <w:shd w:fill="2C3E50" w:val="clear"/>
-          </w:tcPr>
-          <w:p>
-            <w:r>
-              <w:rPr>
-                <w:b/>
-                <w:color w:val="FFFFFF"/>
-                <w:sz w:val="18"/>
-              </w:rPr>
-            </w:r>
-            <w:r>
-              <w:rPr>
-                <w:rFonts w:ascii="Calibri" w:hAnsi="Calibri"/>
-                <w:b/>
-                <w:color w:val="FFFFFF"/>
-                <w:sz w:val="18"/>
-              </w:rPr>
-              <w:t>Test Category</w:t>
-            </w:r>
-          </w:p>
-        </w:tc>
-        <w:tc>
-          <w:tcPr>
-            <w:tcW w:type="dxa" w:w="1872"/>
-            <w:tcBorders>
-              <w:top w:val="single" w:sz="4" w:space="0" w:color="AAAAAA"/>
-              <w:left w:val="single" w:sz="4" w:space="0" w:color="AAAAAA"/>
-              <w:bottom w:val="single" w:sz="4" w:space="0" w:color="AAAAAA"/>
-              <w:right w:val="single" w:sz="4" w:space="0" w:color="AAAAAA"/>
-            </w:tcBorders>
-            <w:shd w:fill="2C3E50" w:val="clear"/>
-          </w:tcPr>
-          <w:p>
-            <w:r>
-              <w:rPr>
-                <w:b/>
-                <w:color w:val="FFFFFF"/>
-                <w:sz w:val="18"/>
-              </w:rPr>
-            </w:r>
-            <w:r>
-              <w:rPr>
-                <w:rFonts w:ascii="Calibri" w:hAnsi="Calibri"/>
-                <w:b/>
-                <w:color w:val="FFFFFF"/>
-                <w:sz w:val="18"/>
-              </w:rPr>
-              <w:t>Positive</w:t>
-            </w:r>
-          </w:p>
-        </w:tc>
-        <w:tc>
-          <w:tcPr>
-            <w:tcW w:type="dxa" w:w="1872"/>
-            <w:tcBorders>
-              <w:top w:val="single" w:sz="4" w:space="0" w:color="AAAAAA"/>
-              <w:left w:val="single" w:sz="4" w:space="0" w:color="AAAAAA"/>
-              <w:bottom w:val="single" w:sz="4" w:space="0" w:color="AAAAAA"/>
-              <w:right w:val="single" w:sz="4" w:space="0" w:color="AAAAAA"/>
-            </w:tcBorders>
-            <w:shd w:fill="2C3E50" w:val="clear"/>
-          </w:tcPr>
-          <w:p>
-            <w:r>
-              <w:rPr>
-                <w:b/>
-                <w:color w:val="FFFFFF"/>
-                <w:sz w:val="18"/>
-              </w:rPr>
-            </w:r>
-            <w:r>
-              <w:rPr>
-                <w:rFonts w:ascii="Calibri" w:hAnsi="Calibri"/>
-                <w:b/>
-                <w:color w:val="FFFFFF"/>
-                <w:sz w:val="18"/>
-              </w:rPr>
-              <w:t>Negative</w:t>
-            </w:r>
-          </w:p>
-        </w:tc>
-        <w:tc>
-          <w:tcPr>
-            <w:tcW w:type="dxa" w:w="1872"/>
-            <w:tcBorders>
-              <w:top w:val="single" w:sz="4" w:space="0" w:color="AAAAAA"/>
-              <w:left w:val="single" w:sz="4" w:space="0" w:color="AAAAAA"/>
-              <w:bottom w:val="single" w:sz="4" w:space="0" w:color="AAAAAA"/>
-              <w:right w:val="single" w:sz="4" w:space="0" w:color="AAAAAA"/>
-            </w:tcBorders>
-            <w:shd w:fill="2C3E50" w:val="clear"/>
-          </w:tcPr>
-          <w:p>
-            <w:r>
-              <w:rPr>
-                <w:b/>
-                <w:color w:val="FFFFFF"/>
-                <w:sz w:val="18"/>
-              </w:rPr>
-            </w:r>
-            <w:r>
-              <w:rPr>
-                <w:rFonts w:ascii="Calibri" w:hAnsi="Calibri"/>
-                <w:b/>
-                <w:color w:val="FFFFFF"/>
-                <w:sz w:val="18"/>
-              </w:rPr>
-              <w:t>Total</w:t>
-            </w:r>
-          </w:p>
-        </w:tc>
-        <w:tc>
-          <w:tcPr>
-            <w:tcW w:type="dxa" w:w="1872"/>
-            <w:tcBorders>
-              <w:top w:val="single" w:sz="4" w:space="0" w:color="AAAAAA"/>
-              <w:left w:val="single" w:sz="4" w:space="0" w:color="AAAAAA"/>
-              <w:bottom w:val="single" w:sz="4" w:space="0" w:color="AAAAAA"/>
-              <w:right w:val="single" w:sz="4" w:space="0" w:color="AAAAAA"/>
-            </w:tcBorders>
-            <w:shd w:fill="2C3E50" w:val="clear"/>
-          </w:tcPr>
-          <w:p>
-            <w:r>
-              <w:rPr>
-                <w:b/>
-                <w:color w:val="FFFFFF"/>
-                <w:sz w:val="18"/>
-              </w:rPr>
-            </w:r>
-            <w:r>
-              <w:rPr>
-                <w:rFonts w:ascii="Calibri" w:hAnsi="Calibri"/>
-                <w:b/>
-                <w:color w:val="FFFFFF"/>
-                <w:sz w:val="18"/>
-              </w:rPr>
-              <w:t>Pass Rate</w:t>
-            </w:r>
-          </w:p>
-        </w:tc>
-      </w:tr>
-      <w:tr>
-        <w:tc>
-          <w:tcPr>
-            <w:tcW w:type="dxa" w:w="1872"/>
-            <w:tcBorders>
-              <w:top w:val="single" w:sz="4" w:space="0" w:color="AAAAAA"/>
-              <w:left w:val="single" w:sz="4" w:space="0" w:color="AAAAAA"/>
-              <w:bottom w:val="single" w:sz="4" w:space="0" w:color="AAAAAA"/>
-              <w:right w:val="single" w:sz="4" w:space="0" w:color="AAAAAA"/>
-            </w:tcBorders>
-          </w:tcPr>
-          <w:p>
-            <w:r/>
-            <w:r>
-              <w:rPr>
-                <w:rFonts w:ascii="Calibri" w:hAnsi="Calibri"/>
-                <w:sz w:val="18"/>
-              </w:rPr>
-              <w:t>Automated Integration Tests</w:t>
-            </w:r>
-          </w:p>
-        </w:tc>
-        <w:tc>
-          <w:tcPr>
-            <w:tcW w:type="dxa" w:w="1872"/>
-            <w:tcBorders>
-              <w:top w:val="single" w:sz="4" w:space="0" w:color="AAAAAA"/>
-              <w:left w:val="single" w:sz="4" w:space="0" w:color="AAAAAA"/>
-              <w:bottom w:val="single" w:sz="4" w:space="0" w:color="AAAAAA"/>
-              <w:right w:val="single" w:sz="4" w:space="0" w:color="AAAAAA"/>
-            </w:tcBorders>
-          </w:tcPr>
-          <w:p>
-            <w:r/>
-            <w:r>
-              <w:rPr>
-                <w:rFonts w:ascii="Calibri" w:hAnsi="Calibri"/>
-                <w:sz w:val="18"/>
-              </w:rPr>
-              <w:t>33</w:t>
-            </w:r>
-          </w:p>
-        </w:tc>
-        <w:tc>
-          <w:tcPr>
-            <w:tcW w:type="dxa" w:w="1872"/>
-            <w:tcBorders>
-              <w:top w:val="single" w:sz="4" w:space="0" w:color="AAAAAA"/>
-              <w:left w:val="single" w:sz="4" w:space="0" w:color="AAAAAA"/>
-              <w:bottom w:val="single" w:sz="4" w:space="0" w:color="AAAAAA"/>
-              <w:right w:val="single" w:sz="4" w:space="0" w:color="AAAAAA"/>
-            </w:tcBorders>
-          </w:tcPr>
-          <w:p>
-            <w:r/>
-            <w:r>
-              <w:rPr>
-                <w:rFonts w:ascii="Calibri" w:hAnsi="Calibri"/>
-                <w:sz w:val="18"/>
-              </w:rPr>
-              <w:t>11</w:t>
-            </w:r>
-          </w:p>
-        </w:tc>
-        <w:tc>
-          <w:tcPr>
-            <w:tcW w:type="dxa" w:w="1872"/>
-            <w:tcBorders>
-              <w:top w:val="single" w:sz="4" w:space="0" w:color="AAAAAA"/>
-              <w:left w:val="single" w:sz="4" w:space="0" w:color="AAAAAA"/>
-              <w:bottom w:val="single" w:sz="4" w:space="0" w:color="AAAAAA"/>
-              <w:right w:val="single" w:sz="4" w:space="0" w:color="AAAAAA"/>
-            </w:tcBorders>
-          </w:tcPr>
-          <w:p>
-            <w:r/>
-            <w:r>
-              <w:rPr>
-                <w:rFonts w:ascii="Calibri" w:hAnsi="Calibri"/>
-                <w:sz w:val="18"/>
-              </w:rPr>
-              <w:t>44</w:t>
-            </w:r>
-          </w:p>
-        </w:tc>
-        <w:tc>
-          <w:tcPr>
-            <w:tcW w:type="dxa" w:w="1872"/>
-            <w:tcBorders>
-              <w:top w:val="single" w:sz="4" w:space="0" w:color="AAAAAA"/>
-              <w:left w:val="single" w:sz="4" w:space="0" w:color="AAAAAA"/>
-              <w:bottom w:val="single" w:sz="4" w:space="0" w:color="AAAAAA"/>
-              <w:right w:val="single" w:sz="4" w:space="0" w:color="AAAAAA"/>
-            </w:tcBorders>
-          </w:tcPr>
-          <w:p>
-            <w:r/>
-            <w:r>
-              <w:rPr>
-                <w:rFonts w:ascii="Calibri" w:hAnsi="Calibri"/>
-                <w:sz w:val="18"/>
-              </w:rPr>
-              <w:t>100%</w:t>
-            </w:r>
-          </w:p>
-        </w:tc>
-      </w:tr>
-      <w:tr>
-        <w:tc>
-          <w:tcPr>
-            <w:tcW w:type="dxa" w:w="1872"/>
-            <w:tcBorders>
-              <w:top w:val="single" w:sz="4" w:space="0" w:color="AAAAAA"/>
-              <w:left w:val="single" w:sz="4" w:space="0" w:color="AAAAAA"/>
-              <w:bottom w:val="single" w:sz="4" w:space="0" w:color="AAAAAA"/>
-              <w:right w:val="single" w:sz="4" w:space="0" w:color="AAAAAA"/>
-            </w:tcBorders>
-            <w:shd w:fill="F8F9FA" w:val="clear"/>
-          </w:tcPr>
-          <w:p>
-            <w:r/>
-            <w:r>
-              <w:rPr>
-                <w:rFonts w:ascii="Calibri" w:hAnsi="Calibri"/>
-                <w:sz w:val="18"/>
-              </w:rPr>
-              <w:t>Manual GUI Tests</w:t>
-            </w:r>
-          </w:p>
-        </w:tc>
-        <w:tc>
-          <w:tcPr>
-            <w:tcW w:type="dxa" w:w="1872"/>
-            <w:tcBorders>
-              <w:top w:val="single" w:sz="4" w:space="0" w:color="AAAAAA"/>
-              <w:left w:val="single" w:sz="4" w:space="0" w:color="AAAAAA"/>
-              <w:bottom w:val="single" w:sz="4" w:space="0" w:color="AAAAAA"/>
-              <w:right w:val="single" w:sz="4" w:space="0" w:color="AAAAAA"/>
-            </w:tcBorders>
-            <w:shd w:fill="F8F9FA" w:val="clear"/>
-          </w:tcPr>
-          <w:p>
-            <w:r/>
-            <w:r>
-              <w:rPr>
-                <w:rFonts w:ascii="Calibri" w:hAnsi="Calibri"/>
-                <w:sz w:val="18"/>
-              </w:rPr>
-              <w:t>10</w:t>
-            </w:r>
-          </w:p>
-        </w:tc>
-        <w:tc>
-          <w:tcPr>
-            <w:tcW w:type="dxa" w:w="1872"/>
-            <w:tcBorders>
-              <w:top w:val="single" w:sz="4" w:space="0" w:color="AAAAAA"/>
-              <w:left w:val="single" w:sz="4" w:space="0" w:color="AAAAAA"/>
-              <w:bottom w:val="single" w:sz="4" w:space="0" w:color="AAAAAA"/>
-              <w:right w:val="single" w:sz="4" w:space="0" w:color="AAAAAA"/>
-            </w:tcBorders>
-            <w:shd w:fill="F8F9FA" w:val="clear"/>
-          </w:tcPr>
-          <w:p>
-            <w:r/>
-            <w:r>
-              <w:rPr>
-                <w:rFonts w:ascii="Calibri" w:hAnsi="Calibri"/>
-                <w:sz w:val="18"/>
-              </w:rPr>
-              <w:t>0</w:t>
-            </w:r>
-          </w:p>
-        </w:tc>
-        <w:tc>
-          <w:tcPr>
-            <w:tcW w:type="dxa" w:w="1872"/>
-            <w:tcBorders>
-              <w:top w:val="single" w:sz="4" w:space="0" w:color="AAAAAA"/>
-              <w:left w:val="single" w:sz="4" w:space="0" w:color="AAAAAA"/>
-              <w:bottom w:val="single" w:sz="4" w:space="0" w:color="AAAAAA"/>
-              <w:right w:val="single" w:sz="4" w:space="0" w:color="AAAAAA"/>
-            </w:tcBorders>
-            <w:shd w:fill="F8F9FA" w:val="clear"/>
-          </w:tcPr>
-          <w:p>
-            <w:r/>
-            <w:r>
-              <w:rPr>
-                <w:rFonts w:ascii="Calibri" w:hAnsi="Calibri"/>
-                <w:sz w:val="18"/>
-              </w:rPr>
-              <w:t>10</w:t>
-            </w:r>
-          </w:p>
-        </w:tc>
-        <w:tc>
-          <w:tcPr>
-            <w:tcW w:type="dxa" w:w="1872"/>
-            <w:tcBorders>
-              <w:top w:val="single" w:sz="4" w:space="0" w:color="AAAAAA"/>
-              <w:left w:val="single" w:sz="4" w:space="0" w:color="AAAAAA"/>
-              <w:bottom w:val="single" w:sz="4" w:space="0" w:color="AAAAAA"/>
-              <w:right w:val="single" w:sz="4" w:space="0" w:color="AAAAAA"/>
-            </w:tcBorders>
-            <w:shd w:fill="F8F9FA" w:val="clear"/>
-          </w:tcPr>
-          <w:p>
-            <w:r/>
-            <w:r>
-              <w:rPr>
-                <w:rFonts w:ascii="Calibri" w:hAnsi="Calibri"/>
-                <w:sz w:val="18"/>
-              </w:rPr>
-              <w:t>100%</w:t>
-            </w:r>
-          </w:p>
-        </w:tc>
-      </w:tr>
-      <w:tr>
-        <w:tc>
-          <w:tcPr>
-            <w:tcW w:type="dxa" w:w="1872"/>
-            <w:tcBorders>
-              <w:top w:val="single" w:sz="4" w:space="0" w:color="AAAAAA"/>
-              <w:left w:val="single" w:sz="4" w:space="0" w:color="AAAAAA"/>
-              <w:bottom w:val="single" w:sz="4" w:space="0" w:color="AAAAAA"/>
-              <w:right w:val="single" w:sz="4" w:space="0" w:color="AAAAAA"/>
-            </w:tcBorders>
-          </w:tcPr>
-          <w:p>
-            <w:r/>
-            <w:r>
-              <w:rPr>
-                <w:rFonts w:ascii="Calibri" w:hAnsi="Calibri"/>
-                <w:b/>
-                <w:sz w:val="18"/>
-              </w:rPr>
-              <w:t>Combined Total</w:t>
-            </w:r>
-          </w:p>
-        </w:tc>
-        <w:tc>
-          <w:tcPr>
-            <w:tcW w:type="dxa" w:w="1872"/>
-            <w:tcBorders>
-              <w:top w:val="single" w:sz="4" w:space="0" w:color="AAAAAA"/>
-              <w:left w:val="single" w:sz="4" w:space="0" w:color="AAAAAA"/>
-              <w:bottom w:val="single" w:sz="4" w:space="0" w:color="AAAAAA"/>
-              <w:right w:val="single" w:sz="4" w:space="0" w:color="AAAAAA"/>
-            </w:tcBorders>
-          </w:tcPr>
-          <w:p>
-            <w:r/>
-            <w:r>
-              <w:rPr>
-                <w:rFonts w:ascii="Calibri" w:hAnsi="Calibri"/>
-                <w:b/>
-                <w:sz w:val="18"/>
-              </w:rPr>
-              <w:t>43</w:t>
-            </w:r>
-          </w:p>
-        </w:tc>
-        <w:tc>
-          <w:tcPr>
-            <w:tcW w:type="dxa" w:w="1872"/>
-            <w:tcBorders>
-              <w:top w:val="single" w:sz="4" w:space="0" w:color="AAAAAA"/>
-              <w:left w:val="single" w:sz="4" w:space="0" w:color="AAAAAA"/>
-              <w:bottom w:val="single" w:sz="4" w:space="0" w:color="AAAAAA"/>
-              <w:right w:val="single" w:sz="4" w:space="0" w:color="AAAAAA"/>
-            </w:tcBorders>
-          </w:tcPr>
-          <w:p>
-            <w:r/>
-            <w:r>
-              <w:rPr>
-                <w:rFonts w:ascii="Calibri" w:hAnsi="Calibri"/>
-                <w:b/>
-                <w:sz w:val="18"/>
-              </w:rPr>
-              <w:t>11</w:t>
-            </w:r>
-          </w:p>
-        </w:tc>
-        <w:tc>
-          <w:tcPr>
-            <w:tcW w:type="dxa" w:w="1872"/>
-            <w:tcBorders>
-              <w:top w:val="single" w:sz="4" w:space="0" w:color="AAAAAA"/>
-              <w:left w:val="single" w:sz="4" w:space="0" w:color="AAAAAA"/>
-              <w:bottom w:val="single" w:sz="4" w:space="0" w:color="AAAAAA"/>
-              <w:right w:val="single" w:sz="4" w:space="0" w:color="AAAAAA"/>
-            </w:tcBorders>
-          </w:tcPr>
-          <w:p>
-            <w:r/>
-            <w:r>
-              <w:rPr>
-                <w:rFonts w:ascii="Calibri" w:hAnsi="Calibri"/>
-                <w:b/>
-                <w:sz w:val="18"/>
-              </w:rPr>
-              <w:t>54</w:t>
-            </w:r>
-          </w:p>
-        </w:tc>
-        <w:tc>
-          <w:tcPr>
-            <w:tcW w:type="dxa" w:w="1872"/>
-            <w:tcBorders>
-              <w:top w:val="single" w:sz="4" w:space="0" w:color="AAAAAA"/>
-              <w:left w:val="single" w:sz="4" w:space="0" w:color="AAAAAA"/>
-              <w:bottom w:val="single" w:sz="4" w:space="0" w:color="AAAAAA"/>
-              <w:right w:val="single" w:sz="4" w:space="0" w:color="AAAAAA"/>
-            </w:tcBorders>
-          </w:tcPr>
-          <w:p>
-            <w:r/>
-            <w:r>
-              <w:rPr>
-                <w:rFonts w:ascii="Calibri" w:hAnsi="Calibri"/>
-                <w:b/>
-                <w:sz w:val="18"/>
-              </w:rPr>
-              <w:t>100%</w:t>
-            </w:r>
-          </w:p>
-        </w:tc>
-      </w:tr>
-    </w:tbl>
-    <w:p/>
-    <w:p>
-      <w:pPr>
-        <w:pStyle w:val="Heading2"/>
-      </w:pPr>
-      <w:r>
-        <w:t>6. Reproduction Guide</w:t>
-      </w:r>
-    </w:p>
-    <w:p>
-      <w:pPr>
-        <w:pStyle w:val="Heading3"/>
-      </w:pPr>
-      <w:r>
-        <w:t>6.1 Running the Automated Test Suite</w:t>
+        <w:t>To reproduce the automated integration verification suite, execute the following commands from the project root:</w:t>
       </w:r>
     </w:p>
     <w:p>
@@ -11198,11 +11171,12 @@
           <w:color w:val="282828"/>
           <w:sz w:val="18"/>
         </w:rPr>
-        <w:t># From the root directory of the project (mern-chat-app):</w:t>
+        <w:t># Standard execution command:</w:t>
         <w:br/>
         <w:t>npm test</w:t>
         <w:br/>
-        <w:t># Alternatively, run the test script directly:</w:t>
+        <w:br/>
+        <w:t># Direct test runner execution:</w:t>
         <w:br/>
         <w:t>node backend/tests/run_tests.js</w:t>
       </w:r>
@@ -11224,7 +11198,22 @@
           <w:rFonts w:ascii="Calibri" w:hAnsi="Calibri"/>
           <w:sz w:val="22"/>
         </w:rPr>
-        <w:t xml:space="preserve"> - MongoDB instance running and accessible - Server environment variables configured in </w:t>
+        <w:t xml:space="preserve"> 1. MongoDB server instance running and accessible via configured </w:t>
+      </w:r>
+      <w:r>
+        <w:rPr>
+          <w:rFonts w:ascii="Consolas" w:hAnsi="Consolas"/>
+          <w:color w:val="C0392B"/>
+          <w:sz w:val="19"/>
+        </w:rPr>
+        <w:t>MONGO_URI</w:t>
+      </w:r>
+      <w:r>
+        <w:rPr>
+          <w:rFonts w:ascii="Calibri" w:hAnsi="Calibri"/>
+          <w:sz w:val="22"/>
+        </w:rPr>
+        <w:t xml:space="preserve">. 2. Backend application environment variables properly loaded in </w:t>
       </w:r>
       <w:r>
         <w:rPr>
@@ -11239,42 +11228,22 @@
           <w:rFonts w:ascii="Calibri" w:hAnsi="Calibri"/>
           <w:sz w:val="22"/>
         </w:rPr>
-        <w:t xml:space="preserve"> - No conflicting server instance running on the configured PORT</w:t>
+        <w:t xml:space="preserve">. 3. Port </w:t>
       </w:r>
-    </w:p>
-    <w:p>
-      <w:pPr>
-        <w:spacing w:after="120"/>
-      </w:pPr>
       <w:r>
         <w:rPr>
-          <w:rFonts w:ascii="Calibri" w:hAnsi="Calibri"/>
-          <w:b/>
-          <w:sz w:val="22"/>
+          <w:rFonts w:ascii="Consolas" w:hAnsi="Consolas"/>
+          <w:color w:val="C0392B"/>
+          <w:sz w:val="19"/>
         </w:rPr>
-        <w:t>Expected Output:</w:t>
+        <w:t>5000</w:t>
       </w:r>
       <w:r>
         <w:rPr>
           <w:rFonts w:ascii="Calibri" w:hAnsi="Calibri"/>
           <w:sz w:val="22"/>
         </w:rPr>
-        <w:t xml:space="preserve"> The terminal will display each test case execution with pass/fail status, followed by a summary:</w:t>
-      </w:r>
-    </w:p>
-    <w:p>
-      <w:pPr>
-        <w:spacing w:before="120" w:after="120"/>
-        <w:ind w:left="283" w:right="283"/>
-        <w:shd w:fill="F4F4F4" w:val="clear"/>
-      </w:pPr>
-      <w:r>
-        <w:rPr>
-          <w:rFonts w:ascii="Consolas" w:hAnsi="Consolas"/>
-          <w:color w:val="282828"/>
-          <w:sz w:val="18"/>
-        </w:rPr>
-        <w:t>TEST RESULTS SUMMARY: 44 PASSED, 0 FAILED (100%)</w:t>
+        <w:t xml:space="preserve"> unobstructed by conflicting processes.</w:t>
       </w:r>
     </w:p>
     <w:p>
@@ -11282,7 +11251,7 @@
         <w:pStyle w:val="Heading3"/>
       </w:pPr>
       <w:r>
-        <w:t>6.2 Running the Manual GUI Tests</w:t>
+        <w:t>6.2 Manual GUI Test Protocol</w:t>
       </w:r>
     </w:p>
     <w:p>
@@ -11294,7 +11263,7 @@
           <w:rFonts w:ascii="Calibri" w:hAnsi="Calibri"/>
           <w:sz w:val="22"/>
         </w:rPr>
-        <w:t xml:space="preserve">1. Start the backend server: </w:t>
+        <w:t xml:space="preserve">1. Launch backend API server: </w:t>
       </w:r>
       <w:r>
         <w:rPr>
@@ -11309,7 +11278,7 @@
           <w:rFonts w:ascii="Calibri" w:hAnsi="Calibri"/>
           <w:sz w:val="22"/>
         </w:rPr>
-        <w:t xml:space="preserve"> (from project root) 2. Start the frontend: </w:t>
+        <w:t xml:space="preserve"> (root directory). 2. Launch React frontend application: </w:t>
       </w:r>
       <w:r>
         <w:rPr>
@@ -11324,7 +11293,7 @@
           <w:rFonts w:ascii="Calibri" w:hAnsi="Calibri"/>
           <w:sz w:val="22"/>
         </w:rPr>
-        <w:t xml:space="preserve"> 3. Open Google Chrome (Normal window) → Navigate to </w:t>
+        <w:t xml:space="preserve">. 3. Open Google Chrome Standard Session at </w:t>
       </w:r>
       <w:r>
         <w:rPr>
@@ -11339,7 +11308,7 @@
           <w:rFonts w:ascii="Calibri" w:hAnsi="Calibri"/>
           <w:sz w:val="22"/>
         </w:rPr>
-        <w:t xml:space="preserve"> 4. Open Google Chrome (Incognito window) → Navigate to </w:t>
+        <w:t xml:space="preserve">. 4. Open Google Chrome Incognito Session at </w:t>
       </w:r>
       <w:r>
         <w:rPr>
@@ -11354,7 +11323,37 @@
           <w:rFonts w:ascii="Calibri" w:hAnsi="Calibri"/>
           <w:sz w:val="22"/>
         </w:rPr>
-        <w:t xml:space="preserve"> 5. Follow the test steps described in Section 4 for each test case 6. Document observations with screenshots for verification</w:t>
+        <w:t xml:space="preserve">. 5. Execute procedural steps for </w:t>
+      </w:r>
+      <w:r>
+        <w:rPr>
+          <w:rFonts w:ascii="Consolas" w:hAnsi="Consolas"/>
+          <w:color w:val="C0392B"/>
+          <w:sz w:val="19"/>
+        </w:rPr>
+        <w:t>TC-MAN-01</w:t>
+      </w:r>
+      <w:r>
+        <w:rPr>
+          <w:rFonts w:ascii="Calibri" w:hAnsi="Calibri"/>
+          <w:sz w:val="22"/>
+        </w:rPr>
+        <w:t xml:space="preserve"> through </w:t>
+      </w:r>
+      <w:r>
+        <w:rPr>
+          <w:rFonts w:ascii="Consolas" w:hAnsi="Consolas"/>
+          <w:color w:val="C0392B"/>
+          <w:sz w:val="19"/>
+        </w:rPr>
+        <w:t>TC-MAN-10</w:t>
+      </w:r>
+      <w:r>
+        <w:rPr>
+          <w:rFonts w:ascii="Calibri" w:hAnsi="Calibri"/>
+          <w:sz w:val="22"/>
+        </w:rPr>
+        <w:t xml:space="preserve"> as detailed in Section 4. 6. Record visual confirmations and observational logs for final Milestone 3 Testing Report documentation.</w:t>
       </w:r>
     </w:p>
     <w:sectPr>
